--- a/Dbbb-Ebc/B102-Tzz.docx
+++ b/Dbbb-Ebc/B102-Tzz.docx
@@ -4,56 +4,6026 @@
   <w:body>
     <w:p>
       <w:pPr>
-        <w:spacing w:before="1200"/>
-        <w:jc w:val="center"/>
+        <w:pBdr>
+          <w:bottom w:val="single" w:sz="4" w:space="1" w:color="auto"/>
+        </w:pBdr>
+        <w:jc w:val="both"/>
+        <w:rPr>
+          <w:rFonts w:ascii="Abyssinica SIL" w:hAnsi="Abyssinica SIL" w:cs="Abyssinica SIL"/>
+          <w:noProof/>
+          <w:lang w:val="am-ET"/>
+        </w:rPr>
+      </w:pPr>
+      <w:r>
+        <w:rPr>
+          <w:rFonts w:ascii="Abyssinica SIL" w:hAnsi="Abyssinica SIL" w:cs="Abyssinica SIL"/>
+          <w:noProof/>
+          <w:lang w:val="am-ET"/>
+        </w:rPr>
+        <w:t xml:space="preserve">The Ethiopic text of the </w:t>
+      </w:r>
+      <w:r>
         <w:rPr>
           <w:rFonts w:ascii="Abyssinica SIL" w:hAnsi="Abyssinica SIL" w:cs="Abyssinica SIL"/>
           <w:i/>
           <w:iCs/>
-          <w:sz w:val="28"/>
-          <w:szCs w:val="28"/>
-        </w:rPr>
-      </w:pPr>
+          <w:noProof/>
+          <w:lang w:val="am-ET"/>
+        </w:rPr>
+        <w:t>Book of Te’ezaz</w:t>
+      </w:r>
+      <w:r>
+        <w:rPr>
+          <w:rFonts w:ascii="Abyssinica SIL" w:hAnsi="Abyssinica SIL" w:cs="Abyssinica SIL"/>
+          <w:noProof/>
+          <w:lang w:val="am-ET"/>
+        </w:rPr>
+        <w:t xml:space="preserve"> presented here is that of Rev. G. Horner’s 1904 </w:t>
+      </w:r>
+      <w:r>
+        <w:rPr>
+          <w:rFonts w:ascii="Abyssinica SIL" w:hAnsi="Abyssinica SIL" w:cs="Abyssinica SIL"/>
+          <w:noProof/>
+          <w:lang w:val="am-ET"/>
+        </w:rPr>
+        <w:t>publication</w:t>
+      </w:r>
+      <w:r>
+        <w:rPr>
+          <w:rFonts w:ascii="Abyssinica SIL" w:hAnsi="Abyssinica SIL" w:cs="Abyssinica SIL"/>
+          <w:noProof/>
+          <w:lang w:val="am-ET"/>
+        </w:rPr>
+        <w:t>, “</w:t>
+      </w:r>
       <w:r>
         <w:rPr>
           <w:rFonts w:ascii="Abyssinica SIL" w:hAnsi="Abyssinica SIL" w:cs="Abyssinica SIL"/>
           <w:i/>
           <w:iCs/>
-          <w:sz w:val="28"/>
-          <w:szCs w:val="28"/>
-        </w:rPr>
-        <w:t xml:space="preserve">We are currently working on digitizing the </w:t>
+          <w:noProof/>
+          <w:u w:val="single"/>
+          <w:lang w:val="am-ET"/>
+        </w:rPr>
+        <w:t>The Statutes of the Apostles, or Canones Ecclesiastici</w:t>
+      </w:r>
+      <w:r>
+        <w:rPr>
+          <w:rFonts w:ascii="Abyssinica SIL" w:hAnsi="Abyssinica SIL" w:cs="Abyssinica SIL"/>
+          <w:noProof/>
+          <w:u w:val="single"/>
+          <w:lang w:val="am-ET"/>
+        </w:rPr>
+        <w:t>,” London: Williams &amp; Norgate</w:t>
+      </w:r>
+      <w:r>
+        <w:rPr>
+          <w:rFonts w:ascii="Abyssinica SIL" w:hAnsi="Abyssinica SIL" w:cs="Abyssinica SIL"/>
+          <w:noProof/>
+          <w:lang w:val="am-ET"/>
+        </w:rPr>
+        <w:t>.</w:t>
+      </w:r>
+      <w:r>
+        <w:rPr>
+          <w:rFonts w:ascii="Abyssinica SIL" w:hAnsi="Abyssinica SIL" w:cs="Abyssinica SIL"/>
+          <w:noProof/>
+          <w:lang w:val="am-ET"/>
+        </w:rPr>
+        <w:t xml:space="preserve"> </w:t>
+      </w:r>
+      <w:r>
+        <w:rPr>
+          <w:rFonts w:ascii="Abyssinica SIL" w:hAnsi="Abyssinica SIL" w:cs="Abyssinica SIL"/>
+          <w:noProof/>
+          <w:lang w:val="am-ET"/>
+        </w:rPr>
+        <w:t>T</w:t>
+      </w:r>
+      <w:r>
+        <w:rPr>
+          <w:rFonts w:ascii="Abyssinica SIL" w:hAnsi="Abyssinica SIL" w:cs="Abyssinica SIL"/>
+          <w:noProof/>
+          <w:lang w:val="am-ET"/>
+        </w:rPr>
+        <w:t xml:space="preserve">he text has been extracted using image-to-text conversion software and, although numerous corrections have been made, the text has not (yet) been </w:t>
       </w:r>
       <w:r>
         <w:rPr>
           <w:rFonts w:ascii="Abyssinica SIL" w:hAnsi="Abyssinica SIL" w:cs="Abyssinica SIL"/>
           <w:i/>
           <w:iCs/>
-          <w:sz w:val="28"/>
-          <w:szCs w:val="28"/>
-        </w:rPr>
-        <w:t>Ge’ez</w:t>
-      </w:r>
-      <w:r>
-        <w:rPr>
-          <w:rFonts w:ascii="Abyssinica SIL" w:hAnsi="Abyssinica SIL" w:cs="Abyssinica SIL"/>
+          <w:noProof/>
+          <w:lang w:val="am-ET"/>
+        </w:rPr>
+        <w:t>formally</w:t>
+      </w:r>
+      <w:r>
+        <w:rPr>
+          <w:rFonts w:ascii="Abyssinica SIL" w:hAnsi="Abyssinica SIL" w:cs="Abyssinica SIL"/>
+          <w:noProof/>
+          <w:lang w:val="am-ET"/>
+        </w:rPr>
+        <w:t xml:space="preserve"> proofread.</w:t>
+      </w:r>
+    </w:p>
+    <w:p>
+      <w:pPr>
+        <w:pBdr>
+          <w:bottom w:val="single" w:sz="4" w:space="1" w:color="auto"/>
+        </w:pBdr>
+        <w:spacing w:before="120"/>
+        <w:jc w:val="center"/>
+        <w:rPr>
+          <w:rFonts w:ascii="Abyssinica SIL" w:hAnsi="Abyssinica SIL" w:cs="Abyssinica SIL"/>
+          <w:b/>
+          <w:bCs/>
           <w:i/>
           <w:iCs/>
-          <w:sz w:val="28"/>
-          <w:szCs w:val="28"/>
-        </w:rPr>
-        <w:t xml:space="preserve"> text for this book.</w:t>
+          <w:noProof/>
+          <w:color w:val="77206D" w:themeColor="accent5" w:themeShade="BF"/>
+          <w:lang w:val="am-ET"/>
+        </w:rPr>
+      </w:pPr>
+      <w:r>
+        <w:rPr>
+          <w:rFonts w:ascii="Abyssinica SIL" w:hAnsi="Abyssinica SIL" w:cs="Abyssinica SIL"/>
+          <w:b/>
+          <w:bCs/>
+          <w:i/>
+          <w:iCs/>
+          <w:noProof/>
+          <w:color w:val="77206D" w:themeColor="accent5" w:themeShade="BF"/>
+          <w:lang w:val="am-ET"/>
+        </w:rPr>
+        <w:t>The text presented here (for Chs 1–13) is posted by way of a ‘preview’; we hope to have the full text in the near future.</w:t>
+      </w:r>
+    </w:p>
+    <w:p>
+      <w:pPr>
+        <w:keepNext/>
+        <w:widowControl w:val="0"/>
+        <w:snapToGrid w:val="0"/>
+        <w:spacing w:before="120"/>
+        <w:jc w:val="center"/>
+        <w:rPr>
+          <w:rFonts w:ascii="Abyssinica SIL" w:hAnsi="Abyssinica SIL" w:cs="Abyssinica SIL"/>
+          <w:b/>
+          <w:bCs/>
+          <w:noProof/>
+          <w:sz w:val="32"/>
+          <w:szCs w:val="32"/>
+          <w:u w:val="single" w:color="00B050"/>
+          <w:lang w:val="am-ET" w:bidi="syr-SY"/>
+        </w:rPr>
+      </w:pPr>
+      <w:r>
+        <w:rPr>
+          <w:rFonts w:ascii="Abyssinica SIL" w:hAnsi="Abyssinica SIL" w:cs="Abyssinica SIL"/>
+          <w:b/>
+          <w:bCs/>
+          <w:noProof/>
+          <w:sz w:val="32"/>
+          <w:szCs w:val="32"/>
+          <w:u w:val="single" w:color="00B050"/>
+          <w:lang w:val="am-ET" w:bidi="syr-SY"/>
+        </w:rPr>
+        <w:t xml:space="preserve">Chapter </w:t>
+      </w:r>
+      <w:r>
+        <w:rPr>
+          <w:rFonts w:ascii="Abyssinica SIL" w:hAnsi="Abyssinica SIL" w:cs="Abyssinica SIL"/>
+          <w:b/>
+          <w:bCs/>
+          <w:noProof/>
+          <w:sz w:val="32"/>
+          <w:szCs w:val="32"/>
+          <w:u w:val="single" w:color="00B050"/>
+          <w:lang w:val="am-ET" w:bidi="syr-SY"/>
+        </w:rPr>
+        <w:t>1</w:t>
+      </w:r>
+    </w:p>
+    <w:p>
+      <w:pPr>
+        <w:snapToGrid w:val="0"/>
+        <w:spacing w:before="120"/>
+        <w:jc w:val="both"/>
+        <w:rPr>
+          <w:rStyle w:val="refmarker"/>
+          <w:rFonts w:ascii="Abyssinica SIL" w:hAnsi="Abyssinica SIL" w:cs="Abyssinica SIL"/>
+          <w:color w:val="993300"/>
+          <w:sz w:val="28"/>
+          <w:szCs w:val="28"/>
+          <w:shd w:val="clear" w:color="auto" w:fill="FFFFFF"/>
+          <w:lang w:val="am-ET"/>
+        </w:rPr>
+      </w:pPr>
+      <w:r>
+        <w:rPr>
+          <w:rStyle w:val="refmarker"/>
+          <w:rFonts w:ascii="Abyssinica SIL" w:hAnsi="Abyssinica SIL" w:cs="Abyssinica SIL"/>
+          <w:color w:val="993300"/>
+          <w:sz w:val="28"/>
+          <w:szCs w:val="28"/>
+          <w:shd w:val="clear" w:color="auto" w:fill="FFFFFF"/>
+          <w:lang w:val="am-ET"/>
+        </w:rPr>
+        <w:t>በስመ፡ አብ፡ ወወልድ፡ ወመንፈስ፡ ቅዱስ፡ ፩አምላከ</w:t>
+      </w:r>
+      <w:r>
+        <w:rPr>
+          <w:rStyle w:val="refmarker"/>
+          <w:rFonts w:ascii="Abyssinica SIL" w:hAnsi="Abyssinica SIL" w:cs="Abyssinica SIL"/>
+          <w:color w:val="993300"/>
+          <w:sz w:val="28"/>
+          <w:szCs w:val="28"/>
+          <w:shd w:val="clear" w:color="auto" w:fill="FFFFFF"/>
+          <w:lang w:val="am-ET"/>
+        </w:rPr>
+        <w:t> </w:t>
+      </w:r>
+      <w:r>
+        <w:rPr>
+          <w:rStyle w:val="refmarker"/>
+          <w:rFonts w:ascii="Abyssinica SIL" w:hAnsi="Abyssinica SIL" w:cs="Abyssinica SIL"/>
+          <w:color w:val="993300"/>
+          <w:sz w:val="28"/>
+          <w:szCs w:val="28"/>
+          <w:shd w:val="clear" w:color="auto" w:fill="FFFFFF"/>
+          <w:lang w:val="am-ET"/>
+        </w:rPr>
+        <w:t>። ዝንቱ፡ ሲኖዶስ፡ ዘአበው፡ ሐዋርያት፡</w:t>
+      </w:r>
+      <w:r>
+        <w:rPr>
+          <w:rStyle w:val="refmarker"/>
+          <w:rFonts w:ascii="Abyssinica SIL" w:hAnsi="Abyssinica SIL" w:cs="Abyssinica SIL"/>
+          <w:color w:val="993300"/>
+          <w:sz w:val="28"/>
+          <w:szCs w:val="28"/>
+          <w:shd w:val="clear" w:color="auto" w:fill="FFFFFF"/>
+          <w:lang w:val="am-ET"/>
+        </w:rPr>
+        <w:t xml:space="preserve"> </w:t>
+      </w:r>
+      <w:r>
+        <w:rPr>
+          <w:rStyle w:val="refmarker"/>
+          <w:rFonts w:ascii="Abyssinica SIL" w:hAnsi="Abyssinica SIL" w:cs="Abyssinica SIL"/>
+          <w:color w:val="993300"/>
+          <w:sz w:val="28"/>
+          <w:szCs w:val="28"/>
+          <w:shd w:val="clear" w:color="auto" w:fill="FFFFFF"/>
+          <w:lang w:val="am-ET"/>
+        </w:rPr>
+        <w:t>ዘሠርዑ፡ ለአርትዖ፡</w:t>
+      </w:r>
+      <w:r>
+        <w:rPr>
+          <w:rStyle w:val="refmarker"/>
+          <w:rFonts w:ascii="Abyssinica SIL" w:hAnsi="Abyssinica SIL" w:cs="Abyssinica SIL"/>
+          <w:color w:val="993300"/>
+          <w:sz w:val="28"/>
+          <w:szCs w:val="28"/>
+          <w:shd w:val="clear" w:color="auto" w:fill="FFFFFF"/>
+          <w:lang w:val="am-ET"/>
+        </w:rPr>
+        <w:t xml:space="preserve"> </w:t>
+      </w:r>
+      <w:r>
+        <w:rPr>
+          <w:rStyle w:val="refmarker"/>
+          <w:rFonts w:ascii="Abyssinica SIL" w:hAnsi="Abyssinica SIL" w:cs="Abyssinica SIL"/>
+          <w:color w:val="993300"/>
+          <w:sz w:val="28"/>
+          <w:szCs w:val="28"/>
+          <w:shd w:val="clear" w:color="auto" w:fill="FFFFFF"/>
+          <w:lang w:val="am-ET"/>
+        </w:rPr>
+        <w:t>ቤተ፡ ክርስቲያን፡</w:t>
+      </w:r>
+    </w:p>
+    <w:p>
+      <w:pPr>
+        <w:snapToGrid w:val="0"/>
+        <w:spacing w:before="120"/>
+        <w:jc w:val="both"/>
+        <w:rPr>
+          <w:rStyle w:val="refmarker"/>
+          <w:rFonts w:ascii="Abyssinica SIL" w:hAnsi="Abyssinica SIL" w:cs="Abyssinica SIL"/>
+          <w:color w:val="993300"/>
+          <w:sz w:val="28"/>
+          <w:szCs w:val="28"/>
+          <w:shd w:val="clear" w:color="auto" w:fill="FFFFFF"/>
+          <w:lang w:val="am-ET"/>
+        </w:rPr>
+      </w:pPr>
+      <w:r>
+        <w:rPr>
+          <w:rStyle w:val="refmarker"/>
+          <w:rFonts w:ascii="Abyssinica SIL" w:hAnsi="Abyssinica SIL" w:cs="Abyssinica SIL"/>
+          <w:color w:val="993300"/>
+          <w:sz w:val="28"/>
+          <w:szCs w:val="28"/>
+          <w:shd w:val="clear" w:color="auto" w:fill="FFFFFF"/>
+          <w:lang w:val="am-ET"/>
+        </w:rPr>
+        <w:t>ተፈሥሑ፡ ውሉድነ፡ ወአዋልድነ፡ በስሙ፡ ለእግዚእነ፡ ኢየሱስ፡ ክርስቶስ</w:t>
+      </w:r>
+      <w:r>
+        <w:rPr>
+          <w:rStyle w:val="refmarker"/>
+          <w:rFonts w:ascii="Abyssinica SIL" w:hAnsi="Abyssinica SIL" w:cs="Abyssinica SIL"/>
+          <w:color w:val="993300"/>
+          <w:sz w:val="28"/>
+          <w:szCs w:val="28"/>
+          <w:shd w:val="clear" w:color="auto" w:fill="FFFFFF"/>
+          <w:lang w:val="am-ET"/>
+        </w:rPr>
+        <w:t> </w:t>
+      </w:r>
+      <w:r>
+        <w:rPr>
+          <w:rStyle w:val="refmarker"/>
+          <w:rFonts w:ascii="Abyssinica SIL" w:hAnsi="Abyssinica SIL" w:cs="Abyssinica SIL"/>
+          <w:color w:val="993300"/>
+          <w:sz w:val="28"/>
+          <w:szCs w:val="28"/>
+          <w:shd w:val="clear" w:color="auto" w:fill="FFFFFF"/>
+          <w:lang w:val="am-ET"/>
+        </w:rPr>
+        <w:t>።</w:t>
+      </w:r>
+    </w:p>
+    <w:p>
+      <w:pPr>
+        <w:keepNext/>
+        <w:widowControl w:val="0"/>
+        <w:snapToGrid w:val="0"/>
+        <w:spacing w:before="120"/>
+        <w:jc w:val="center"/>
+        <w:rPr>
+          <w:rStyle w:val="refmarker"/>
+          <w:rFonts w:ascii="Abyssinica SIL" w:hAnsi="Abyssinica SIL" w:cs="Abyssinica SIL"/>
+          <w:noProof/>
+          <w:color w:val="0070C0"/>
+          <w:sz w:val="28"/>
+          <w:szCs w:val="28"/>
+          <w:shd w:val="clear" w:color="auto" w:fill="FFFFFF"/>
+          <w:vertAlign w:val="superscript"/>
+          <w:lang w:val="am-ET"/>
+        </w:rPr>
+      </w:pPr>
+      <w:r>
+        <w:rPr>
+          <w:rStyle w:val="refmarker"/>
+          <w:rFonts w:ascii="Abyssinica SIL" w:hAnsi="Abyssinica SIL" w:cs="Abyssinica SIL"/>
+          <w:b/>
+          <w:bCs/>
+          <w:color w:val="993300"/>
+          <w:sz w:val="28"/>
+          <w:szCs w:val="28"/>
+          <w:shd w:val="clear" w:color="auto" w:fill="FFFFFF"/>
+          <w:lang w:val="am-ET"/>
+        </w:rPr>
+        <w:t>ትእዛዝ፡ ፩፡</w:t>
+      </w:r>
+    </w:p>
+    <w:p>
+      <w:pPr>
+        <w:snapToGrid w:val="0"/>
+        <w:spacing w:before="120"/>
+        <w:jc w:val="both"/>
+        <w:rPr>
+          <w:rFonts w:ascii="Abyssinica SIL" w:hAnsi="Abyssinica SIL" w:cs="Abyssinica SIL"/>
+          <w:noProof/>
+          <w:color w:val="993300"/>
+          <w:sz w:val="28"/>
+          <w:szCs w:val="28"/>
+          <w:lang w:val="am-ET" w:bidi="syr-SY"/>
+        </w:rPr>
+      </w:pPr>
+      <w:r>
+        <w:rPr>
+          <w:rStyle w:val="refmarker"/>
+          <w:rFonts w:ascii="Abyssinica SIL" w:hAnsi="Abyssinica SIL" w:cs="Abyssinica SIL"/>
+          <w:color w:val="993300"/>
+          <w:sz w:val="28"/>
+          <w:szCs w:val="28"/>
+          <w:shd w:val="clear" w:color="auto" w:fill="FFFFFF"/>
+          <w:lang w:val="am-ET"/>
+        </w:rPr>
+        <w:t>ይቤሉ፡ ዮሐንስ፡ ማቴዎስ፡ ወጴጥሮስ፡ ወፊልጶስ፡ ወስምዖን፡ ወያዕቆብ፡ ወናትናኤል፡</w:t>
+      </w:r>
+      <w:r>
+        <w:rPr>
+          <w:rStyle w:val="refmarker"/>
+          <w:rFonts w:ascii="Abyssinica SIL" w:hAnsi="Abyssinica SIL" w:cs="Abyssinica SIL"/>
+          <w:color w:val="993300"/>
+          <w:sz w:val="28"/>
+          <w:szCs w:val="28"/>
+          <w:shd w:val="clear" w:color="auto" w:fill="FFFFFF"/>
+          <w:lang w:val="am-ET"/>
+        </w:rPr>
+        <w:t xml:space="preserve"> </w:t>
+      </w:r>
+      <w:r>
+        <w:rPr>
+          <w:rStyle w:val="refmarker"/>
+          <w:rFonts w:ascii="Abyssinica SIL" w:hAnsi="Abyssinica SIL" w:cs="Abyssinica SIL"/>
+          <w:color w:val="993300"/>
+          <w:sz w:val="28"/>
+          <w:szCs w:val="28"/>
+          <w:shd w:val="clear" w:color="auto" w:fill="FFFFFF"/>
+          <w:lang w:val="am-ET"/>
+        </w:rPr>
+        <w:t>ወቶማስ፡ ወተፋስ፡ ወእንድርያስ፡ ወበርተሎሜዎስ፡ ወይሁዳ፡</w:t>
+      </w:r>
+      <w:r>
+        <w:rPr>
+          <w:rStyle w:val="refmarker"/>
+          <w:rFonts w:ascii="Abyssinica SIL" w:hAnsi="Abyssinica SIL" w:cs="Abyssinica SIL"/>
+          <w:color w:val="993300"/>
+          <w:sz w:val="28"/>
+          <w:szCs w:val="28"/>
+          <w:shd w:val="clear" w:color="auto" w:fill="FFFFFF"/>
+          <w:lang w:val="am-ET"/>
+        </w:rPr>
+        <w:t xml:space="preserve"> </w:t>
+      </w:r>
+      <w:r>
+        <w:rPr>
+          <w:rStyle w:val="refmarker"/>
+          <w:rFonts w:ascii="Abyssinica SIL" w:hAnsi="Abyssinica SIL" w:cs="Abyssinica SIL"/>
+          <w:color w:val="993300"/>
+          <w:sz w:val="28"/>
+          <w:szCs w:val="28"/>
+          <w:shd w:val="clear" w:color="auto" w:fill="FFFFFF"/>
+          <w:lang w:val="am-ET"/>
+        </w:rPr>
+        <w:t>ወያዕቆብ፡</w:t>
+      </w:r>
+      <w:r>
+        <w:rPr>
+          <w:rStyle w:val="refmarker"/>
+          <w:rFonts w:ascii="Abyssinica SIL" w:hAnsi="Abyssinica SIL" w:cs="Abyssinica SIL"/>
+          <w:color w:val="993300"/>
+          <w:sz w:val="28"/>
+          <w:szCs w:val="28"/>
+          <w:shd w:val="clear" w:color="auto" w:fill="FFFFFF"/>
+          <w:lang w:val="am-ET"/>
+        </w:rPr>
+        <w:t xml:space="preserve"> </w:t>
+      </w:r>
+      <w:r>
+        <w:rPr>
+          <w:rStyle w:val="refmarker"/>
+          <w:rFonts w:ascii="Abyssinica SIL" w:hAnsi="Abyssinica SIL" w:cs="Abyssinica SIL"/>
+          <w:color w:val="993300"/>
+          <w:sz w:val="28"/>
+          <w:szCs w:val="28"/>
+          <w:shd w:val="clear" w:color="auto" w:fill="FFFFFF"/>
+          <w:lang w:val="am-ET"/>
+        </w:rPr>
+        <w:t>እኁሁ፡ በአእምሮቱ፡ ለእግዚእነ፡ ኢየሱስ፡ ክርስቶስ፡ መድኃኒነ፡ ሶበ፡</w:t>
+      </w:r>
+      <w:r>
+        <w:rPr>
+          <w:rStyle w:val="refmarker"/>
+          <w:rFonts w:ascii="Abyssinica SIL" w:hAnsi="Abyssinica SIL" w:cs="Abyssinica SIL"/>
+          <w:color w:val="993300"/>
+          <w:sz w:val="28"/>
+          <w:szCs w:val="28"/>
+          <w:shd w:val="clear" w:color="auto" w:fill="FFFFFF"/>
+          <w:lang w:val="am-ET"/>
+        </w:rPr>
+        <w:t xml:space="preserve"> </w:t>
+      </w:r>
+      <w:r>
+        <w:rPr>
+          <w:rStyle w:val="refmarker"/>
+          <w:rFonts w:ascii="Abyssinica SIL" w:hAnsi="Abyssinica SIL" w:cs="Abyssinica SIL"/>
+          <w:color w:val="993300"/>
+          <w:sz w:val="28"/>
+          <w:szCs w:val="28"/>
+          <w:shd w:val="clear" w:color="auto" w:fill="FFFFFF"/>
+          <w:lang w:val="am-ET"/>
+        </w:rPr>
+        <w:t>ተጋባእነ፡ በበይናቲነ፡ አዘዘነ፡ ወይቤለነ፡ ተካፈሉ፡</w:t>
+      </w:r>
+      <w:r>
+        <w:rPr>
+          <w:rStyle w:val="refmarker"/>
+          <w:rFonts w:ascii="Abyssinica SIL" w:hAnsi="Abyssinica SIL" w:cs="Abyssinica SIL"/>
+          <w:color w:val="993300"/>
+          <w:sz w:val="28"/>
+          <w:szCs w:val="28"/>
+          <w:shd w:val="clear" w:color="auto" w:fill="FFFFFF"/>
+          <w:lang w:val="am-ET"/>
+        </w:rPr>
+        <w:t xml:space="preserve"> </w:t>
+      </w:r>
+      <w:r>
+        <w:rPr>
+          <w:rStyle w:val="refmarker"/>
+          <w:rFonts w:ascii="Abyssinica SIL" w:hAnsi="Abyssinica SIL" w:cs="Abyssinica SIL"/>
+          <w:color w:val="993300"/>
+          <w:sz w:val="28"/>
+          <w:szCs w:val="28"/>
+          <w:shd w:val="clear" w:color="auto" w:fill="FFFFFF"/>
+          <w:lang w:val="am-ET"/>
+        </w:rPr>
+        <w:t>ምድረ፡ ለርእስክሙ፡ ከመ፡ ይንሣእ፡ ኵሉ፡ ለለ፩እምኔክሙ፡ መካኖ፡</w:t>
+      </w:r>
+      <w:r>
+        <w:rPr>
+          <w:rStyle w:val="refmarker"/>
+          <w:rFonts w:ascii="Abyssinica SIL" w:hAnsi="Abyssinica SIL" w:cs="Abyssinica SIL"/>
+          <w:color w:val="993300"/>
+          <w:sz w:val="28"/>
+          <w:szCs w:val="28"/>
+          <w:shd w:val="clear" w:color="auto" w:fill="FFFFFF"/>
+          <w:lang w:val="am-ET"/>
+        </w:rPr>
+        <w:t xml:space="preserve"> </w:t>
+      </w:r>
+      <w:r>
+        <w:rPr>
+          <w:rStyle w:val="refmarker"/>
+          <w:rFonts w:ascii="Abyssinica SIL" w:hAnsi="Abyssinica SIL" w:cs="Abyssinica SIL"/>
+          <w:color w:val="993300"/>
+          <w:sz w:val="28"/>
+          <w:szCs w:val="28"/>
+          <w:shd w:val="clear" w:color="auto" w:fill="FFFFFF"/>
+          <w:lang w:val="am-ET"/>
+        </w:rPr>
+        <w:t>በከመ፡</w:t>
+      </w:r>
+      <w:r>
+        <w:rPr>
+          <w:rStyle w:val="refmarker"/>
+          <w:rFonts w:ascii="Abyssinica SIL" w:hAnsi="Abyssinica SIL" w:cs="Abyssinica SIL"/>
+          <w:color w:val="993300"/>
+          <w:sz w:val="28"/>
+          <w:szCs w:val="28"/>
+          <w:shd w:val="clear" w:color="auto" w:fill="FFFFFF"/>
+          <w:lang w:val="am-ET"/>
+        </w:rPr>
+        <w:t xml:space="preserve"> </w:t>
+      </w:r>
+      <w:r>
+        <w:rPr>
+          <w:rStyle w:val="refmarker"/>
+          <w:rFonts w:ascii="Abyssinica SIL" w:hAnsi="Abyssinica SIL" w:cs="Abyssinica SIL"/>
+          <w:color w:val="993300"/>
+          <w:sz w:val="28"/>
+          <w:szCs w:val="28"/>
+          <w:shd w:val="clear" w:color="auto" w:fill="FFFFFF"/>
+          <w:lang w:val="am-ET"/>
+        </w:rPr>
+        <w:t>ኍልቍክሙ ንሥኡ፡ሥርዓተ፡ ኤጲስ፡ ቆጶሳት</w:t>
+      </w:r>
+      <w:r>
+        <w:rPr>
+          <w:rStyle w:val="refmarker"/>
+          <w:rFonts w:ascii="Abyssinica SIL" w:hAnsi="Abyssinica SIL" w:cs="Abyssinica SIL"/>
+          <w:color w:val="993300"/>
+          <w:sz w:val="28"/>
+          <w:szCs w:val="28"/>
+          <w:shd w:val="clear" w:color="auto" w:fill="FFFFFF"/>
+          <w:lang w:val="am-ET"/>
+        </w:rPr>
+        <w:t> </w:t>
+      </w:r>
+      <w:r>
+        <w:rPr>
+          <w:rStyle w:val="refmarker"/>
+          <w:rFonts w:ascii="Abyssinica SIL" w:hAnsi="Abyssinica SIL" w:cs="Abyssinica SIL"/>
+          <w:color w:val="993300"/>
+          <w:sz w:val="28"/>
+          <w:szCs w:val="28"/>
+          <w:shd w:val="clear" w:color="auto" w:fill="FFFFFF"/>
+          <w:lang w:val="am-ET"/>
+        </w:rPr>
+        <w:t>። ወመንበረ፡ ቀሳውስት</w:t>
+      </w:r>
+      <w:r>
+        <w:rPr>
+          <w:rStyle w:val="refmarker"/>
+          <w:rFonts w:ascii="Abyssinica SIL" w:hAnsi="Abyssinica SIL" w:cs="Abyssinica SIL"/>
+          <w:color w:val="993300"/>
+          <w:sz w:val="28"/>
+          <w:szCs w:val="28"/>
+          <w:shd w:val="clear" w:color="auto" w:fill="FFFFFF"/>
+          <w:lang w:val="am-ET"/>
+        </w:rPr>
+        <w:t> </w:t>
+      </w:r>
+      <w:r>
+        <w:rPr>
+          <w:rStyle w:val="refmarker"/>
+          <w:rFonts w:ascii="Abyssinica SIL" w:hAnsi="Abyssinica SIL" w:cs="Abyssinica SIL"/>
+          <w:color w:val="993300"/>
+          <w:sz w:val="28"/>
+          <w:szCs w:val="28"/>
+          <w:shd w:val="clear" w:color="auto" w:fill="FFFFFF"/>
+          <w:lang w:val="am-ET"/>
+        </w:rPr>
+        <w:t>። ወግብረ፡ ዲያቆናት</w:t>
+      </w:r>
+      <w:r>
+        <w:rPr>
+          <w:rStyle w:val="refmarker"/>
+          <w:rFonts w:ascii="Abyssinica SIL" w:hAnsi="Abyssinica SIL" w:cs="Abyssinica SIL"/>
+          <w:color w:val="993300"/>
+          <w:sz w:val="28"/>
+          <w:szCs w:val="28"/>
+          <w:shd w:val="clear" w:color="auto" w:fill="FFFFFF"/>
+          <w:lang w:val="am-ET"/>
+        </w:rPr>
+        <w:t> </w:t>
+      </w:r>
+      <w:r>
+        <w:rPr>
+          <w:rStyle w:val="refmarker"/>
+          <w:rFonts w:ascii="Abyssinica SIL" w:hAnsi="Abyssinica SIL" w:cs="Abyssinica SIL"/>
+          <w:color w:val="993300"/>
+          <w:sz w:val="28"/>
+          <w:szCs w:val="28"/>
+          <w:shd w:val="clear" w:color="auto" w:fill="FFFFFF"/>
+          <w:lang w:val="am-ET"/>
+        </w:rPr>
+        <w:t>። ወለብዎ፡ አናጉንስጢስ፡ ወመዓስብ፡ ዘእንበለ፡ ስሕተት፡ ወምግባር፡ ዘይደሉ፡ ከመ፡ ይጽናፅ፡ መሠረታ፡ ለቤተ፡ ክርስቲያን፡ ላዕሌሁ</w:t>
+      </w:r>
+      <w:r>
+        <w:rPr>
+          <w:rStyle w:val="refmarker"/>
+          <w:rFonts w:ascii="Abyssinica SIL" w:hAnsi="Abyssinica SIL" w:cs="Abyssinica SIL"/>
+          <w:color w:val="993300"/>
+          <w:sz w:val="28"/>
+          <w:szCs w:val="28"/>
+          <w:shd w:val="clear" w:color="auto" w:fill="FFFFFF"/>
+          <w:lang w:val="am-ET"/>
+        </w:rPr>
+        <w:t> </w:t>
+      </w:r>
+      <w:r>
+        <w:rPr>
+          <w:rStyle w:val="refmarker"/>
+          <w:rFonts w:ascii="Abyssinica SIL" w:hAnsi="Abyssinica SIL" w:cs="Abyssinica SIL"/>
+          <w:color w:val="993300"/>
+          <w:sz w:val="28"/>
+          <w:szCs w:val="28"/>
+          <w:shd w:val="clear" w:color="auto" w:fill="FFFFFF"/>
+          <w:lang w:val="am-ET"/>
+        </w:rPr>
+        <w:t>። ወቦቱ፡ ከመ፡ ይግበሩ፡ አምሳለ፡ ዘሀሎ፡ ውስተ፡ ሰማያት፡</w:t>
+      </w:r>
+      <w:r>
+        <w:rPr>
+          <w:rStyle w:val="refmarker"/>
+          <w:rFonts w:ascii="Abyssinica SIL" w:hAnsi="Abyssinica SIL" w:cs="Abyssinica SIL"/>
+          <w:color w:val="993300"/>
+          <w:sz w:val="28"/>
+          <w:szCs w:val="28"/>
+          <w:shd w:val="clear" w:color="auto" w:fill="FFFFFF"/>
+          <w:lang w:val="am-ET"/>
+        </w:rPr>
+        <w:t xml:space="preserve"> </w:t>
+      </w:r>
+      <w:r>
+        <w:rPr>
+          <w:rStyle w:val="refmarker"/>
+          <w:rFonts w:ascii="Abyssinica SIL" w:hAnsi="Abyssinica SIL" w:cs="Abyssinica SIL"/>
+          <w:color w:val="993300"/>
+          <w:sz w:val="28"/>
+          <w:szCs w:val="28"/>
+          <w:shd w:val="clear" w:color="auto" w:fill="FFFFFF"/>
+          <w:lang w:val="am-ET"/>
+        </w:rPr>
+        <w:t>ወከመ፡ ይትዓቀቡ፡ እምነ፡ ኵሉ፡ ርስሐት፡ ወያእምሩ፡ እስመ፡ ሀለዎሙ፡ ያውሥኡ፡</w:t>
+      </w:r>
+      <w:r>
+        <w:rPr>
+          <w:rStyle w:val="refmarker"/>
+          <w:rFonts w:ascii="Abyssinica SIL" w:hAnsi="Abyssinica SIL" w:cs="Abyssinica SIL"/>
+          <w:color w:val="993300"/>
+          <w:sz w:val="28"/>
+          <w:szCs w:val="28"/>
+          <w:shd w:val="clear" w:color="auto" w:fill="FFFFFF"/>
+          <w:lang w:val="am-ET"/>
+        </w:rPr>
+        <w:t xml:space="preserve"> </w:t>
+      </w:r>
+      <w:r>
+        <w:rPr>
+          <w:rStyle w:val="refmarker"/>
+          <w:rFonts w:ascii="Abyssinica SIL" w:hAnsi="Abyssinica SIL" w:cs="Abyssinica SIL"/>
+          <w:color w:val="993300"/>
+          <w:sz w:val="28"/>
+          <w:szCs w:val="28"/>
+          <w:shd w:val="clear" w:color="auto" w:fill="FFFFFF"/>
+          <w:lang w:val="am-ET"/>
+        </w:rPr>
+        <w:t>በዕለተ፡ ደይን፡ በእንተ፡ ዘሰምዑ፡ ወኢዓቀቡ፡ ወአዘዘነ፡ ከመ፡ ንፈኑ፡ ዘንተ፡</w:t>
+      </w:r>
+      <w:r>
+        <w:rPr>
+          <w:rStyle w:val="refmarker"/>
+          <w:rFonts w:ascii="Abyssinica SIL" w:hAnsi="Abyssinica SIL" w:cs="Abyssinica SIL"/>
+          <w:color w:val="993300"/>
+          <w:sz w:val="28"/>
+          <w:szCs w:val="28"/>
+          <w:shd w:val="clear" w:color="auto" w:fill="FFFFFF"/>
+          <w:lang w:val="am-ET"/>
+        </w:rPr>
+        <w:t xml:space="preserve"> </w:t>
+      </w:r>
+      <w:r>
+        <w:rPr>
+          <w:rStyle w:val="refmarker"/>
+          <w:rFonts w:ascii="Abyssinica SIL" w:hAnsi="Abyssinica SIL" w:cs="Abyssinica SIL"/>
+          <w:color w:val="993300"/>
+          <w:sz w:val="28"/>
+          <w:szCs w:val="28"/>
+          <w:shd w:val="clear" w:color="auto" w:fill="FFFFFF"/>
+          <w:lang w:val="am-ET"/>
+        </w:rPr>
+        <w:t>ነገረ፡ ውስተ፡ ኵሉ፡ ዓለም፡ ወይደልወነ፡ ከመ ንኩን፡ ኵሉ፡ ለለ፩እምኔነ፡ በከመ፡ አግሀደ፡ ለነ፡ እግዚእነ፡</w:t>
+      </w:r>
+      <w:r>
+        <w:rPr>
+          <w:rStyle w:val="refmarker"/>
+          <w:rFonts w:ascii="Abyssinica SIL" w:hAnsi="Abyssinica SIL" w:cs="Abyssinica SIL"/>
+          <w:color w:val="993300"/>
+          <w:sz w:val="28"/>
+          <w:szCs w:val="28"/>
+          <w:shd w:val="clear" w:color="auto" w:fill="FFFFFF"/>
+          <w:lang w:val="am-ET"/>
+        </w:rPr>
+        <w:t xml:space="preserve"> </w:t>
+      </w:r>
+      <w:r>
+        <w:rPr>
+          <w:rStyle w:val="refmarker"/>
+          <w:rFonts w:ascii="Abyssinica SIL" w:hAnsi="Abyssinica SIL" w:cs="Abyssinica SIL"/>
+          <w:color w:val="993300"/>
+          <w:sz w:val="28"/>
+          <w:szCs w:val="28"/>
+          <w:shd w:val="clear" w:color="auto" w:fill="FFFFFF"/>
+          <w:lang w:val="am-ET"/>
+        </w:rPr>
+        <w:t>ሎቱ፡ ስብሐት፡ በፈቃደ፡ እግዚአብሔር፡ አብ፡ እምነ፡ መንፈስ፡ ቅዱስ፡</w:t>
+      </w:r>
+      <w:r>
+        <w:rPr>
+          <w:rStyle w:val="refmarker"/>
+          <w:rFonts w:ascii="Abyssinica SIL" w:hAnsi="Abyssinica SIL" w:cs="Abyssinica SIL"/>
+          <w:color w:val="993300"/>
+          <w:sz w:val="28"/>
+          <w:szCs w:val="28"/>
+          <w:shd w:val="clear" w:color="auto" w:fill="FFFFFF"/>
+          <w:lang w:val="am-ET"/>
+        </w:rPr>
+        <w:t xml:space="preserve"> </w:t>
+      </w:r>
+      <w:r>
+        <w:rPr>
+          <w:rStyle w:val="refmarker"/>
+          <w:rFonts w:ascii="Abyssinica SIL" w:hAnsi="Abyssinica SIL" w:cs="Abyssinica SIL"/>
+          <w:color w:val="993300"/>
+          <w:sz w:val="28"/>
+          <w:szCs w:val="28"/>
+          <w:shd w:val="clear" w:color="auto" w:fill="FFFFFF"/>
+          <w:lang w:val="am-ET"/>
+        </w:rPr>
+        <w:t>ወንዘከር፡ቃሎ፡ ከመ፡ ነአዝዝክሙ፡</w:t>
+      </w:r>
+      <w:r>
+        <w:rPr>
+          <w:rStyle w:val="refmarker"/>
+          <w:rFonts w:ascii="Abyssinica SIL" w:hAnsi="Abyssinica SIL" w:cs="Abyssinica SIL"/>
+          <w:color w:val="993300"/>
+          <w:sz w:val="28"/>
+          <w:szCs w:val="28"/>
+          <w:shd w:val="clear" w:color="auto" w:fill="FFFFFF"/>
+          <w:lang w:val="am-ET"/>
+        </w:rPr>
+        <w:t xml:space="preserve"> </w:t>
+      </w:r>
+      <w:r>
+        <w:rPr>
+          <w:rStyle w:val="refmarker"/>
+          <w:rFonts w:ascii="Abyssinica SIL" w:hAnsi="Abyssinica SIL" w:cs="Abyssinica SIL"/>
+          <w:color w:val="993300"/>
+          <w:sz w:val="28"/>
+          <w:szCs w:val="28"/>
+          <w:shd w:val="clear" w:color="auto" w:fill="FFFFFF"/>
+          <w:lang w:val="am-ET"/>
+        </w:rPr>
+        <w:t>ቦቱ፡</w:t>
+      </w:r>
+      <w:r>
+        <w:rPr>
+          <w:rStyle w:val="refmarker"/>
+          <w:rFonts w:ascii="Abyssinica SIL" w:hAnsi="Abyssinica SIL" w:cs="Abyssinica SIL"/>
+          <w:color w:val="993300"/>
+          <w:sz w:val="28"/>
+          <w:szCs w:val="28"/>
+          <w:shd w:val="clear" w:color="auto" w:fill="FFFFFF"/>
+          <w:lang w:val="am-ET"/>
+        </w:rPr>
+        <w:t xml:space="preserve"> </w:t>
+      </w:r>
+      <w:r>
+        <w:rPr>
+          <w:rStyle w:val="refmarker"/>
+          <w:rFonts w:ascii="Abyssinica SIL" w:hAnsi="Abyssinica SIL" w:cs="Abyssinica SIL"/>
+          <w:color w:val="993300"/>
+          <w:sz w:val="28"/>
+          <w:szCs w:val="28"/>
+          <w:shd w:val="clear" w:color="auto" w:fill="FFFFFF"/>
+          <w:lang w:val="am-ET"/>
+        </w:rPr>
+        <w:t>ተዝካረ፡</w:t>
+      </w:r>
+      <w:r>
+        <w:rPr>
+          <w:rStyle w:val="refmarker"/>
+          <w:rFonts w:ascii="Abyssinica SIL" w:hAnsi="Abyssinica SIL" w:cs="Abyssinica SIL"/>
+          <w:color w:val="993300"/>
+          <w:sz w:val="28"/>
+          <w:szCs w:val="28"/>
+          <w:shd w:val="clear" w:color="auto" w:fill="FFFFFF"/>
+          <w:lang w:val="am-ET"/>
+        </w:rPr>
+        <w:t xml:space="preserve"> </w:t>
+      </w:r>
+      <w:r>
+        <w:rPr>
+          <w:rStyle w:val="refmarker"/>
+          <w:rFonts w:ascii="Abyssinica SIL" w:hAnsi="Abyssinica SIL" w:cs="Abyssinica SIL"/>
+          <w:color w:val="993300"/>
+          <w:sz w:val="28"/>
+          <w:szCs w:val="28"/>
+          <w:shd w:val="clear" w:color="auto" w:fill="FFFFFF"/>
+          <w:lang w:val="am-ET"/>
+        </w:rPr>
+        <w:t>ወትምህርተ ኦአኃው፡</w:t>
+      </w:r>
+    </w:p>
+    <w:p>
+      <w:pPr>
+        <w:spacing w:before="120"/>
+        <w:jc w:val="both"/>
+        <w:rPr>
+          <w:noProof/>
+          <w:lang w:val="am-ET"/>
+        </w:rPr>
+        <w:sectPr>
+          <w:type w:val="continuous"/>
+          <w:pgSz w:w="16838" w:h="11906" w:orient="landscape"/>
+          <w:pgMar w:top="1418" w:right="1418" w:bottom="1418" w:left="1418" w:header="0" w:footer="0" w:gutter="0"/>
+          <w:cols w:space="720"/>
+          <w:formProt w:val="0"/>
+          <w:docGrid w:linePitch="326"/>
+        </w:sectPr>
+      </w:pPr>
+    </w:p>
+    <w:p>
+      <w:pPr>
+        <w:keepNext/>
+        <w:widowControl w:val="0"/>
+        <w:snapToGrid w:val="0"/>
+        <w:jc w:val="center"/>
+        <w:rPr>
+          <w:rFonts w:ascii="Abyssinica SIL" w:hAnsi="Abyssinica SIL" w:cs="Abyssinica SIL"/>
+          <w:b/>
+          <w:bCs/>
+          <w:noProof/>
+          <w:sz w:val="32"/>
+          <w:szCs w:val="32"/>
+          <w:u w:val="single" w:color="00B050"/>
+          <w:lang w:val="am-ET" w:bidi="syr-SY"/>
+        </w:rPr>
+      </w:pPr>
+      <w:r>
+        <w:rPr>
+          <w:rFonts w:ascii="Abyssinica SIL" w:hAnsi="Abyssinica SIL" w:cs="Abyssinica SIL"/>
+          <w:b/>
+          <w:bCs/>
+          <w:noProof/>
+          <w:sz w:val="32"/>
+          <w:szCs w:val="32"/>
+          <w:u w:val="single" w:color="00B050"/>
+          <w:lang w:val="am-ET" w:bidi="syr-SY"/>
+        </w:rPr>
+        <w:t xml:space="preserve">Chapter </w:t>
+      </w:r>
+      <w:r>
+        <w:rPr>
+          <w:rFonts w:ascii="Abyssinica SIL" w:hAnsi="Abyssinica SIL" w:cs="Abyssinica SIL"/>
+          <w:b/>
+          <w:bCs/>
+          <w:noProof/>
+          <w:sz w:val="32"/>
+          <w:szCs w:val="32"/>
+          <w:u w:val="single" w:color="00B050"/>
+          <w:lang w:val="am-ET" w:bidi="syr-SY"/>
+        </w:rPr>
+        <w:t>2</w:t>
+      </w:r>
+    </w:p>
+    <w:p>
+      <w:pPr>
+        <w:keepNext/>
+        <w:widowControl w:val="0"/>
+        <w:snapToGrid w:val="0"/>
+        <w:spacing w:before="120"/>
+        <w:jc w:val="center"/>
+        <w:rPr>
+          <w:rStyle w:val="refmarker"/>
+          <w:rFonts w:ascii="Abyssinica SIL" w:hAnsi="Abyssinica SIL" w:cs="Abyssinica SIL"/>
+          <w:b/>
+          <w:bCs/>
+          <w:noProof/>
+          <w:color w:val="0070C0"/>
+          <w:sz w:val="28"/>
+          <w:szCs w:val="28"/>
+          <w:shd w:val="clear" w:color="auto" w:fill="FFFFFF"/>
+          <w:vertAlign w:val="superscript"/>
+          <w:lang w:val="am-ET"/>
+        </w:rPr>
+      </w:pPr>
+      <w:r>
+        <w:rPr>
+          <w:rStyle w:val="ethiopic"/>
+          <w:rFonts w:ascii="Abyssinica SIL" w:hAnsi="Abyssinica SIL" w:cs="Abyssinica SIL"/>
+          <w:b/>
+          <w:bCs/>
+          <w:color w:val="993300"/>
+          <w:sz w:val="28"/>
+          <w:szCs w:val="28"/>
+          <w:shd w:val="clear" w:color="auto" w:fill="FFFFFF"/>
+          <w:lang w:val="am-ET"/>
+        </w:rPr>
+        <w:t>ትእዛዝ፡ ፪፡</w:t>
+      </w:r>
+    </w:p>
+    <w:p>
+      <w:pPr>
+        <w:snapToGrid w:val="0"/>
+        <w:spacing w:before="120"/>
+        <w:jc w:val="both"/>
+        <w:rPr>
+          <w:rFonts w:ascii="Abyssinica SIL" w:hAnsi="Abyssinica SIL" w:cs="Abyssinica SIL"/>
+          <w:noProof/>
+          <w:color w:val="993300"/>
+          <w:sz w:val="28"/>
+          <w:szCs w:val="28"/>
+          <w:lang w:val="am-ET" w:bidi="syr-SY"/>
+        </w:rPr>
+      </w:pPr>
+      <w:r>
+        <w:rPr>
+          <w:rStyle w:val="ethiopic"/>
+          <w:rFonts w:ascii="Abyssinica SIL" w:hAnsi="Abyssinica SIL" w:cs="Abyssinica SIL"/>
+          <w:color w:val="993300"/>
+          <w:sz w:val="28"/>
+          <w:szCs w:val="28"/>
+          <w:shd w:val="clear" w:color="auto" w:fill="FFFFFF"/>
+          <w:lang w:val="am-ET"/>
+        </w:rPr>
+        <w:t>ይቤ፡ ዮሐንስ፡ ኦአኃው፡ ንሕነ፡ ነአምር፡ ከመ፡ ንትሐተት፡ በእን</w:t>
+      </w:r>
+      <w:r>
+        <w:rPr>
+          <w:rStyle w:val="ethiopic"/>
+          <w:rFonts w:ascii="Abyssinica SIL" w:hAnsi="Abyssinica SIL" w:cs="Abyssinica SIL"/>
+          <w:color w:val="993300"/>
+          <w:sz w:val="28"/>
+          <w:szCs w:val="28"/>
+          <w:shd w:val="clear" w:color="auto" w:fill="FFFFFF"/>
+          <w:lang w:val="am-ET"/>
+        </w:rPr>
+        <w:t>|</w:t>
+      </w:r>
+      <w:r>
+        <w:rPr>
+          <w:rStyle w:val="ethiopic"/>
+          <w:rFonts w:ascii="Abyssinica SIL" w:hAnsi="Abyssinica SIL" w:cs="Abyssinica SIL"/>
+          <w:color w:val="993300"/>
+          <w:sz w:val="28"/>
+          <w:szCs w:val="28"/>
+          <w:shd w:val="clear" w:color="auto" w:fill="FFFFFF"/>
+          <w:lang w:val="am-ET"/>
+        </w:rPr>
+        <w:t>ተ፡ ኵሉ፡ ዘተውህበ፡ ለነ፡ ወኢንንሣእ፡ ገጸ፡ ወኢመኑሂ፡ ዘሀሎ፡ ኀቤነ፡ ወእመ፡ ኮነ፡ ፩፡ ዘሀሎ፡ ኀቤሁ፡ ዘይብል፡ ዘኢመፍትው፡</w:t>
+      </w:r>
+      <w:r>
+        <w:rPr>
+          <w:rStyle w:val="ethiopic"/>
+          <w:rFonts w:ascii="Abyssinica SIL" w:hAnsi="Abyssinica SIL" w:cs="Abyssinica SIL"/>
+          <w:color w:val="993300"/>
+          <w:sz w:val="28"/>
+          <w:szCs w:val="28"/>
+          <w:shd w:val="clear" w:color="auto" w:fill="FFFFFF"/>
+          <w:lang w:val="am-ET"/>
+        </w:rPr>
+        <w:t xml:space="preserve"> </w:t>
+      </w:r>
+      <w:r>
+        <w:rPr>
+          <w:rStyle w:val="ethiopic"/>
+          <w:rFonts w:ascii="Abyssinica SIL" w:hAnsi="Abyssinica SIL" w:cs="Abyssinica SIL"/>
+          <w:color w:val="993300"/>
+          <w:sz w:val="28"/>
+          <w:szCs w:val="28"/>
+          <w:shd w:val="clear" w:color="auto" w:fill="FFFFFF"/>
+          <w:lang w:val="am-ET"/>
+        </w:rPr>
+        <w:t>ይዝልፎ፡ እስመ፡ ዘይብል፡ ዘኢኮነ፡ ሠናየ፡ ወገብሩ፡ ለዮሐንስ፡ ይትናገር፡</w:t>
+      </w:r>
+      <w:r>
+        <w:rPr>
+          <w:rStyle w:val="ethiopic"/>
+          <w:rFonts w:ascii="Abyssinica SIL" w:hAnsi="Abyssinica SIL" w:cs="Abyssinica SIL"/>
+          <w:color w:val="993300"/>
+          <w:sz w:val="28"/>
+          <w:szCs w:val="28"/>
+          <w:shd w:val="clear" w:color="auto" w:fill="FFFFFF"/>
+          <w:lang w:val="am-ET"/>
+        </w:rPr>
+        <w:t xml:space="preserve"> </w:t>
+      </w:r>
+      <w:r>
+        <w:rPr>
+          <w:rStyle w:val="ethiopic"/>
+          <w:rFonts w:ascii="Abyssinica SIL" w:hAnsi="Abyssinica SIL" w:cs="Abyssinica SIL"/>
+          <w:color w:val="993300"/>
+          <w:sz w:val="28"/>
+          <w:szCs w:val="28"/>
+          <w:shd w:val="clear" w:color="auto" w:fill="FFFFFF"/>
+          <w:lang w:val="am-ET"/>
+        </w:rPr>
+        <w:t>ቅድመ</w:t>
+      </w:r>
+      <w:r>
+        <w:rPr>
+          <w:rStyle w:val="ethiopic"/>
+          <w:rFonts w:ascii="Abyssinica SIL" w:hAnsi="Abyssinica SIL" w:cs="Abyssinica SIL"/>
+          <w:color w:val="993300"/>
+          <w:sz w:val="28"/>
+          <w:szCs w:val="28"/>
+          <w:shd w:val="clear" w:color="auto" w:fill="FFFFFF"/>
+          <w:lang w:val="am-ET"/>
+        </w:rPr>
+        <w:t> </w:t>
+      </w:r>
+      <w:r>
+        <w:rPr>
+          <w:rStyle w:val="ethiopic"/>
+          <w:rFonts w:ascii="Abyssinica SIL" w:hAnsi="Abyssinica SIL" w:cs="Abyssinica SIL"/>
+          <w:color w:val="993300"/>
+          <w:sz w:val="28"/>
+          <w:szCs w:val="28"/>
+          <w:shd w:val="clear" w:color="auto" w:fill="FFFFFF"/>
+          <w:lang w:val="am-ET"/>
+        </w:rPr>
+        <w:t>።</w:t>
+      </w:r>
+      <w:r>
+        <w:rPr>
+          <w:rStyle w:val="ethiopic"/>
+          <w:rFonts w:ascii="Abyssinica SIL" w:hAnsi="Abyssinica SIL" w:cs="Abyssinica SIL"/>
+          <w:color w:val="993300"/>
+          <w:sz w:val="28"/>
+          <w:szCs w:val="28"/>
+          <w:shd w:val="clear" w:color="auto" w:fill="FFFFFF"/>
+          <w:lang w:val="am-ET"/>
+        </w:rPr>
+        <w:t xml:space="preserve"> </w:t>
+      </w:r>
+      <w:r>
+        <w:rPr>
+          <w:rStyle w:val="ethiopic"/>
+          <w:rFonts w:ascii="Abyssinica SIL" w:hAnsi="Abyssinica SIL" w:cs="Abyssinica SIL"/>
+          <w:color w:val="993300"/>
+          <w:sz w:val="28"/>
+          <w:szCs w:val="28"/>
+          <w:shd w:val="clear" w:color="auto" w:fill="FFFFFF"/>
+          <w:lang w:val="am-ET"/>
+        </w:rPr>
+        <w:t>ይቤ፡</w:t>
+      </w:r>
+      <w:r>
+        <w:rPr>
+          <w:rStyle w:val="ethiopic"/>
+          <w:rFonts w:ascii="Abyssinica SIL" w:hAnsi="Abyssinica SIL" w:cs="Abyssinica SIL"/>
+          <w:color w:val="993300"/>
+          <w:sz w:val="28"/>
+          <w:szCs w:val="28"/>
+          <w:shd w:val="clear" w:color="auto" w:fill="FFFFFF"/>
+          <w:lang w:val="am-ET"/>
+        </w:rPr>
+        <w:t xml:space="preserve"> </w:t>
+      </w:r>
+      <w:r>
+        <w:rPr>
+          <w:rStyle w:val="ethiopic"/>
+          <w:rFonts w:ascii="Abyssinica SIL" w:hAnsi="Abyssinica SIL" w:cs="Abyssinica SIL"/>
+          <w:color w:val="993300"/>
+          <w:sz w:val="28"/>
+          <w:szCs w:val="28"/>
+          <w:shd w:val="clear" w:color="auto" w:fill="FFFFFF"/>
+          <w:lang w:val="am-ET"/>
+        </w:rPr>
+        <w:t>ዮሐንስ፡</w:t>
+      </w:r>
+      <w:r>
+        <w:rPr>
+          <w:rStyle w:val="ethiopic"/>
+          <w:rFonts w:ascii="Abyssinica SIL" w:hAnsi="Abyssinica SIL" w:cs="Abyssinica SIL"/>
+          <w:color w:val="993300"/>
+          <w:sz w:val="28"/>
+          <w:szCs w:val="28"/>
+          <w:shd w:val="clear" w:color="auto" w:fill="FFFFFF"/>
+          <w:lang w:val="am-ET"/>
+        </w:rPr>
+        <w:t xml:space="preserve"> </w:t>
+      </w:r>
+      <w:r>
+        <w:rPr>
+          <w:rStyle w:val="ethiopic"/>
+          <w:rFonts w:ascii="Abyssinica SIL" w:hAnsi="Abyssinica SIL" w:cs="Abyssinica SIL"/>
+          <w:color w:val="993300"/>
+          <w:sz w:val="28"/>
+          <w:szCs w:val="28"/>
+          <w:shd w:val="clear" w:color="auto" w:fill="FFFFFF"/>
+          <w:lang w:val="am-ET"/>
+        </w:rPr>
+        <w:t xml:space="preserve">እስመ፡ ፪መካናት፡ ፍሉጣት፡ እማንቱ፡ አሐቲ፡ ለሕይወት፡ ወእሐቲ፡ ለሞት፡ ውስተ፡ ዛቲ፡ </w:t>
+      </w:r>
+      <w:r>
+        <w:rPr>
+          <w:rStyle w:val="ethiopic"/>
+          <w:rFonts w:ascii="Abyssinica SIL" w:hAnsi="Abyssinica SIL" w:cs="Abyssinica SIL"/>
+          <w:color w:val="993300"/>
+          <w:sz w:val="28"/>
+          <w:szCs w:val="28"/>
+          <w:shd w:val="clear" w:color="auto" w:fill="FFFFFF"/>
+          <w:lang w:val="am-ET"/>
+        </w:rPr>
+        <w:lastRenderedPageBreak/>
+        <w:t>፪መካናት፡ ፍልጠት፡ ወመካነ፡ ሕይወት፡ ዝውእቱ፡ ከመ፡ ታፍቅሮ፡ ለእግዚአብሔር፡ አምላክከ፡ ወፈጣሪከ፡ በኵሉ፡ ልብከ፡ ወትሰብሖ፡ እስመ፡ ውእቱ፡</w:t>
+      </w:r>
+      <w:r>
+        <w:rPr>
+          <w:rStyle w:val="ethiopic"/>
+          <w:rFonts w:ascii="Abyssinica SIL" w:hAnsi="Abyssinica SIL" w:cs="Abyssinica SIL"/>
+          <w:color w:val="993300"/>
+          <w:sz w:val="28"/>
+          <w:szCs w:val="28"/>
+          <w:shd w:val="clear" w:color="auto" w:fill="FFFFFF"/>
+          <w:lang w:val="am-ET"/>
+        </w:rPr>
+        <w:t xml:space="preserve"> </w:t>
+      </w:r>
+      <w:r>
+        <w:rPr>
+          <w:rStyle w:val="ethiopic"/>
+          <w:rFonts w:ascii="Abyssinica SIL" w:hAnsi="Abyssinica SIL" w:cs="Abyssinica SIL"/>
+          <w:color w:val="993300"/>
+          <w:sz w:val="28"/>
+          <w:szCs w:val="28"/>
+          <w:shd w:val="clear" w:color="auto" w:fill="FFFFFF"/>
+          <w:lang w:val="am-ET"/>
+        </w:rPr>
+        <w:t>አድኅነከ፡ እሞት</w:t>
+      </w:r>
+      <w:r>
+        <w:rPr>
+          <w:rStyle w:val="ethiopic"/>
+          <w:rFonts w:ascii="Abyssinica SIL" w:hAnsi="Abyssinica SIL" w:cs="Abyssinica SIL"/>
+          <w:color w:val="993300"/>
+          <w:sz w:val="28"/>
+          <w:szCs w:val="28"/>
+          <w:shd w:val="clear" w:color="auto" w:fill="FFFFFF"/>
+          <w:lang w:val="am-ET"/>
+        </w:rPr>
+        <w:t> </w:t>
+      </w:r>
+      <w:r>
+        <w:rPr>
+          <w:rStyle w:val="ethiopic"/>
+          <w:rFonts w:ascii="Abyssinica SIL" w:hAnsi="Abyssinica SIL" w:cs="Abyssinica SIL"/>
+          <w:color w:val="993300"/>
+          <w:sz w:val="28"/>
+          <w:szCs w:val="28"/>
+          <w:shd w:val="clear" w:color="auto" w:fill="FFFFFF"/>
+          <w:lang w:val="am-ET"/>
+        </w:rPr>
+        <w:t>። ዛቲ ፡ ይእቲ ፡ ቀዳሚት፡ ትእዛዝ</w:t>
+      </w:r>
+      <w:r>
+        <w:rPr>
+          <w:rStyle w:val="ethiopic"/>
+          <w:rFonts w:ascii="Abyssinica SIL" w:hAnsi="Abyssinica SIL" w:cs="Abyssinica SIL"/>
+          <w:color w:val="993300"/>
+          <w:sz w:val="28"/>
+          <w:szCs w:val="28"/>
+          <w:shd w:val="clear" w:color="auto" w:fill="FFFFFF"/>
+          <w:lang w:val="am-ET"/>
+        </w:rPr>
+        <w:t> </w:t>
+      </w:r>
+      <w:r>
+        <w:rPr>
+          <w:rStyle w:val="ethiopic"/>
+          <w:rFonts w:ascii="Abyssinica SIL" w:hAnsi="Abyssinica SIL" w:cs="Abyssinica SIL"/>
+          <w:color w:val="993300"/>
+          <w:sz w:val="28"/>
+          <w:szCs w:val="28"/>
+          <w:shd w:val="clear" w:color="auto" w:fill="FFFFFF"/>
+          <w:lang w:val="am-ET"/>
+        </w:rPr>
+        <w:t>። ወካልእታኒ፡ ዛቲ፡ ይእቲ፡ ከመ፡ ታፍቅር፡ ቢጸከ፡ ከመ፡ ነፍስከ፡ በዝንቱ፡</w:t>
+      </w:r>
+      <w:r>
+        <w:rPr>
+          <w:rStyle w:val="ethiopic"/>
+          <w:rFonts w:ascii="Abyssinica SIL" w:hAnsi="Abyssinica SIL" w:cs="Abyssinica SIL"/>
+          <w:color w:val="993300"/>
+          <w:sz w:val="28"/>
+          <w:szCs w:val="28"/>
+          <w:shd w:val="clear" w:color="auto" w:fill="FFFFFF"/>
+          <w:lang w:val="am-ET"/>
+        </w:rPr>
+        <w:t xml:space="preserve"> </w:t>
+      </w:r>
+      <w:r>
+        <w:rPr>
+          <w:rStyle w:val="ethiopic"/>
+          <w:rFonts w:ascii="Abyssinica SIL" w:hAnsi="Abyssinica SIL" w:cs="Abyssinica SIL"/>
+          <w:color w:val="993300"/>
+          <w:sz w:val="28"/>
+          <w:szCs w:val="28"/>
+          <w:shd w:val="clear" w:color="auto" w:fill="FFFFFF"/>
+          <w:lang w:val="am-ET"/>
+        </w:rPr>
+        <w:t>ኵሉ፡</w:t>
+      </w:r>
+      <w:r>
+        <w:rPr>
+          <w:rStyle w:val="ethiopic"/>
+          <w:rFonts w:ascii="Abyssinica SIL" w:hAnsi="Abyssinica SIL" w:cs="Abyssinica SIL"/>
+          <w:color w:val="993300"/>
+          <w:sz w:val="28"/>
+          <w:szCs w:val="28"/>
+          <w:shd w:val="clear" w:color="auto" w:fill="FFFFFF"/>
+          <w:lang w:val="am-ET"/>
+        </w:rPr>
+        <w:t xml:space="preserve"> </w:t>
+      </w:r>
+      <w:r>
+        <w:rPr>
+          <w:rStyle w:val="ethiopic"/>
+          <w:rFonts w:ascii="Abyssinica SIL" w:hAnsi="Abyssinica SIL" w:cs="Abyssinica SIL"/>
+          <w:color w:val="993300"/>
+          <w:sz w:val="28"/>
+          <w:szCs w:val="28"/>
+          <w:shd w:val="clear" w:color="auto" w:fill="FFFFFF"/>
+          <w:lang w:val="am-ET"/>
+        </w:rPr>
+        <w:t>ሕግ፡ ወነቢያት፡ ኦፍቁራንየ፡ ቦቱ</w:t>
+      </w:r>
+      <w:r>
+        <w:rPr>
+          <w:rStyle w:val="ethiopic"/>
+          <w:rFonts w:ascii="Abyssinica SIL" w:hAnsi="Abyssinica SIL" w:cs="Abyssinica SIL"/>
+          <w:color w:val="993300"/>
+          <w:sz w:val="28"/>
+          <w:szCs w:val="28"/>
+          <w:shd w:val="clear" w:color="auto" w:fill="FFFFFF"/>
+          <w:lang w:val="am-ET"/>
+        </w:rPr>
+        <w:t> </w:t>
+      </w:r>
+      <w:r>
+        <w:rPr>
+          <w:rStyle w:val="ethiopic"/>
+          <w:rFonts w:ascii="Abyssinica SIL" w:hAnsi="Abyssinica SIL" w:cs="Abyssinica SIL"/>
+          <w:color w:val="993300"/>
+          <w:sz w:val="28"/>
+          <w:szCs w:val="28"/>
+          <w:shd w:val="clear" w:color="auto" w:fill="FFFFFF"/>
+          <w:lang w:val="am-ET"/>
+        </w:rPr>
+        <w:t>።</w:t>
+      </w:r>
+    </w:p>
+    <w:p>
+      <w:pPr>
+        <w:spacing w:before="120"/>
+        <w:jc w:val="both"/>
+        <w:rPr>
+          <w:noProof/>
+          <w:lang w:val="am-ET"/>
+        </w:rPr>
+        <w:sectPr>
+          <w:type w:val="continuous"/>
+          <w:pgSz w:w="16838" w:h="11906" w:orient="landscape"/>
+          <w:pgMar w:top="1418" w:right="1418" w:bottom="1418" w:left="1418" w:header="0" w:footer="0" w:gutter="0"/>
+          <w:cols w:space="720"/>
+          <w:formProt w:val="0"/>
+          <w:docGrid w:linePitch="326"/>
+        </w:sectPr>
+      </w:pPr>
+    </w:p>
+    <w:p>
+      <w:pPr>
+        <w:keepNext/>
+        <w:widowControl w:val="0"/>
+        <w:snapToGrid w:val="0"/>
+        <w:spacing w:before="120"/>
+        <w:jc w:val="center"/>
+        <w:rPr>
+          <w:rFonts w:ascii="Abyssinica SIL" w:hAnsi="Abyssinica SIL" w:cs="Abyssinica SIL"/>
+          <w:b/>
+          <w:bCs/>
+          <w:noProof/>
+          <w:sz w:val="32"/>
+          <w:szCs w:val="32"/>
+          <w:u w:val="single" w:color="00B050"/>
+          <w:lang w:val="am-ET" w:bidi="syr-SY"/>
+        </w:rPr>
+      </w:pPr>
+      <w:r>
+        <w:rPr>
+          <w:rFonts w:ascii="Abyssinica SIL" w:hAnsi="Abyssinica SIL" w:cs="Abyssinica SIL"/>
+          <w:b/>
+          <w:bCs/>
+          <w:noProof/>
+          <w:sz w:val="32"/>
+          <w:szCs w:val="32"/>
+          <w:u w:val="single" w:color="00B050"/>
+          <w:lang w:val="am-ET" w:bidi="syr-SY"/>
+        </w:rPr>
+        <w:t xml:space="preserve">Chapter </w:t>
+      </w:r>
+      <w:r>
+        <w:rPr>
+          <w:rFonts w:ascii="Abyssinica SIL" w:hAnsi="Abyssinica SIL" w:cs="Abyssinica SIL"/>
+          <w:b/>
+          <w:bCs/>
+          <w:noProof/>
+          <w:sz w:val="32"/>
+          <w:szCs w:val="32"/>
+          <w:u w:val="single" w:color="00B050"/>
+          <w:lang w:val="am-ET" w:bidi="syr-SY"/>
+        </w:rPr>
+        <w:t>3</w:t>
+      </w:r>
+    </w:p>
+    <w:p>
+      <w:pPr>
+        <w:keepNext/>
+        <w:widowControl w:val="0"/>
+        <w:snapToGrid w:val="0"/>
+        <w:spacing w:before="120"/>
+        <w:jc w:val="center"/>
+        <w:rPr>
+          <w:rStyle w:val="refmarker"/>
+          <w:rFonts w:ascii="Abyssinica SIL" w:hAnsi="Abyssinica SIL" w:cs="Abyssinica SIL"/>
+          <w:noProof/>
+          <w:color w:val="0070C0"/>
+          <w:sz w:val="28"/>
+          <w:szCs w:val="28"/>
+          <w:shd w:val="clear" w:color="auto" w:fill="FFFFFF"/>
+          <w:vertAlign w:val="superscript"/>
+          <w:lang w:val="am-ET"/>
+        </w:rPr>
+      </w:pPr>
+      <w:r>
+        <w:rPr>
+          <w:rStyle w:val="refmarker"/>
+          <w:rFonts w:ascii="Abyssinica SIL" w:hAnsi="Abyssinica SIL" w:cs="Abyssinica SIL"/>
+          <w:b/>
+          <w:bCs/>
+          <w:color w:val="993300"/>
+          <w:sz w:val="28"/>
+          <w:szCs w:val="28"/>
+          <w:shd w:val="clear" w:color="auto" w:fill="FFFFFF"/>
+          <w:lang w:val="am-ET"/>
+        </w:rPr>
+        <w:t>ትእዛዝ፡ ፫፡</w:t>
+      </w:r>
+    </w:p>
+    <w:p>
+      <w:pPr>
+        <w:snapToGrid w:val="0"/>
+        <w:spacing w:before="120"/>
+        <w:jc w:val="both"/>
+        <w:rPr>
+          <w:rFonts w:ascii="Abyssinica SIL" w:hAnsi="Abyssinica SIL" w:cs="Abyssinica SIL"/>
+          <w:noProof/>
+          <w:color w:val="993300"/>
+          <w:sz w:val="28"/>
+          <w:szCs w:val="28"/>
+          <w:lang w:val="am-ET" w:bidi="syr-SY"/>
+        </w:rPr>
+      </w:pPr>
+      <w:r>
+        <w:rPr>
+          <w:rStyle w:val="refmarker"/>
+          <w:rFonts w:ascii="Abyssinica SIL" w:hAnsi="Abyssinica SIL" w:cs="Abyssinica SIL"/>
+          <w:color w:val="993300"/>
+          <w:sz w:val="28"/>
+          <w:szCs w:val="28"/>
+          <w:shd w:val="clear" w:color="auto" w:fill="FFFFFF"/>
+          <w:lang w:val="am-ET"/>
+        </w:rPr>
+        <w:t>ይቤ፡ ማቴዎስ፡ ኵሎ፡ ዘኢትፈቅድ፡ ይግበሩ፡</w:t>
+      </w:r>
+      <w:r>
+        <w:rPr>
+          <w:rStyle w:val="refmarker"/>
+          <w:rFonts w:ascii="Abyssinica SIL" w:hAnsi="Abyssinica SIL" w:cs="Abyssinica SIL"/>
+          <w:color w:val="993300"/>
+          <w:sz w:val="28"/>
+          <w:szCs w:val="28"/>
+          <w:shd w:val="clear" w:color="auto" w:fill="FFFFFF"/>
+          <w:lang w:val="am-ET"/>
+        </w:rPr>
+        <w:t xml:space="preserve"> </w:t>
+      </w:r>
+      <w:r>
+        <w:rPr>
+          <w:rStyle w:val="refmarker"/>
+          <w:rFonts w:ascii="Abyssinica SIL" w:hAnsi="Abyssinica SIL" w:cs="Abyssinica SIL"/>
+          <w:color w:val="993300"/>
+          <w:sz w:val="28"/>
+          <w:szCs w:val="28"/>
+          <w:shd w:val="clear" w:color="auto" w:fill="FFFFFF"/>
+          <w:lang w:val="am-ET"/>
+        </w:rPr>
+        <w:t>ለከ፡አንተሂ፡ ኢትግበር፡ ለካልእከ፡ ዝንቱ፡ ውእቱ፡ ዘትጸልእ፡ ለርእስከ፡ ኢትግበር፡ ለካልዕከ</w:t>
+      </w:r>
+      <w:r>
+        <w:rPr>
+          <w:rStyle w:val="refmarker"/>
+          <w:rFonts w:ascii="Abyssinica SIL" w:hAnsi="Abyssinica SIL" w:cs="Abyssinica SIL"/>
+          <w:color w:val="993300"/>
+          <w:sz w:val="28"/>
+          <w:szCs w:val="28"/>
+          <w:shd w:val="clear" w:color="auto" w:fill="FFFFFF"/>
+          <w:lang w:val="am-ET"/>
+        </w:rPr>
+        <w:t> </w:t>
+      </w:r>
+      <w:r>
+        <w:rPr>
+          <w:rStyle w:val="refmarker"/>
+          <w:rFonts w:ascii="Abyssinica SIL" w:hAnsi="Abyssinica SIL" w:cs="Abyssinica SIL"/>
+          <w:color w:val="993300"/>
+          <w:sz w:val="28"/>
+          <w:szCs w:val="28"/>
+          <w:shd w:val="clear" w:color="auto" w:fill="FFFFFF"/>
+          <w:lang w:val="am-ET"/>
+        </w:rPr>
+        <w:t>።</w:t>
+      </w:r>
+      <w:r>
+        <w:rPr>
+          <w:rStyle w:val="refmarker"/>
+          <w:rFonts w:ascii="Abyssinica SIL" w:hAnsi="Abyssinica SIL" w:cs="Abyssinica SIL"/>
+          <w:color w:val="993300"/>
+          <w:sz w:val="28"/>
+          <w:szCs w:val="28"/>
+          <w:shd w:val="clear" w:color="auto" w:fill="FFFFFF"/>
+          <w:lang w:val="am-ET"/>
+        </w:rPr>
+        <w:t xml:space="preserve"> ወአንተኒ፡ ኦጴጥሮስ፡ እኁየ፡ መሀሮሙ፡ በዝንቱ፡ ነገር</w:t>
+      </w:r>
+      <w:r>
+        <w:rPr>
+          <w:rStyle w:val="refmarker"/>
+          <w:rFonts w:ascii="Abyssinica SIL" w:hAnsi="Abyssinica SIL" w:cs="Abyssinica SIL"/>
+          <w:color w:val="993300"/>
+          <w:sz w:val="28"/>
+          <w:szCs w:val="28"/>
+          <w:shd w:val="clear" w:color="auto" w:fill="FFFFFF"/>
+          <w:lang w:val="am-ET"/>
+        </w:rPr>
+        <w:t> </w:t>
+      </w:r>
+      <w:r>
+        <w:rPr>
+          <w:rStyle w:val="refmarker"/>
+          <w:rFonts w:ascii="Abyssinica SIL" w:hAnsi="Abyssinica SIL" w:cs="Abyssinica SIL"/>
+          <w:color w:val="993300"/>
+          <w:sz w:val="28"/>
+          <w:szCs w:val="28"/>
+          <w:shd w:val="clear" w:color="auto" w:fill="FFFFFF"/>
+          <w:lang w:val="am-ET"/>
+        </w:rPr>
+        <w:t>።</w:t>
+      </w:r>
+    </w:p>
+    <w:p>
+      <w:pPr>
+        <w:spacing w:before="120"/>
+        <w:jc w:val="both"/>
+        <w:rPr>
+          <w:noProof/>
+          <w:lang w:val="am-ET"/>
+        </w:rPr>
+        <w:sectPr>
+          <w:type w:val="continuous"/>
+          <w:pgSz w:w="16838" w:h="11906" w:orient="landscape"/>
+          <w:pgMar w:top="1418" w:right="1418" w:bottom="1418" w:left="1418" w:header="0" w:footer="0" w:gutter="0"/>
+          <w:cols w:space="720"/>
+          <w:formProt w:val="0"/>
+          <w:docGrid w:linePitch="326"/>
+        </w:sectPr>
+      </w:pPr>
+    </w:p>
+    <w:p>
+      <w:pPr>
+        <w:keepNext/>
+        <w:widowControl w:val="0"/>
+        <w:snapToGrid w:val="0"/>
+        <w:spacing w:before="120"/>
+        <w:jc w:val="center"/>
+        <w:rPr>
+          <w:rFonts w:ascii="Abyssinica SIL" w:hAnsi="Abyssinica SIL" w:cs="Abyssinica SIL"/>
+          <w:b/>
+          <w:bCs/>
+          <w:noProof/>
+          <w:sz w:val="32"/>
+          <w:szCs w:val="32"/>
+          <w:u w:val="single" w:color="00B050"/>
+          <w:lang w:val="am-ET" w:bidi="syr-SY"/>
+        </w:rPr>
+      </w:pPr>
+      <w:r>
+        <w:rPr>
+          <w:rFonts w:ascii="Abyssinica SIL" w:hAnsi="Abyssinica SIL" w:cs="Abyssinica SIL"/>
+          <w:b/>
+          <w:bCs/>
+          <w:noProof/>
+          <w:sz w:val="32"/>
+          <w:szCs w:val="32"/>
+          <w:u w:val="single" w:color="00B050"/>
+          <w:lang w:val="am-ET" w:bidi="syr-SY"/>
+        </w:rPr>
+        <w:t xml:space="preserve">Chapter </w:t>
+      </w:r>
+      <w:r>
+        <w:rPr>
+          <w:rFonts w:ascii="Abyssinica SIL" w:hAnsi="Abyssinica SIL" w:cs="Abyssinica SIL"/>
+          <w:b/>
+          <w:bCs/>
+          <w:noProof/>
+          <w:sz w:val="32"/>
+          <w:szCs w:val="32"/>
+          <w:u w:val="single" w:color="00B050"/>
+          <w:lang w:val="am-ET" w:bidi="syr-SY"/>
+        </w:rPr>
+        <w:t>4</w:t>
+      </w:r>
+    </w:p>
+    <w:p>
+      <w:pPr>
+        <w:keepNext/>
+        <w:widowControl w:val="0"/>
+        <w:snapToGrid w:val="0"/>
+        <w:spacing w:before="120"/>
+        <w:jc w:val="center"/>
+        <w:rPr>
+          <w:rStyle w:val="refmarker"/>
+          <w:rFonts w:ascii="Abyssinica SIL" w:hAnsi="Abyssinica SIL" w:cs="Abyssinica SIL"/>
+          <w:noProof/>
+          <w:color w:val="0070C0"/>
+          <w:sz w:val="28"/>
+          <w:szCs w:val="28"/>
+          <w:shd w:val="clear" w:color="auto" w:fill="FFFFFF"/>
+          <w:vertAlign w:val="superscript"/>
+          <w:lang w:val="am-ET"/>
+        </w:rPr>
+      </w:pPr>
+      <w:r>
+        <w:rPr>
+          <w:rStyle w:val="refmarker"/>
+          <w:rFonts w:ascii="Abyssinica SIL" w:hAnsi="Abyssinica SIL" w:cs="Abyssinica SIL"/>
+          <w:b/>
+          <w:bCs/>
+          <w:color w:val="993300"/>
+          <w:sz w:val="28"/>
+          <w:szCs w:val="28"/>
+          <w:shd w:val="clear" w:color="auto" w:fill="FFFFFF"/>
+          <w:lang w:val="am-ET"/>
+        </w:rPr>
+        <w:t>ትእዛዝ፡ ፬፡</w:t>
+      </w:r>
+    </w:p>
+    <w:p>
+      <w:pPr>
+        <w:snapToGrid w:val="0"/>
+        <w:spacing w:before="120"/>
+        <w:jc w:val="both"/>
+        <w:rPr>
+          <w:rFonts w:ascii="Abyssinica SIL" w:hAnsi="Abyssinica SIL" w:cs="Abyssinica SIL"/>
+          <w:noProof/>
+          <w:color w:val="993300"/>
+          <w:sz w:val="28"/>
+          <w:szCs w:val="28"/>
+          <w:lang w:val="am-ET" w:bidi="syr-SY"/>
+        </w:rPr>
+      </w:pPr>
+      <w:r>
+        <w:rPr>
+          <w:rStyle w:val="refmarker"/>
+          <w:rFonts w:ascii="Abyssinica SIL" w:hAnsi="Abyssinica SIL" w:cs="Abyssinica SIL"/>
+          <w:color w:val="993300"/>
+          <w:sz w:val="28"/>
+          <w:szCs w:val="28"/>
+          <w:shd w:val="clear" w:color="auto" w:fill="FFFFFF"/>
+          <w:lang w:val="am-ET"/>
+        </w:rPr>
+        <w:t>ይቤ፡ ጴጥሮስ፡ ኢትቅትል፡ ነፍሰ፡ ወኢትዘሙ፡ ወኢታማስን፡ ሕፃነ፡ ንዕስተ</w:t>
+      </w:r>
+      <w:r>
+        <w:rPr>
+          <w:rStyle w:val="refmarker"/>
+          <w:rFonts w:ascii="Abyssinica SIL" w:hAnsi="Abyssinica SIL" w:cs="Abyssinica SIL"/>
+          <w:color w:val="993300"/>
+          <w:sz w:val="28"/>
+          <w:szCs w:val="28"/>
+          <w:shd w:val="clear" w:color="auto" w:fill="FFFFFF"/>
+          <w:lang w:val="am-ET"/>
+        </w:rPr>
+        <w:t> </w:t>
+      </w:r>
+      <w:r>
+        <w:rPr>
+          <w:rStyle w:val="refmarker"/>
+          <w:rFonts w:ascii="Abyssinica SIL" w:hAnsi="Abyssinica SIL" w:cs="Abyssinica SIL"/>
+          <w:color w:val="993300"/>
+          <w:sz w:val="28"/>
+          <w:szCs w:val="28"/>
+          <w:shd w:val="clear" w:color="auto" w:fill="FFFFFF"/>
+          <w:lang w:val="am-ET"/>
+        </w:rPr>
+        <w:t>። ኢትሥርቅ፡ ወኢትኩን፡ ማእምረ፡ ወኢትኩን፡ ረኣዩ፡ ኮከብ፡ ወኢትኩን፡ መሠርየ</w:t>
+      </w:r>
+      <w:r>
+        <w:rPr>
+          <w:rStyle w:val="refmarker"/>
+          <w:rFonts w:ascii="Abyssinica SIL" w:hAnsi="Abyssinica SIL" w:cs="Abyssinica SIL"/>
+          <w:color w:val="993300"/>
+          <w:sz w:val="28"/>
+          <w:szCs w:val="28"/>
+          <w:shd w:val="clear" w:color="auto" w:fill="FFFFFF"/>
+          <w:lang w:val="am-ET"/>
+        </w:rPr>
+        <w:t> </w:t>
+      </w:r>
+      <w:r>
+        <w:rPr>
+          <w:rStyle w:val="refmarker"/>
+          <w:rFonts w:ascii="Abyssinica SIL" w:hAnsi="Abyssinica SIL" w:cs="Abyssinica SIL"/>
+          <w:color w:val="993300"/>
+          <w:sz w:val="28"/>
+          <w:szCs w:val="28"/>
+          <w:shd w:val="clear" w:color="auto" w:fill="FFFFFF"/>
+          <w:lang w:val="am-ET"/>
+        </w:rPr>
+        <w:t>። ወኢትቅትል፡ ፃእፃአ፡ ንኡሰ፡ በውስተ፡ ከርሠ፡ እሙ፡ ወኢእምድኅረ፡ ተወልደ፡ ኢትቅትሎ</w:t>
+      </w:r>
+      <w:r>
+        <w:rPr>
+          <w:rStyle w:val="refmarker"/>
+          <w:rFonts w:ascii="Abyssinica SIL" w:hAnsi="Abyssinica SIL" w:cs="Abyssinica SIL"/>
+          <w:color w:val="993300"/>
+          <w:sz w:val="28"/>
+          <w:szCs w:val="28"/>
+          <w:shd w:val="clear" w:color="auto" w:fill="FFFFFF"/>
+          <w:lang w:val="am-ET"/>
+        </w:rPr>
+        <w:t> </w:t>
+      </w:r>
+      <w:r>
+        <w:rPr>
+          <w:rStyle w:val="refmarker"/>
+          <w:rFonts w:ascii="Abyssinica SIL" w:hAnsi="Abyssinica SIL" w:cs="Abyssinica SIL"/>
+          <w:color w:val="993300"/>
+          <w:sz w:val="28"/>
+          <w:szCs w:val="28"/>
+          <w:shd w:val="clear" w:color="auto" w:fill="FFFFFF"/>
+          <w:lang w:val="am-ET"/>
+        </w:rPr>
+        <w:t>። ወኢትፍቱ፡ ንዋዮ፡</w:t>
+      </w:r>
+      <w:r>
+        <w:rPr>
+          <w:rStyle w:val="refmarker"/>
+          <w:rFonts w:ascii="Abyssinica SIL" w:hAnsi="Abyssinica SIL" w:cs="Abyssinica SIL"/>
+          <w:color w:val="993300"/>
+          <w:sz w:val="28"/>
+          <w:szCs w:val="28"/>
+          <w:shd w:val="clear" w:color="auto" w:fill="FFFFFF"/>
+          <w:lang w:val="am-ET"/>
+        </w:rPr>
+        <w:t xml:space="preserve"> </w:t>
+      </w:r>
+      <w:r>
+        <w:rPr>
+          <w:rStyle w:val="refmarker"/>
+          <w:rFonts w:ascii="Abyssinica SIL" w:hAnsi="Abyssinica SIL" w:cs="Abyssinica SIL"/>
+          <w:color w:val="993300"/>
+          <w:sz w:val="28"/>
+          <w:szCs w:val="28"/>
+          <w:shd w:val="clear" w:color="auto" w:fill="FFFFFF"/>
+          <w:lang w:val="am-ET"/>
+        </w:rPr>
+        <w:t>ለካልእከ፡ ወኢምንተኒ፡ ወኢትጽላእ፡ መነሂ፡ እምሰብእ፡ ወኢትኩን፡</w:t>
+      </w:r>
+      <w:r>
+        <w:rPr>
+          <w:rStyle w:val="refmarker"/>
+          <w:rFonts w:ascii="Abyssinica SIL" w:hAnsi="Abyssinica SIL" w:cs="Abyssinica SIL"/>
+          <w:color w:val="993300"/>
+          <w:sz w:val="28"/>
+          <w:szCs w:val="28"/>
+          <w:shd w:val="clear" w:color="auto" w:fill="FFFFFF"/>
+          <w:lang w:val="am-ET"/>
+        </w:rPr>
+        <w:t xml:space="preserve"> </w:t>
+      </w:r>
+      <w:r>
+        <w:rPr>
+          <w:rStyle w:val="refmarker"/>
+          <w:rFonts w:ascii="Abyssinica SIL" w:hAnsi="Abyssinica SIL" w:cs="Abyssinica SIL"/>
+          <w:color w:val="993300"/>
+          <w:sz w:val="28"/>
+          <w:szCs w:val="28"/>
+          <w:shd w:val="clear" w:color="auto" w:fill="FFFFFF"/>
+          <w:lang w:val="am-ET"/>
+        </w:rPr>
+        <w:t>ስምዓ፡ በሐሰት</w:t>
+      </w:r>
+      <w:r>
+        <w:rPr>
+          <w:rStyle w:val="refmarker"/>
+          <w:rFonts w:ascii="Abyssinica SIL" w:hAnsi="Abyssinica SIL" w:cs="Abyssinica SIL"/>
+          <w:color w:val="993300"/>
+          <w:sz w:val="28"/>
+          <w:szCs w:val="28"/>
+          <w:shd w:val="clear" w:color="auto" w:fill="FFFFFF"/>
+          <w:lang w:val="am-ET"/>
+        </w:rPr>
+        <w:t> </w:t>
+      </w:r>
+      <w:r>
+        <w:rPr>
+          <w:rStyle w:val="refmarker"/>
+          <w:rFonts w:ascii="Abyssinica SIL" w:hAnsi="Abyssinica SIL" w:cs="Abyssinica SIL"/>
+          <w:color w:val="993300"/>
+          <w:sz w:val="28"/>
+          <w:szCs w:val="28"/>
+          <w:shd w:val="clear" w:color="auto" w:fill="FFFFFF"/>
+          <w:lang w:val="am-ET"/>
+        </w:rPr>
+        <w:t>። ወኢትኩን፡ ነባቤ፡ እኩይ፡ ላዕለ፡ መኑሂ</w:t>
+      </w:r>
+      <w:r>
+        <w:rPr>
+          <w:rStyle w:val="refmarker"/>
+          <w:rFonts w:ascii="Abyssinica SIL" w:hAnsi="Abyssinica SIL" w:cs="Abyssinica SIL"/>
+          <w:color w:val="993300"/>
+          <w:sz w:val="28"/>
+          <w:szCs w:val="28"/>
+          <w:shd w:val="clear" w:color="auto" w:fill="FFFFFF"/>
+          <w:lang w:val="am-ET"/>
+        </w:rPr>
+        <w:t> </w:t>
+      </w:r>
+      <w:r>
+        <w:rPr>
+          <w:rStyle w:val="refmarker"/>
+          <w:rFonts w:ascii="Abyssinica SIL" w:hAnsi="Abyssinica SIL" w:cs="Abyssinica SIL"/>
+          <w:color w:val="993300"/>
+          <w:sz w:val="28"/>
+          <w:szCs w:val="28"/>
+          <w:shd w:val="clear" w:color="auto" w:fill="FFFFFF"/>
+          <w:lang w:val="am-ET"/>
+        </w:rPr>
+        <w:t>። ወኢተሐሊ፡ ከመ፡ ትግበር፡ እኩየ፡ ወኢትኩን፡</w:t>
+      </w:r>
+      <w:r>
+        <w:rPr>
+          <w:rStyle w:val="refmarker"/>
+          <w:rFonts w:ascii="Abyssinica SIL" w:hAnsi="Abyssinica SIL" w:cs="Abyssinica SIL"/>
+          <w:color w:val="993300"/>
+          <w:sz w:val="28"/>
+          <w:szCs w:val="28"/>
+          <w:shd w:val="clear" w:color="auto" w:fill="FFFFFF"/>
+          <w:lang w:val="am-ET"/>
+        </w:rPr>
+        <w:t xml:space="preserve"> </w:t>
+      </w:r>
+      <w:r>
+        <w:rPr>
+          <w:rStyle w:val="refmarker"/>
+          <w:rFonts w:ascii="Abyssinica SIL" w:hAnsi="Abyssinica SIL" w:cs="Abyssinica SIL"/>
+          <w:color w:val="993300"/>
+          <w:sz w:val="28"/>
+          <w:szCs w:val="28"/>
+          <w:shd w:val="clear" w:color="auto" w:fill="FFFFFF"/>
+          <w:lang w:val="am-ET"/>
+        </w:rPr>
+        <w:t>ዘክልኤ፡ ልቡ፡ ወዘክልኤ፡ልሳኑ፡ እስመ፡ ዘክልኤ፡ ልሳኑ፡</w:t>
+      </w:r>
+      <w:r>
+        <w:rPr>
+          <w:rStyle w:val="refmarker"/>
+          <w:rFonts w:ascii="Abyssinica SIL" w:hAnsi="Abyssinica SIL" w:cs="Abyssinica SIL"/>
+          <w:color w:val="993300"/>
+          <w:sz w:val="28"/>
+          <w:szCs w:val="28"/>
+          <w:shd w:val="clear" w:color="auto" w:fill="FFFFFF"/>
+          <w:lang w:val="am-ET"/>
+        </w:rPr>
+        <w:t xml:space="preserve"> </w:t>
+      </w:r>
+      <w:r>
+        <w:rPr>
+          <w:rStyle w:val="refmarker"/>
+          <w:rFonts w:ascii="Abyssinica SIL" w:hAnsi="Abyssinica SIL" w:cs="Abyssinica SIL"/>
+          <w:color w:val="993300"/>
+          <w:sz w:val="28"/>
+          <w:szCs w:val="28"/>
+          <w:shd w:val="clear" w:color="auto" w:fill="FFFFFF"/>
+          <w:lang w:val="am-ET"/>
+        </w:rPr>
+        <w:t>መሥገርት፡ ውእቱ፡</w:t>
+      </w:r>
+      <w:r>
+        <w:rPr>
+          <w:rStyle w:val="refmarker"/>
+          <w:rFonts w:ascii="Abyssinica SIL" w:hAnsi="Abyssinica SIL" w:cs="Abyssinica SIL"/>
+          <w:color w:val="993300"/>
+          <w:sz w:val="28"/>
+          <w:szCs w:val="28"/>
+          <w:shd w:val="clear" w:color="auto" w:fill="FFFFFF"/>
+          <w:lang w:val="am-ET"/>
+        </w:rPr>
+        <w:t xml:space="preserve"> </w:t>
+      </w:r>
+      <w:r>
+        <w:rPr>
+          <w:rStyle w:val="refmarker"/>
+          <w:rFonts w:ascii="Abyssinica SIL" w:hAnsi="Abyssinica SIL" w:cs="Abyssinica SIL"/>
+          <w:color w:val="993300"/>
+          <w:sz w:val="28"/>
+          <w:szCs w:val="28"/>
+          <w:shd w:val="clear" w:color="auto" w:fill="FFFFFF"/>
+          <w:lang w:val="am-ET"/>
+        </w:rPr>
+        <w:t>ለሞት</w:t>
+      </w:r>
+      <w:r>
+        <w:rPr>
+          <w:rStyle w:val="refmarker"/>
+          <w:rFonts w:ascii="Abyssinica SIL" w:hAnsi="Abyssinica SIL" w:cs="Abyssinica SIL"/>
+          <w:color w:val="993300"/>
+          <w:sz w:val="28"/>
+          <w:szCs w:val="28"/>
+          <w:shd w:val="clear" w:color="auto" w:fill="FFFFFF"/>
+          <w:lang w:val="am-ET"/>
+        </w:rPr>
+        <w:t> </w:t>
+      </w:r>
+      <w:r>
+        <w:rPr>
+          <w:rStyle w:val="refmarker"/>
+          <w:rFonts w:ascii="Abyssinica SIL" w:hAnsi="Abyssinica SIL" w:cs="Abyssinica SIL"/>
+          <w:color w:val="993300"/>
+          <w:sz w:val="28"/>
+          <w:szCs w:val="28"/>
+          <w:shd w:val="clear" w:color="auto" w:fill="FFFFFF"/>
+          <w:lang w:val="am-ET"/>
+        </w:rPr>
+        <w:t>። ወኢይኩን፡ ነገርከ፡ ከ</w:t>
+      </w:r>
+      <w:r>
+        <w:rPr>
+          <w:rStyle w:val="refmarker"/>
+          <w:rFonts w:ascii="Abyssinica SIL" w:hAnsi="Abyssinica SIL" w:cs="Abyssinica SIL"/>
+          <w:color w:val="993300"/>
+          <w:sz w:val="28"/>
+          <w:szCs w:val="28"/>
+          <w:shd w:val="clear" w:color="auto" w:fill="FFFFFF"/>
+          <w:lang w:val="am-ET"/>
+        </w:rPr>
+        <w:t>|</w:t>
+      </w:r>
+      <w:r>
+        <w:rPr>
+          <w:rStyle w:val="refmarker"/>
+          <w:rFonts w:ascii="Abyssinica SIL" w:hAnsi="Abyssinica SIL" w:cs="Abyssinica SIL"/>
+          <w:color w:val="993300"/>
+          <w:sz w:val="28"/>
+          <w:szCs w:val="28"/>
+          <w:shd w:val="clear" w:color="auto" w:fill="FFFFFF"/>
+          <w:lang w:val="am-ET"/>
+        </w:rPr>
+        <w:t>ንቶ፡ ወኢትኩን፡ ሐሳዌ</w:t>
+      </w:r>
+      <w:r>
+        <w:rPr>
+          <w:rStyle w:val="refmarker"/>
+          <w:rFonts w:ascii="Abyssinica SIL" w:hAnsi="Abyssinica SIL" w:cs="Abyssinica SIL"/>
+          <w:color w:val="993300"/>
+          <w:sz w:val="28"/>
+          <w:szCs w:val="28"/>
+          <w:shd w:val="clear" w:color="auto" w:fill="FFFFFF"/>
+          <w:lang w:val="am-ET"/>
+        </w:rPr>
+        <w:t> </w:t>
+      </w:r>
+      <w:r>
+        <w:rPr>
+          <w:rStyle w:val="refmarker"/>
+          <w:rFonts w:ascii="Abyssinica SIL" w:hAnsi="Abyssinica SIL" w:cs="Abyssinica SIL"/>
+          <w:color w:val="993300"/>
+          <w:sz w:val="28"/>
+          <w:szCs w:val="28"/>
+          <w:shd w:val="clear" w:color="auto" w:fill="FFFFFF"/>
+          <w:lang w:val="am-ET"/>
+        </w:rPr>
+        <w:t>። ወኢትኩን፡ መናፍቀ፡</w:t>
+      </w:r>
+      <w:r>
+        <w:rPr>
+          <w:rStyle w:val="refmarker"/>
+          <w:rFonts w:ascii="Abyssinica SIL" w:hAnsi="Abyssinica SIL" w:cs="Abyssinica SIL"/>
+          <w:color w:val="993300"/>
+          <w:sz w:val="28"/>
+          <w:szCs w:val="28"/>
+          <w:shd w:val="clear" w:color="auto" w:fill="FFFFFF"/>
+          <w:lang w:val="am-ET"/>
+        </w:rPr>
+        <w:t xml:space="preserve"> </w:t>
+      </w:r>
+      <w:r>
+        <w:rPr>
+          <w:rStyle w:val="refmarker"/>
+          <w:rFonts w:ascii="Abyssinica SIL" w:hAnsi="Abyssinica SIL" w:cs="Abyssinica SIL"/>
+          <w:color w:val="993300"/>
+          <w:sz w:val="28"/>
+          <w:szCs w:val="28"/>
+          <w:shd w:val="clear" w:color="auto" w:fill="FFFFFF"/>
+          <w:lang w:val="am-ET"/>
+        </w:rPr>
+        <w:t>ወኢመፍቀሬ፡ ንዋይ፡</w:t>
+      </w:r>
+      <w:r>
+        <w:rPr>
+          <w:rStyle w:val="refmarker"/>
+          <w:rFonts w:ascii="Abyssinica SIL" w:hAnsi="Abyssinica SIL" w:cs="Abyssinica SIL"/>
+          <w:color w:val="993300"/>
+          <w:sz w:val="28"/>
+          <w:szCs w:val="28"/>
+          <w:shd w:val="clear" w:color="auto" w:fill="FFFFFF"/>
+          <w:lang w:val="am-ET"/>
+        </w:rPr>
+        <w:t xml:space="preserve"> </w:t>
+      </w:r>
+      <w:r>
+        <w:rPr>
+          <w:rStyle w:val="refmarker"/>
+          <w:rFonts w:ascii="Abyssinica SIL" w:hAnsi="Abyssinica SIL" w:cs="Abyssinica SIL"/>
+          <w:color w:val="993300"/>
+          <w:sz w:val="28"/>
+          <w:szCs w:val="28"/>
+          <w:shd w:val="clear" w:color="auto" w:fill="FFFFFF"/>
+          <w:lang w:val="am-ET"/>
+        </w:rPr>
+        <w:t>ብዙኅ፡</w:t>
+      </w:r>
+      <w:r>
+        <w:rPr>
+          <w:rStyle w:val="refmarker"/>
+          <w:rFonts w:ascii="Abyssinica SIL" w:hAnsi="Abyssinica SIL" w:cs="Abyssinica SIL"/>
+          <w:color w:val="993300"/>
+          <w:sz w:val="28"/>
+          <w:szCs w:val="28"/>
+          <w:shd w:val="clear" w:color="auto" w:fill="FFFFFF"/>
+          <w:lang w:val="am-ET"/>
+        </w:rPr>
+        <w:t xml:space="preserve"> </w:t>
+      </w:r>
+      <w:r>
+        <w:rPr>
+          <w:rStyle w:val="refmarker"/>
+          <w:rFonts w:ascii="Abyssinica SIL" w:hAnsi="Abyssinica SIL" w:cs="Abyssinica SIL"/>
+          <w:color w:val="993300"/>
+          <w:sz w:val="28"/>
+          <w:szCs w:val="28"/>
+          <w:shd w:val="clear" w:color="auto" w:fill="FFFFFF"/>
+          <w:lang w:val="am-ET"/>
+        </w:rPr>
+        <w:t>ወኢተዓጋሌ፡</w:t>
+      </w:r>
+      <w:r>
+        <w:rPr>
+          <w:rStyle w:val="refmarker"/>
+          <w:rFonts w:ascii="Abyssinica SIL" w:hAnsi="Abyssinica SIL" w:cs="Abyssinica SIL"/>
+          <w:color w:val="993300"/>
+          <w:sz w:val="28"/>
+          <w:szCs w:val="28"/>
+          <w:shd w:val="clear" w:color="auto" w:fill="FFFFFF"/>
+          <w:lang w:val="am-ET"/>
+        </w:rPr>
+        <w:t xml:space="preserve"> </w:t>
+      </w:r>
+      <w:r>
+        <w:rPr>
+          <w:rStyle w:val="refmarker"/>
+          <w:rFonts w:ascii="Abyssinica SIL" w:hAnsi="Abyssinica SIL" w:cs="Abyssinica SIL"/>
+          <w:color w:val="993300"/>
+          <w:sz w:val="28"/>
+          <w:szCs w:val="28"/>
+          <w:shd w:val="clear" w:color="auto" w:fill="FFFFFF"/>
+          <w:lang w:val="am-ET"/>
+        </w:rPr>
+        <w:t>ወኢመደላዌ፡</w:t>
+      </w:r>
+      <w:r>
+        <w:rPr>
+          <w:rStyle w:val="refmarker"/>
+          <w:rFonts w:ascii="Abyssinica SIL" w:hAnsi="Abyssinica SIL" w:cs="Abyssinica SIL"/>
+          <w:color w:val="993300"/>
+          <w:sz w:val="28"/>
+          <w:szCs w:val="28"/>
+          <w:shd w:val="clear" w:color="auto" w:fill="FFFFFF"/>
+          <w:lang w:val="am-ET"/>
+        </w:rPr>
+        <w:t xml:space="preserve"> </w:t>
+      </w:r>
+      <w:r>
+        <w:rPr>
+          <w:rStyle w:val="refmarker"/>
+          <w:rFonts w:ascii="Abyssinica SIL" w:hAnsi="Abyssinica SIL" w:cs="Abyssinica SIL"/>
+          <w:color w:val="993300"/>
+          <w:sz w:val="28"/>
+          <w:szCs w:val="28"/>
+          <w:shd w:val="clear" w:color="auto" w:fill="FFFFFF"/>
+          <w:lang w:val="am-ET"/>
+        </w:rPr>
+        <w:t>ወኢዘእኩይ፡ ልቡ</w:t>
+      </w:r>
+      <w:r>
+        <w:rPr>
+          <w:rStyle w:val="refmarker"/>
+          <w:rFonts w:ascii="Abyssinica SIL" w:hAnsi="Abyssinica SIL" w:cs="Abyssinica SIL"/>
+          <w:color w:val="993300"/>
+          <w:sz w:val="28"/>
+          <w:szCs w:val="28"/>
+          <w:shd w:val="clear" w:color="auto" w:fill="FFFFFF"/>
+          <w:lang w:val="am-ET"/>
+        </w:rPr>
+        <w:t> </w:t>
+      </w:r>
+      <w:r>
+        <w:rPr>
+          <w:rStyle w:val="refmarker"/>
+          <w:rFonts w:ascii="Abyssinica SIL" w:hAnsi="Abyssinica SIL" w:cs="Abyssinica SIL"/>
+          <w:color w:val="993300"/>
+          <w:sz w:val="28"/>
+          <w:szCs w:val="28"/>
+          <w:shd w:val="clear" w:color="auto" w:fill="FFFFFF"/>
+          <w:lang w:val="am-ET"/>
+        </w:rPr>
+        <w:t>። ወኢዕቡየ፡ ወኢትምክር፡ ምክረ፡ እኩየ፡ ላዕለ፡ ቢጽከ፡ ወኢትጽላእ፡ መነሂ፡ እምሰብእ፡ አላ፡ ገሥጽ፡ ወለባዕዳን፡ ጸሊ፡ ወለባዕዳን፡ መሀሮሙ፡ ወለባዕዳን፡ አፍቅሮሙ፡</w:t>
+      </w:r>
+      <w:r>
+        <w:rPr>
+          <w:rStyle w:val="refmarker"/>
+          <w:rFonts w:ascii="Abyssinica SIL" w:hAnsi="Abyssinica SIL" w:cs="Abyssinica SIL"/>
+          <w:color w:val="993300"/>
+          <w:sz w:val="28"/>
+          <w:szCs w:val="28"/>
+          <w:shd w:val="clear" w:color="auto" w:fill="FFFFFF"/>
+          <w:lang w:val="am-ET"/>
+        </w:rPr>
+        <w:t xml:space="preserve"> </w:t>
+      </w:r>
+      <w:r>
+        <w:rPr>
+          <w:rStyle w:val="refmarker"/>
+          <w:rFonts w:ascii="Abyssinica SIL" w:hAnsi="Abyssinica SIL" w:cs="Abyssinica SIL"/>
+          <w:color w:val="993300"/>
+          <w:sz w:val="28"/>
+          <w:szCs w:val="28"/>
+          <w:shd w:val="clear" w:color="auto" w:fill="FFFFFF"/>
+          <w:lang w:val="am-ET"/>
+        </w:rPr>
+        <w:t>እምነፍስከ፡ ፈድፋደ</w:t>
+      </w:r>
+      <w:r>
+        <w:rPr>
+          <w:rStyle w:val="refmarker"/>
+          <w:rFonts w:ascii="Abyssinica SIL" w:hAnsi="Abyssinica SIL" w:cs="Abyssinica SIL"/>
+          <w:color w:val="993300"/>
+          <w:sz w:val="28"/>
+          <w:szCs w:val="28"/>
+          <w:shd w:val="clear" w:color="auto" w:fill="FFFFFF"/>
+          <w:lang w:val="am-ET"/>
+        </w:rPr>
+        <w:t> </w:t>
+      </w:r>
+      <w:r>
+        <w:rPr>
+          <w:rStyle w:val="refmarker"/>
+          <w:rFonts w:ascii="Abyssinica SIL" w:hAnsi="Abyssinica SIL" w:cs="Abyssinica SIL"/>
+          <w:color w:val="993300"/>
+          <w:sz w:val="28"/>
+          <w:szCs w:val="28"/>
+          <w:shd w:val="clear" w:color="auto" w:fill="FFFFFF"/>
+          <w:lang w:val="am-ET"/>
+        </w:rPr>
+        <w:t>።</w:t>
+      </w:r>
+    </w:p>
+    <w:p>
+      <w:pPr>
+        <w:spacing w:before="120"/>
+        <w:jc w:val="both"/>
+        <w:rPr>
+          <w:noProof/>
+          <w:lang w:val="am-ET"/>
+        </w:rPr>
+        <w:sectPr>
+          <w:type w:val="continuous"/>
+          <w:pgSz w:w="16838" w:h="11906" w:orient="landscape"/>
+          <w:pgMar w:top="1418" w:right="1418" w:bottom="1418" w:left="1418" w:header="0" w:footer="0" w:gutter="0"/>
+          <w:cols w:space="720"/>
+          <w:formProt w:val="0"/>
+          <w:docGrid w:linePitch="326"/>
+        </w:sectPr>
+      </w:pPr>
+    </w:p>
+    <w:p>
+      <w:pPr>
+        <w:keepNext/>
+        <w:widowControl w:val="0"/>
+        <w:snapToGrid w:val="0"/>
+        <w:spacing w:before="120"/>
+        <w:jc w:val="center"/>
+        <w:rPr>
+          <w:rFonts w:ascii="Abyssinica SIL" w:hAnsi="Abyssinica SIL" w:cs="Abyssinica SIL"/>
+          <w:b/>
+          <w:bCs/>
+          <w:noProof/>
+          <w:sz w:val="32"/>
+          <w:szCs w:val="32"/>
+          <w:u w:val="single" w:color="00B050"/>
+          <w:lang w:val="am-ET" w:bidi="syr-SY"/>
+        </w:rPr>
+      </w:pPr>
+      <w:r>
+        <w:rPr>
+          <w:rFonts w:ascii="Abyssinica SIL" w:hAnsi="Abyssinica SIL" w:cs="Abyssinica SIL"/>
+          <w:b/>
+          <w:bCs/>
+          <w:noProof/>
+          <w:sz w:val="32"/>
+          <w:szCs w:val="32"/>
+          <w:u w:val="single" w:color="00B050"/>
+          <w:lang w:val="am-ET" w:bidi="syr-SY"/>
+        </w:rPr>
+        <w:t xml:space="preserve">Chapter </w:t>
+      </w:r>
+      <w:r>
+        <w:rPr>
+          <w:rFonts w:ascii="Abyssinica SIL" w:hAnsi="Abyssinica SIL" w:cs="Abyssinica SIL"/>
+          <w:b/>
+          <w:bCs/>
+          <w:noProof/>
+          <w:sz w:val="32"/>
+          <w:szCs w:val="32"/>
+          <w:u w:val="single" w:color="00B050"/>
+          <w:lang w:val="am-ET" w:bidi="syr-SY"/>
+        </w:rPr>
+        <w:t>5</w:t>
+      </w:r>
+    </w:p>
+    <w:p>
+      <w:pPr>
+        <w:keepNext/>
+        <w:widowControl w:val="0"/>
+        <w:snapToGrid w:val="0"/>
+        <w:spacing w:before="120"/>
+        <w:jc w:val="center"/>
+        <w:rPr>
+          <w:rStyle w:val="refmarker"/>
+          <w:rFonts w:ascii="Abyssinica SIL" w:hAnsi="Abyssinica SIL" w:cs="Abyssinica SIL"/>
+          <w:noProof/>
+          <w:color w:val="0070C0"/>
+          <w:sz w:val="28"/>
+          <w:szCs w:val="28"/>
+          <w:shd w:val="clear" w:color="auto" w:fill="FFFFFF"/>
+          <w:vertAlign w:val="superscript"/>
+          <w:lang w:val="am-ET"/>
+        </w:rPr>
+      </w:pPr>
+      <w:r>
+        <w:rPr>
+          <w:rStyle w:val="refmarker"/>
+          <w:rFonts w:ascii="Abyssinica SIL" w:hAnsi="Abyssinica SIL" w:cs="Abyssinica SIL"/>
+          <w:b/>
+          <w:bCs/>
+          <w:color w:val="993300"/>
+          <w:sz w:val="28"/>
+          <w:szCs w:val="28"/>
+          <w:shd w:val="clear" w:color="auto" w:fill="FFFFFF"/>
+          <w:lang w:val="am-ET"/>
+        </w:rPr>
+        <w:t>ትእዛዝ፡ ፭፡</w:t>
+      </w:r>
+    </w:p>
+    <w:p>
+      <w:pPr>
+        <w:snapToGrid w:val="0"/>
+        <w:spacing w:before="120"/>
+        <w:jc w:val="both"/>
+        <w:rPr>
+          <w:rFonts w:ascii="Abyssinica SIL" w:hAnsi="Abyssinica SIL" w:cs="Abyssinica SIL"/>
+          <w:noProof/>
+          <w:color w:val="993300"/>
+          <w:sz w:val="28"/>
+          <w:szCs w:val="28"/>
+          <w:lang w:val="am-ET" w:bidi="syr-SY"/>
+        </w:rPr>
+      </w:pPr>
+      <w:r>
+        <w:rPr>
+          <w:rStyle w:val="refmarker"/>
+          <w:rFonts w:ascii="Abyssinica SIL" w:hAnsi="Abyssinica SIL" w:cs="Abyssinica SIL"/>
+          <w:color w:val="993300"/>
+          <w:sz w:val="28"/>
+          <w:szCs w:val="28"/>
+          <w:shd w:val="clear" w:color="auto" w:fill="FFFFFF"/>
+          <w:lang w:val="am-ET"/>
+        </w:rPr>
+        <w:t>ይቤ፡ እንድርያስ፡ ኦወልድየ፡ ጕየይ፡ እም</w:t>
+      </w:r>
+      <w:r>
+        <w:rPr>
+          <w:rStyle w:val="refmarker"/>
+          <w:rFonts w:ascii="Abyssinica SIL" w:hAnsi="Abyssinica SIL" w:cs="Abyssinica SIL"/>
+          <w:color w:val="993300"/>
+          <w:sz w:val="28"/>
+          <w:szCs w:val="28"/>
+          <w:shd w:val="clear" w:color="auto" w:fill="FFFFFF"/>
+          <w:lang w:val="am-ET"/>
+        </w:rPr>
+        <w:t>ኵ</w:t>
+      </w:r>
+      <w:r>
+        <w:rPr>
+          <w:rStyle w:val="refmarker"/>
+          <w:rFonts w:ascii="Abyssinica SIL" w:hAnsi="Abyssinica SIL" w:cs="Abyssinica SIL"/>
+          <w:color w:val="993300"/>
+          <w:sz w:val="28"/>
+          <w:szCs w:val="28"/>
+          <w:shd w:val="clear" w:color="auto" w:fill="FFFFFF"/>
+          <w:lang w:val="am-ET"/>
+        </w:rPr>
+        <w:t>ሉ፡ እኩይ፡ ወጽላእ፡ ኵሎ፡ እኩየ፡ ወኢትኩን፡</w:t>
+      </w:r>
+      <w:r>
+        <w:rPr>
+          <w:rStyle w:val="refmarker"/>
+          <w:rFonts w:ascii="Abyssinica SIL" w:hAnsi="Abyssinica SIL" w:cs="Abyssinica SIL"/>
+          <w:color w:val="993300"/>
+          <w:sz w:val="28"/>
+          <w:szCs w:val="28"/>
+          <w:shd w:val="clear" w:color="auto" w:fill="FFFFFF"/>
+          <w:lang w:val="am-ET"/>
+        </w:rPr>
+        <w:t xml:space="preserve"> </w:t>
+      </w:r>
+      <w:r>
+        <w:rPr>
+          <w:rStyle w:val="refmarker"/>
+          <w:rFonts w:ascii="Abyssinica SIL" w:hAnsi="Abyssinica SIL" w:cs="Abyssinica SIL"/>
+          <w:color w:val="993300"/>
+          <w:sz w:val="28"/>
+          <w:szCs w:val="28"/>
+          <w:shd w:val="clear" w:color="auto" w:fill="FFFFFF"/>
+          <w:lang w:val="am-ET"/>
+        </w:rPr>
+        <w:t>መዓትመ፡ እስመ፡ መዓት፡ ይስሕብ፡ ውስተ፡ ቀትል</w:t>
+      </w:r>
+      <w:r>
+        <w:rPr>
+          <w:rStyle w:val="refmarker"/>
+          <w:rFonts w:ascii="Abyssinica SIL" w:hAnsi="Abyssinica SIL" w:cs="Abyssinica SIL"/>
+          <w:color w:val="993300"/>
+          <w:sz w:val="28"/>
+          <w:szCs w:val="28"/>
+          <w:shd w:val="clear" w:color="auto" w:fill="FFFFFF"/>
+          <w:lang w:val="am-ET"/>
+        </w:rPr>
+        <w:t> </w:t>
+      </w:r>
+      <w:r>
+        <w:rPr>
+          <w:rStyle w:val="refmarker"/>
+          <w:rFonts w:ascii="Abyssinica SIL" w:hAnsi="Abyssinica SIL" w:cs="Abyssinica SIL"/>
+          <w:color w:val="993300"/>
+          <w:sz w:val="28"/>
+          <w:szCs w:val="28"/>
+          <w:shd w:val="clear" w:color="auto" w:fill="FFFFFF"/>
+          <w:lang w:val="am-ET"/>
+        </w:rPr>
+        <w:t>።</w:t>
+      </w:r>
+      <w:r>
+        <w:rPr>
+          <w:rStyle w:val="refmarker"/>
+          <w:rFonts w:ascii="Abyssinica SIL" w:hAnsi="Abyssinica SIL" w:cs="Abyssinica SIL"/>
+          <w:color w:val="993300"/>
+          <w:sz w:val="28"/>
+          <w:szCs w:val="28"/>
+          <w:shd w:val="clear" w:color="auto" w:fill="FFFFFF"/>
+          <w:lang w:val="am-ET"/>
+        </w:rPr>
+        <w:t xml:space="preserve"> እስመ፡</w:t>
+      </w:r>
+      <w:r>
+        <w:rPr>
+          <w:rStyle w:val="refmarker"/>
+          <w:rFonts w:ascii="Abyssinica SIL" w:hAnsi="Abyssinica SIL" w:cs="Abyssinica SIL"/>
+          <w:color w:val="993300"/>
+          <w:sz w:val="28"/>
+          <w:szCs w:val="28"/>
+          <w:shd w:val="clear" w:color="auto" w:fill="FFFFFF"/>
+          <w:lang w:val="am-ET"/>
+        </w:rPr>
+        <w:t xml:space="preserve"> </w:t>
+      </w:r>
+      <w:r>
+        <w:rPr>
+          <w:rStyle w:val="refmarker"/>
+          <w:rFonts w:ascii="Abyssinica SIL" w:hAnsi="Abyssinica SIL" w:cs="Abyssinica SIL"/>
+          <w:color w:val="993300"/>
+          <w:sz w:val="28"/>
+          <w:szCs w:val="28"/>
+          <w:shd w:val="clear" w:color="auto" w:fill="FFFFFF"/>
+          <w:lang w:val="am-ET"/>
+        </w:rPr>
+        <w:t>መዓት፡ጋኔን፡ እኩይ፡ ውእቱ</w:t>
+      </w:r>
+      <w:r>
+        <w:rPr>
+          <w:rStyle w:val="refmarker"/>
+          <w:rFonts w:ascii="Abyssinica SIL" w:hAnsi="Abyssinica SIL" w:cs="Abyssinica SIL"/>
+          <w:color w:val="993300"/>
+          <w:sz w:val="28"/>
+          <w:szCs w:val="28"/>
+          <w:shd w:val="clear" w:color="auto" w:fill="FFFFFF"/>
+          <w:lang w:val="am-ET"/>
+        </w:rPr>
+        <w:t> </w:t>
+      </w:r>
+      <w:r>
+        <w:rPr>
+          <w:rStyle w:val="refmarker"/>
+          <w:rFonts w:ascii="Abyssinica SIL" w:hAnsi="Abyssinica SIL" w:cs="Abyssinica SIL"/>
+          <w:color w:val="993300"/>
+          <w:sz w:val="28"/>
+          <w:szCs w:val="28"/>
+          <w:shd w:val="clear" w:color="auto" w:fill="FFFFFF"/>
+          <w:lang w:val="am-ET"/>
+        </w:rPr>
+        <w:t>።</w:t>
+      </w:r>
+      <w:r>
+        <w:rPr>
+          <w:rStyle w:val="refmarker"/>
+          <w:rFonts w:ascii="Abyssinica SIL" w:hAnsi="Abyssinica SIL" w:cs="Abyssinica SIL"/>
+          <w:color w:val="993300"/>
+          <w:sz w:val="28"/>
+          <w:szCs w:val="28"/>
+          <w:shd w:val="clear" w:color="auto" w:fill="FFFFFF"/>
+          <w:lang w:val="am-ET"/>
+        </w:rPr>
+        <w:t xml:space="preserve"> ወኢትኩን፡ ቀናኤ፡ ወኢቍጡዓ፡ ወኢመፍቀሬ፡</w:t>
+      </w:r>
+      <w:r>
+        <w:rPr>
+          <w:rStyle w:val="refmarker"/>
+          <w:rFonts w:ascii="Abyssinica SIL" w:hAnsi="Abyssinica SIL" w:cs="Abyssinica SIL"/>
+          <w:color w:val="993300"/>
+          <w:sz w:val="28"/>
+          <w:szCs w:val="28"/>
+          <w:shd w:val="clear" w:color="auto" w:fill="FFFFFF"/>
+          <w:lang w:val="am-ET"/>
+        </w:rPr>
+        <w:t xml:space="preserve"> </w:t>
+      </w:r>
+      <w:r>
+        <w:rPr>
+          <w:rStyle w:val="refmarker"/>
+          <w:rFonts w:ascii="Abyssinica SIL" w:hAnsi="Abyssinica SIL" w:cs="Abyssinica SIL"/>
+          <w:color w:val="993300"/>
+          <w:sz w:val="28"/>
+          <w:szCs w:val="28"/>
+          <w:shd w:val="clear" w:color="auto" w:fill="FFFFFF"/>
+          <w:lang w:val="am-ET"/>
+        </w:rPr>
+        <w:t>ቀትል፡ እስመ፡ ዝንቱ፡ ያማስን፡ ወያወርስ፡ እኩየ</w:t>
+      </w:r>
+      <w:r>
+        <w:rPr>
+          <w:rStyle w:val="refmarker"/>
+          <w:rFonts w:ascii="Abyssinica SIL" w:hAnsi="Abyssinica SIL" w:cs="Abyssinica SIL"/>
+          <w:color w:val="993300"/>
+          <w:sz w:val="28"/>
+          <w:szCs w:val="28"/>
+          <w:shd w:val="clear" w:color="auto" w:fill="FFFFFF"/>
+          <w:lang w:val="am-ET"/>
+        </w:rPr>
+        <w:t> </w:t>
+      </w:r>
+      <w:r>
+        <w:rPr>
+          <w:rStyle w:val="refmarker"/>
+          <w:rFonts w:ascii="Abyssinica SIL" w:hAnsi="Abyssinica SIL" w:cs="Abyssinica SIL"/>
+          <w:color w:val="993300"/>
+          <w:sz w:val="28"/>
+          <w:szCs w:val="28"/>
+          <w:shd w:val="clear" w:color="auto" w:fill="FFFFFF"/>
+          <w:lang w:val="am-ET"/>
+        </w:rPr>
+        <w:t>።</w:t>
+      </w:r>
+    </w:p>
+    <w:p>
+      <w:pPr>
+        <w:spacing w:before="120"/>
+        <w:jc w:val="both"/>
+        <w:rPr>
+          <w:noProof/>
+          <w:lang w:val="am-ET"/>
+        </w:rPr>
+        <w:sectPr>
+          <w:type w:val="continuous"/>
+          <w:pgSz w:w="16838" w:h="11906" w:orient="landscape"/>
+          <w:pgMar w:top="1418" w:right="1418" w:bottom="1418" w:left="1418" w:header="0" w:footer="0" w:gutter="0"/>
+          <w:cols w:space="720"/>
+          <w:formProt w:val="0"/>
+          <w:docGrid w:linePitch="326"/>
+        </w:sectPr>
+      </w:pPr>
+    </w:p>
+    <w:p>
+      <w:pPr>
+        <w:keepNext/>
+        <w:widowControl w:val="0"/>
+        <w:snapToGrid w:val="0"/>
+        <w:spacing w:before="120"/>
+        <w:jc w:val="center"/>
+        <w:rPr>
+          <w:rFonts w:ascii="Abyssinica SIL" w:hAnsi="Abyssinica SIL" w:cs="Abyssinica SIL"/>
+          <w:b/>
+          <w:bCs/>
+          <w:noProof/>
+          <w:sz w:val="32"/>
+          <w:szCs w:val="32"/>
+          <w:u w:val="single" w:color="00B050"/>
+          <w:lang w:val="am-ET" w:bidi="syr-SY"/>
+        </w:rPr>
+      </w:pPr>
+      <w:r>
+        <w:rPr>
+          <w:rFonts w:ascii="Abyssinica SIL" w:hAnsi="Abyssinica SIL" w:cs="Abyssinica SIL"/>
+          <w:b/>
+          <w:bCs/>
+          <w:noProof/>
+          <w:sz w:val="32"/>
+          <w:szCs w:val="32"/>
+          <w:u w:val="single" w:color="00B050"/>
+          <w:lang w:val="am-ET" w:bidi="syr-SY"/>
+        </w:rPr>
+        <w:lastRenderedPageBreak/>
+        <w:t xml:space="preserve">Chapter </w:t>
+      </w:r>
+      <w:r>
+        <w:rPr>
+          <w:rFonts w:ascii="Abyssinica SIL" w:hAnsi="Abyssinica SIL" w:cs="Abyssinica SIL"/>
+          <w:b/>
+          <w:bCs/>
+          <w:noProof/>
+          <w:sz w:val="32"/>
+          <w:szCs w:val="32"/>
+          <w:u w:val="single" w:color="00B050"/>
+          <w:lang w:val="am-ET" w:bidi="syr-SY"/>
+        </w:rPr>
+        <w:t>6</w:t>
+      </w:r>
+    </w:p>
+    <w:p>
+      <w:pPr>
+        <w:keepNext/>
+        <w:widowControl w:val="0"/>
+        <w:snapToGrid w:val="0"/>
+        <w:spacing w:before="120"/>
+        <w:jc w:val="center"/>
+        <w:rPr>
+          <w:rStyle w:val="refmarker"/>
+          <w:rFonts w:ascii="Abyssinica SIL" w:hAnsi="Abyssinica SIL" w:cs="Abyssinica SIL"/>
+          <w:noProof/>
+          <w:color w:val="0070C0"/>
+          <w:sz w:val="28"/>
+          <w:szCs w:val="28"/>
+          <w:shd w:val="clear" w:color="auto" w:fill="FFFFFF"/>
+          <w:vertAlign w:val="superscript"/>
+          <w:lang w:val="am-ET"/>
+        </w:rPr>
+      </w:pPr>
+      <w:r>
+        <w:rPr>
+          <w:rStyle w:val="refmarker"/>
+          <w:rFonts w:ascii="Abyssinica SIL" w:hAnsi="Abyssinica SIL" w:cs="Abyssinica SIL"/>
+          <w:b/>
+          <w:bCs/>
+          <w:color w:val="993300"/>
+          <w:sz w:val="28"/>
+          <w:szCs w:val="28"/>
+          <w:shd w:val="clear" w:color="auto" w:fill="FFFFFF"/>
+          <w:lang w:val="am-ET"/>
+        </w:rPr>
+        <w:t>ትእዛዝ፡ ፮፡</w:t>
+      </w:r>
+    </w:p>
+    <w:p>
+      <w:pPr>
+        <w:snapToGrid w:val="0"/>
+        <w:spacing w:before="120"/>
+        <w:jc w:val="both"/>
+        <w:rPr>
+          <w:rFonts w:ascii="Abyssinica SIL" w:hAnsi="Abyssinica SIL" w:cs="Abyssinica SIL"/>
+          <w:noProof/>
+          <w:color w:val="993300"/>
+          <w:sz w:val="28"/>
+          <w:szCs w:val="28"/>
+          <w:lang w:val="am-ET" w:bidi="syr-SY"/>
+        </w:rPr>
+      </w:pPr>
+      <w:r>
+        <w:rPr>
+          <w:rStyle w:val="refmarker"/>
+          <w:rFonts w:ascii="Abyssinica SIL" w:hAnsi="Abyssinica SIL" w:cs="Abyssinica SIL"/>
+          <w:color w:val="993300"/>
+          <w:sz w:val="28"/>
+          <w:szCs w:val="28"/>
+          <w:shd w:val="clear" w:color="auto" w:fill="FFFFFF"/>
+          <w:lang w:val="am-ET"/>
+        </w:rPr>
+        <w:t>ይቤ፡ ፊልጶስ፡ ኦወልድየ፡ ኢትኩን፡ ፈታዊ፡ እስመ፡ ፍትወትሰ፡ ትስሕብ፡ ኀበ፡ ዝሙት፡ ወእምድኅሬሁ፡ ትሬስዮ፡ ለብእሲ፡ ሠሐቀ፡ ወስላቀ፡ ለኵሉ</w:t>
+      </w:r>
+      <w:r>
+        <w:rPr>
+          <w:rStyle w:val="refmarker"/>
+          <w:rFonts w:ascii="Abyssinica SIL" w:hAnsi="Abyssinica SIL" w:cs="Abyssinica SIL"/>
+          <w:color w:val="993300"/>
+          <w:sz w:val="28"/>
+          <w:szCs w:val="28"/>
+          <w:shd w:val="clear" w:color="auto" w:fill="FFFFFF"/>
+          <w:lang w:val="am-ET"/>
+        </w:rPr>
+        <w:t> </w:t>
+      </w:r>
+      <w:r>
+        <w:rPr>
+          <w:rStyle w:val="refmarker"/>
+          <w:rFonts w:ascii="Abyssinica SIL" w:hAnsi="Abyssinica SIL" w:cs="Abyssinica SIL"/>
+          <w:color w:val="993300"/>
+          <w:sz w:val="28"/>
+          <w:szCs w:val="28"/>
+          <w:shd w:val="clear" w:color="auto" w:fill="FFFFFF"/>
+          <w:lang w:val="am-ET"/>
+        </w:rPr>
+        <w:t>።</w:t>
+      </w:r>
+      <w:r>
+        <w:rPr>
+          <w:rStyle w:val="refmarker"/>
+          <w:rFonts w:ascii="Abyssinica SIL" w:hAnsi="Abyssinica SIL" w:cs="Abyssinica SIL"/>
+          <w:color w:val="993300"/>
+          <w:sz w:val="28"/>
+          <w:szCs w:val="28"/>
+          <w:shd w:val="clear" w:color="auto" w:fill="FFFFFF"/>
+          <w:lang w:val="am-ET"/>
+        </w:rPr>
+        <w:t xml:space="preserve"> እስመ፡ ፍትወት፡ ጋኔን፡ መስሕት፡ ይእቲ፡ እስመ፡ ሶበ፡ የኅብር፡ ጋኔን፡ መዓት፡ ምስለ፡ ፍትወት፡ እስመ፡ ውእቱ፡ ሀጕል፡ ለዘይገብሮ፡ ወኅበ፡</w:t>
+      </w:r>
+      <w:r>
+        <w:rPr>
+          <w:rStyle w:val="refmarker"/>
+          <w:rFonts w:ascii="Abyssinica SIL" w:hAnsi="Abyssinica SIL" w:cs="Abyssinica SIL"/>
+          <w:color w:val="993300"/>
+          <w:sz w:val="28"/>
+          <w:szCs w:val="28"/>
+          <w:shd w:val="clear" w:color="auto" w:fill="FFFFFF"/>
+          <w:lang w:val="am-ET"/>
+        </w:rPr>
+        <w:t xml:space="preserve"> </w:t>
+      </w:r>
+      <w:r>
+        <w:rPr>
+          <w:rStyle w:val="refmarker"/>
+          <w:rFonts w:ascii="Abyssinica SIL" w:hAnsi="Abyssinica SIL" w:cs="Abyssinica SIL"/>
+          <w:color w:val="993300"/>
+          <w:sz w:val="28"/>
+          <w:szCs w:val="28"/>
+          <w:shd w:val="clear" w:color="auto" w:fill="FFFFFF"/>
+          <w:lang w:val="am-ET"/>
+        </w:rPr>
+        <w:t>ሀሎ፡</w:t>
+      </w:r>
+      <w:r>
+        <w:rPr>
+          <w:rStyle w:val="refmarker"/>
+          <w:rFonts w:ascii="Abyssinica SIL" w:hAnsi="Abyssinica SIL" w:cs="Abyssinica SIL"/>
+          <w:color w:val="993300"/>
+          <w:sz w:val="28"/>
+          <w:szCs w:val="28"/>
+          <w:shd w:val="clear" w:color="auto" w:fill="FFFFFF"/>
+          <w:lang w:val="am-ET"/>
+        </w:rPr>
+        <w:t xml:space="preserve"> </w:t>
+      </w:r>
+      <w:r>
+        <w:rPr>
+          <w:rStyle w:val="refmarker"/>
+          <w:rFonts w:ascii="Abyssinica SIL" w:hAnsi="Abyssinica SIL" w:cs="Abyssinica SIL"/>
+          <w:color w:val="993300"/>
+          <w:sz w:val="28"/>
+          <w:szCs w:val="28"/>
+          <w:shd w:val="clear" w:color="auto" w:fill="FFFFFF"/>
+          <w:lang w:val="am-ET"/>
+        </w:rPr>
+        <w:t>መንፈስ፡ ርኩስ፡ ኃጢአት፡ ውእቱ፡ ለነፍስ፡ ለእመ፡ ረከበ፡ ንስቲተ፡ ኀበ፡ ይበውእ፡ እስመ፡ ያርሕቦ፡ ለውእቱ፡</w:t>
+      </w:r>
+      <w:r>
+        <w:rPr>
+          <w:rStyle w:val="refmarker"/>
+          <w:rFonts w:ascii="Abyssinica SIL" w:hAnsi="Abyssinica SIL" w:cs="Abyssinica SIL"/>
+          <w:color w:val="993300"/>
+          <w:sz w:val="28"/>
+          <w:szCs w:val="28"/>
+          <w:shd w:val="clear" w:color="auto" w:fill="FFFFFF"/>
+          <w:lang w:val="am-ET"/>
+        </w:rPr>
+        <w:t xml:space="preserve"> </w:t>
+      </w:r>
+      <w:r>
+        <w:rPr>
+          <w:rStyle w:val="refmarker"/>
+          <w:rFonts w:ascii="Abyssinica SIL" w:hAnsi="Abyssinica SIL" w:cs="Abyssinica SIL"/>
+          <w:color w:val="993300"/>
+          <w:sz w:val="28"/>
+          <w:szCs w:val="28"/>
+          <w:shd w:val="clear" w:color="auto" w:fill="FFFFFF"/>
+          <w:lang w:val="am-ET"/>
+        </w:rPr>
+        <w:t>መካን፡</w:t>
+      </w:r>
+      <w:r>
+        <w:rPr>
+          <w:rStyle w:val="refmarker"/>
+          <w:rFonts w:ascii="Abyssinica SIL" w:hAnsi="Abyssinica SIL" w:cs="Abyssinica SIL"/>
+          <w:color w:val="993300"/>
+          <w:sz w:val="28"/>
+          <w:szCs w:val="28"/>
+          <w:shd w:val="clear" w:color="auto" w:fill="FFFFFF"/>
+          <w:lang w:val="am-ET"/>
+        </w:rPr>
+        <w:t xml:space="preserve"> </w:t>
+      </w:r>
+      <w:r>
+        <w:rPr>
+          <w:rStyle w:val="refmarker"/>
+          <w:rFonts w:ascii="Abyssinica SIL" w:hAnsi="Abyssinica SIL" w:cs="Abyssinica SIL"/>
+          <w:color w:val="993300"/>
+          <w:sz w:val="28"/>
+          <w:szCs w:val="28"/>
+          <w:shd w:val="clear" w:color="auto" w:fill="FFFFFF"/>
+          <w:lang w:val="am-ET"/>
+        </w:rPr>
+        <w:t>ወይነሥእ፡ ምስሌሁ፡ ኵሎ፡ መናፍስተ፡ ርኰሳነ፡ ወይበውኡ፡ ላዕለ፡ ይእቲ፡ ነፍስ</w:t>
+      </w:r>
+      <w:r>
+        <w:rPr>
+          <w:rStyle w:val="refmarker"/>
+          <w:rFonts w:ascii="Abyssinica SIL" w:hAnsi="Abyssinica SIL" w:cs="Abyssinica SIL"/>
+          <w:color w:val="993300"/>
+          <w:sz w:val="28"/>
+          <w:szCs w:val="28"/>
+          <w:shd w:val="clear" w:color="auto" w:fill="FFFFFF"/>
+          <w:lang w:val="am-ET"/>
+        </w:rPr>
+        <w:t> </w:t>
+      </w:r>
+      <w:r>
+        <w:rPr>
+          <w:rStyle w:val="refmarker"/>
+          <w:rFonts w:ascii="Abyssinica SIL" w:hAnsi="Abyssinica SIL" w:cs="Abyssinica SIL"/>
+          <w:color w:val="993300"/>
+          <w:sz w:val="28"/>
+          <w:szCs w:val="28"/>
+          <w:shd w:val="clear" w:color="auto" w:fill="FFFFFF"/>
+          <w:lang w:val="am-ET"/>
+        </w:rPr>
+        <w:t>።</w:t>
+      </w:r>
+      <w:r>
+        <w:rPr>
+          <w:rStyle w:val="refmarker"/>
+          <w:rFonts w:ascii="Abyssinica SIL" w:hAnsi="Abyssinica SIL" w:cs="Abyssinica SIL"/>
+          <w:color w:val="993300"/>
+          <w:sz w:val="28"/>
+          <w:szCs w:val="28"/>
+          <w:shd w:val="clear" w:color="auto" w:fill="FFFFFF"/>
+          <w:lang w:val="am-ET"/>
+        </w:rPr>
+        <w:t xml:space="preserve"> ወኢየኃድግዎ፡ ለውእቱ፡ ብእሲ፡ ወኢይትከሀሎ፡ይትለዓል፡ ግሙራ፡</w:t>
+      </w:r>
+      <w:r>
+        <w:rPr>
+          <w:rStyle w:val="refmarker"/>
+          <w:rFonts w:ascii="Abyssinica SIL" w:hAnsi="Abyssinica SIL" w:cs="Abyssinica SIL"/>
+          <w:color w:val="993300"/>
+          <w:sz w:val="28"/>
+          <w:szCs w:val="28"/>
+          <w:shd w:val="clear" w:color="auto" w:fill="FFFFFF"/>
+          <w:lang w:val="am-ET"/>
+        </w:rPr>
+        <w:t xml:space="preserve"> </w:t>
+      </w:r>
+      <w:r>
+        <w:rPr>
+          <w:rStyle w:val="refmarker"/>
+          <w:rFonts w:ascii="Abyssinica SIL" w:hAnsi="Abyssinica SIL" w:cs="Abyssinica SIL"/>
+          <w:color w:val="993300"/>
+          <w:sz w:val="28"/>
+          <w:szCs w:val="28"/>
+          <w:shd w:val="clear" w:color="auto" w:fill="FFFFFF"/>
+          <w:lang w:val="am-ET"/>
+        </w:rPr>
+        <w:t>ከመ፡ ይርአይ፡ ጽድቀ</w:t>
+      </w:r>
+      <w:r>
+        <w:rPr>
+          <w:rStyle w:val="refmarker"/>
+          <w:rFonts w:ascii="Abyssinica SIL" w:hAnsi="Abyssinica SIL" w:cs="Abyssinica SIL"/>
+          <w:color w:val="993300"/>
+          <w:sz w:val="28"/>
+          <w:szCs w:val="28"/>
+          <w:shd w:val="clear" w:color="auto" w:fill="FFFFFF"/>
+          <w:lang w:val="am-ET"/>
+        </w:rPr>
+        <w:t> </w:t>
+      </w:r>
+      <w:r>
+        <w:rPr>
+          <w:rStyle w:val="refmarker"/>
+          <w:rFonts w:ascii="Abyssinica SIL" w:hAnsi="Abyssinica SIL" w:cs="Abyssinica SIL"/>
+          <w:color w:val="993300"/>
+          <w:sz w:val="28"/>
+          <w:szCs w:val="28"/>
+          <w:shd w:val="clear" w:color="auto" w:fill="FFFFFF"/>
+          <w:lang w:val="am-ET"/>
+        </w:rPr>
+        <w:t>። ለኃዲገ፡ መዓትክሙኒ፡ ግበሩ፡ ቦቱ፡ ዓቅመ፡ ከመ፡ ታቍርሩ፡ ወታስተድኅሩ፡ መዓተ፡ ድኅረ፡ መዓትክሙ፡ ከመ፡ ኢያውድቅሙ፡</w:t>
+      </w:r>
+      <w:r>
+        <w:rPr>
+          <w:rStyle w:val="refmarker"/>
+          <w:rFonts w:ascii="Abyssinica SIL" w:hAnsi="Abyssinica SIL" w:cs="Abyssinica SIL"/>
+          <w:color w:val="993300"/>
+          <w:sz w:val="28"/>
+          <w:szCs w:val="28"/>
+          <w:shd w:val="clear" w:color="auto" w:fill="FFFFFF"/>
+          <w:lang w:val="am-ET"/>
+        </w:rPr>
+        <w:t xml:space="preserve"> </w:t>
+      </w:r>
+      <w:r>
+        <w:rPr>
+          <w:rStyle w:val="refmarker"/>
+          <w:rFonts w:ascii="Abyssinica SIL" w:hAnsi="Abyssinica SIL" w:cs="Abyssinica SIL"/>
+          <w:color w:val="993300"/>
+          <w:sz w:val="28"/>
+          <w:szCs w:val="28"/>
+          <w:shd w:val="clear" w:color="auto" w:fill="FFFFFF"/>
+          <w:lang w:val="am-ET"/>
+        </w:rPr>
+        <w:t>ሰይጣን፡ ውስተ፡ ገቢረ፡</w:t>
+      </w:r>
+      <w:r>
+        <w:rPr>
+          <w:rStyle w:val="refmarker"/>
+          <w:rFonts w:ascii="Abyssinica SIL" w:hAnsi="Abyssinica SIL" w:cs="Abyssinica SIL"/>
+          <w:color w:val="993300"/>
+          <w:sz w:val="28"/>
+          <w:szCs w:val="28"/>
+          <w:shd w:val="clear" w:color="auto" w:fill="FFFFFF"/>
+          <w:lang w:val="am-ET"/>
+        </w:rPr>
+        <w:t xml:space="preserve"> </w:t>
+      </w:r>
+      <w:r>
+        <w:rPr>
+          <w:rStyle w:val="refmarker"/>
+          <w:rFonts w:ascii="Abyssinica SIL" w:hAnsi="Abyssinica SIL" w:cs="Abyssinica SIL"/>
+          <w:color w:val="993300"/>
+          <w:sz w:val="28"/>
+          <w:szCs w:val="28"/>
+          <w:shd w:val="clear" w:color="auto" w:fill="FFFFFF"/>
+          <w:lang w:val="am-ET"/>
+        </w:rPr>
+        <w:t xml:space="preserve">እኩይ፡ ፈድፋዶ፡ መዓት፡ ወፍትወት፡ እኩይ፡ </w:t>
+      </w:r>
+      <w:r>
+        <w:rPr>
+          <w:rStyle w:val="refmarker"/>
+          <w:rFonts w:ascii="Abyssinica SIL" w:hAnsi="Abyssinica SIL" w:cs="Abyssinica SIL"/>
+          <w:color w:val="993300"/>
+          <w:sz w:val="28"/>
+          <w:szCs w:val="28"/>
+          <w:shd w:val="clear" w:color="auto" w:fill="FFFFFF"/>
+          <w:lang w:val="am-ET"/>
+        </w:rPr>
+        <w:t>|</w:t>
+      </w:r>
+      <w:r>
+        <w:rPr>
+          <w:rStyle w:val="refmarker"/>
+          <w:rFonts w:ascii="Abyssinica SIL" w:hAnsi="Abyssinica SIL" w:cs="Abyssinica SIL"/>
+          <w:color w:val="993300"/>
+          <w:sz w:val="28"/>
+          <w:szCs w:val="28"/>
+          <w:shd w:val="clear" w:color="auto" w:fill="FFFFFF"/>
+          <w:lang w:val="am-ET"/>
+        </w:rPr>
+        <w:t>ውእቱ</w:t>
+      </w:r>
+      <w:r>
+        <w:rPr>
+          <w:rStyle w:val="refmarker"/>
+          <w:rFonts w:ascii="Abyssinica SIL" w:hAnsi="Abyssinica SIL" w:cs="Abyssinica SIL"/>
+          <w:color w:val="993300"/>
+          <w:sz w:val="28"/>
+          <w:szCs w:val="28"/>
+          <w:shd w:val="clear" w:color="auto" w:fill="FFFFFF"/>
+          <w:lang w:val="am-ET"/>
+        </w:rPr>
+        <w:t> </w:t>
+      </w:r>
+      <w:r>
+        <w:rPr>
+          <w:rStyle w:val="refmarker"/>
+          <w:rFonts w:ascii="Abyssinica SIL" w:hAnsi="Abyssinica SIL" w:cs="Abyssinica SIL"/>
+          <w:color w:val="993300"/>
+          <w:sz w:val="28"/>
+          <w:szCs w:val="28"/>
+          <w:shd w:val="clear" w:color="auto" w:fill="FFFFFF"/>
+          <w:lang w:val="am-ET"/>
+        </w:rPr>
+        <w:t>።</w:t>
+      </w:r>
+      <w:r>
+        <w:rPr>
+          <w:rStyle w:val="refmarker"/>
+          <w:rFonts w:ascii="Abyssinica SIL" w:hAnsi="Abyssinica SIL" w:cs="Abyssinica SIL"/>
+          <w:color w:val="993300"/>
+          <w:sz w:val="28"/>
+          <w:szCs w:val="28"/>
+          <w:shd w:val="clear" w:color="auto" w:fill="FFFFFF"/>
+          <w:lang w:val="am-ET"/>
+        </w:rPr>
+        <w:t xml:space="preserve"> ወሶበ፡ ይነብሩ፡ ጕንዱየ፡ መዋዕለ፡ ዘእንበለ፡</w:t>
+      </w:r>
+      <w:r>
+        <w:rPr>
+          <w:rStyle w:val="refmarker"/>
+          <w:rFonts w:ascii="Abyssinica SIL" w:hAnsi="Abyssinica SIL" w:cs="Abyssinica SIL"/>
+          <w:color w:val="993300"/>
+          <w:sz w:val="28"/>
+          <w:szCs w:val="28"/>
+          <w:shd w:val="clear" w:color="auto" w:fill="FFFFFF"/>
+          <w:lang w:val="am-ET"/>
+        </w:rPr>
+        <w:t xml:space="preserve"> </w:t>
+      </w:r>
+      <w:r>
+        <w:rPr>
+          <w:rStyle w:val="refmarker"/>
+          <w:rFonts w:ascii="Abyssinica SIL" w:hAnsi="Abyssinica SIL" w:cs="Abyssinica SIL"/>
+          <w:color w:val="993300"/>
+          <w:sz w:val="28"/>
+          <w:szCs w:val="28"/>
+          <w:shd w:val="clear" w:color="auto" w:fill="FFFFFF"/>
+          <w:lang w:val="am-ET"/>
+        </w:rPr>
+        <w:t>ያቍርሩ፡ መዓቶሙ፡ ይከውኑ፡ አጋንንተ</w:t>
+      </w:r>
+      <w:r>
+        <w:rPr>
+          <w:rStyle w:val="refmarker"/>
+          <w:rFonts w:ascii="Abyssinica SIL" w:hAnsi="Abyssinica SIL" w:cs="Abyssinica SIL"/>
+          <w:color w:val="993300"/>
+          <w:sz w:val="28"/>
+          <w:szCs w:val="28"/>
+          <w:shd w:val="clear" w:color="auto" w:fill="FFFFFF"/>
+          <w:lang w:val="am-ET"/>
+        </w:rPr>
+        <w:t> </w:t>
+      </w:r>
+      <w:r>
+        <w:rPr>
+          <w:rStyle w:val="refmarker"/>
+          <w:rFonts w:ascii="Abyssinica SIL" w:hAnsi="Abyssinica SIL" w:cs="Abyssinica SIL"/>
+          <w:color w:val="993300"/>
+          <w:sz w:val="28"/>
+          <w:szCs w:val="28"/>
+          <w:shd w:val="clear" w:color="auto" w:fill="FFFFFF"/>
+          <w:lang w:val="am-ET"/>
+        </w:rPr>
+        <w:t>።</w:t>
+      </w:r>
+      <w:r>
+        <w:rPr>
+          <w:rStyle w:val="refmarker"/>
+          <w:rFonts w:ascii="Abyssinica SIL" w:hAnsi="Abyssinica SIL" w:cs="Abyssinica SIL"/>
+          <w:color w:val="993300"/>
+          <w:sz w:val="28"/>
+          <w:szCs w:val="28"/>
+          <w:shd w:val="clear" w:color="auto" w:fill="FFFFFF"/>
+          <w:lang w:val="am-ET"/>
+        </w:rPr>
+        <w:t xml:space="preserve"> ወሶበ፡ ይቀንይዎሙ፡ አጋንንት፡ ለሰብእ፡ ያውዕዩ፡ ነፍሶሙ፡ ወሶበ፡ ያበጽሕዎሙ፡ ለገቢረ፡ አበሳ፡ ወዓመፃ፡</w:t>
+      </w:r>
+      <w:r>
+        <w:rPr>
+          <w:rStyle w:val="refmarker"/>
+          <w:rFonts w:ascii="Abyssinica SIL" w:hAnsi="Abyssinica SIL" w:cs="Abyssinica SIL"/>
+          <w:color w:val="993300"/>
+          <w:sz w:val="28"/>
+          <w:szCs w:val="28"/>
+          <w:shd w:val="clear" w:color="auto" w:fill="FFFFFF"/>
+          <w:lang w:val="am-ET"/>
+        </w:rPr>
+        <w:t xml:space="preserve"> </w:t>
+      </w:r>
+      <w:r>
+        <w:rPr>
+          <w:rStyle w:val="refmarker"/>
+          <w:rFonts w:ascii="Abyssinica SIL" w:hAnsi="Abyssinica SIL" w:cs="Abyssinica SIL"/>
+          <w:color w:val="993300"/>
+          <w:sz w:val="28"/>
+          <w:szCs w:val="28"/>
+          <w:shd w:val="clear" w:color="auto" w:fill="FFFFFF"/>
+          <w:lang w:val="am-ET"/>
+        </w:rPr>
+        <w:t>ይሳለቅዎሙ፡ ወይትፌሥሑ፡ በኃጕለ፡</w:t>
+      </w:r>
+      <w:r>
+        <w:rPr>
+          <w:rStyle w:val="refmarker"/>
+          <w:rFonts w:ascii="Abyssinica SIL" w:hAnsi="Abyssinica SIL" w:cs="Abyssinica SIL"/>
+          <w:color w:val="993300"/>
+          <w:sz w:val="28"/>
+          <w:szCs w:val="28"/>
+          <w:shd w:val="clear" w:color="auto" w:fill="FFFFFF"/>
+          <w:lang w:val="am-ET"/>
+        </w:rPr>
+        <w:t xml:space="preserve"> </w:t>
+      </w:r>
+      <w:r>
+        <w:rPr>
+          <w:rStyle w:val="refmarker"/>
+          <w:rFonts w:ascii="Abyssinica SIL" w:hAnsi="Abyssinica SIL" w:cs="Abyssinica SIL"/>
+          <w:color w:val="993300"/>
+          <w:sz w:val="28"/>
+          <w:szCs w:val="28"/>
+          <w:shd w:val="clear" w:color="auto" w:fill="FFFFFF"/>
+          <w:lang w:val="am-ET"/>
+        </w:rPr>
+        <w:t>ነፍሶሙ</w:t>
+      </w:r>
+      <w:r>
+        <w:rPr>
+          <w:rStyle w:val="refmarker"/>
+          <w:rFonts w:ascii="Abyssinica SIL" w:hAnsi="Abyssinica SIL" w:cs="Abyssinica SIL"/>
+          <w:color w:val="993300"/>
+          <w:sz w:val="28"/>
+          <w:szCs w:val="28"/>
+          <w:shd w:val="clear" w:color="auto" w:fill="FFFFFF"/>
+          <w:lang w:val="am-ET"/>
+        </w:rPr>
+        <w:t> </w:t>
+      </w:r>
+      <w:r>
+        <w:rPr>
+          <w:rStyle w:val="refmarker"/>
+          <w:rFonts w:ascii="Abyssinica SIL" w:hAnsi="Abyssinica SIL" w:cs="Abyssinica SIL"/>
+          <w:color w:val="993300"/>
+          <w:sz w:val="28"/>
+          <w:szCs w:val="28"/>
+          <w:shd w:val="clear" w:color="auto" w:fill="FFFFFF"/>
+          <w:lang w:val="am-ET"/>
+        </w:rPr>
+        <w:t>።</w:t>
+      </w:r>
+    </w:p>
+    <w:p>
+      <w:pPr>
+        <w:spacing w:before="120"/>
+        <w:jc w:val="both"/>
+        <w:rPr>
+          <w:noProof/>
+          <w:lang w:val="am-ET"/>
+        </w:rPr>
+        <w:sectPr>
+          <w:type w:val="continuous"/>
+          <w:pgSz w:w="16838" w:h="11906" w:orient="landscape"/>
+          <w:pgMar w:top="1418" w:right="1418" w:bottom="1418" w:left="1418" w:header="0" w:footer="0" w:gutter="0"/>
+          <w:cols w:space="720"/>
+          <w:formProt w:val="0"/>
+          <w:docGrid w:linePitch="326"/>
+        </w:sectPr>
+      </w:pPr>
+    </w:p>
+    <w:p>
+      <w:pPr>
+        <w:keepNext/>
+        <w:widowControl w:val="0"/>
+        <w:snapToGrid w:val="0"/>
+        <w:spacing w:before="120"/>
+        <w:jc w:val="center"/>
+        <w:rPr>
+          <w:rFonts w:ascii="Abyssinica SIL" w:hAnsi="Abyssinica SIL" w:cs="Abyssinica SIL"/>
+          <w:b/>
+          <w:bCs/>
+          <w:noProof/>
+          <w:sz w:val="32"/>
+          <w:szCs w:val="32"/>
+          <w:u w:val="single" w:color="00B050"/>
+          <w:lang w:val="am-ET" w:bidi="syr-SY"/>
+        </w:rPr>
+      </w:pPr>
+      <w:r>
+        <w:rPr>
+          <w:rFonts w:ascii="Abyssinica SIL" w:hAnsi="Abyssinica SIL" w:cs="Abyssinica SIL"/>
+          <w:b/>
+          <w:bCs/>
+          <w:noProof/>
+          <w:sz w:val="32"/>
+          <w:szCs w:val="32"/>
+          <w:u w:val="single" w:color="00B050"/>
+          <w:lang w:val="am-ET" w:bidi="syr-SY"/>
+        </w:rPr>
+        <w:t xml:space="preserve">Chapter </w:t>
+      </w:r>
+      <w:r>
+        <w:rPr>
+          <w:rFonts w:ascii="Abyssinica SIL" w:hAnsi="Abyssinica SIL" w:cs="Abyssinica SIL"/>
+          <w:b/>
+          <w:bCs/>
+          <w:noProof/>
+          <w:sz w:val="32"/>
+          <w:szCs w:val="32"/>
+          <w:u w:val="single" w:color="00B050"/>
+          <w:lang w:val="am-ET" w:bidi="syr-SY"/>
+        </w:rPr>
+        <w:t>7</w:t>
+      </w:r>
+    </w:p>
+    <w:p>
+      <w:pPr>
+        <w:keepNext/>
+        <w:widowControl w:val="0"/>
+        <w:snapToGrid w:val="0"/>
+        <w:spacing w:before="120"/>
+        <w:jc w:val="center"/>
+        <w:rPr>
+          <w:rStyle w:val="refmarker"/>
+          <w:rFonts w:ascii="Abyssinica SIL" w:hAnsi="Abyssinica SIL" w:cs="Abyssinica SIL"/>
+          <w:noProof/>
+          <w:color w:val="0070C0"/>
+          <w:sz w:val="28"/>
+          <w:szCs w:val="28"/>
+          <w:shd w:val="clear" w:color="auto" w:fill="FFFFFF"/>
+          <w:vertAlign w:val="superscript"/>
+          <w:lang w:val="am-ET"/>
+        </w:rPr>
+      </w:pPr>
+      <w:r>
+        <w:rPr>
+          <w:rStyle w:val="refmarker"/>
+          <w:rFonts w:ascii="Abyssinica SIL" w:hAnsi="Abyssinica SIL" w:cs="Abyssinica SIL"/>
+          <w:b/>
+          <w:bCs/>
+          <w:color w:val="993300"/>
+          <w:sz w:val="28"/>
+          <w:szCs w:val="28"/>
+          <w:shd w:val="clear" w:color="auto" w:fill="FFFFFF"/>
+          <w:lang w:val="am-ET"/>
+        </w:rPr>
+        <w:t>ትእዛዝ፡ ፯፡</w:t>
+      </w:r>
+    </w:p>
+    <w:p>
+      <w:pPr>
+        <w:snapToGrid w:val="0"/>
+        <w:spacing w:before="120"/>
+        <w:jc w:val="both"/>
+        <w:rPr>
+          <w:rFonts w:ascii="Abyssinica SIL" w:hAnsi="Abyssinica SIL" w:cs="Abyssinica SIL"/>
+          <w:noProof/>
+          <w:color w:val="993300"/>
+          <w:sz w:val="28"/>
+          <w:szCs w:val="28"/>
+          <w:lang w:val="am-ET" w:bidi="syr-SY"/>
+        </w:rPr>
+      </w:pPr>
+      <w:r>
+        <w:rPr>
+          <w:rStyle w:val="refmarker"/>
+          <w:rFonts w:ascii="Abyssinica SIL" w:hAnsi="Abyssinica SIL" w:cs="Abyssinica SIL"/>
+          <w:color w:val="993300"/>
+          <w:sz w:val="28"/>
+          <w:szCs w:val="28"/>
+          <w:shd w:val="clear" w:color="auto" w:fill="FFFFFF"/>
+          <w:lang w:val="am-ET"/>
+        </w:rPr>
+        <w:t>ይቤ፡ ስምዖን፡ ኦወልድየ፡ ኢትኩን፡ ነባቤ፡ እኩይ፡ ወኢልዑለ፡ ዓይን</w:t>
+      </w:r>
+      <w:r>
+        <w:rPr>
+          <w:rStyle w:val="refmarker"/>
+          <w:rFonts w:ascii="Abyssinica SIL" w:hAnsi="Abyssinica SIL" w:cs="Abyssinica SIL"/>
+          <w:color w:val="993300"/>
+          <w:sz w:val="28"/>
+          <w:szCs w:val="28"/>
+          <w:shd w:val="clear" w:color="auto" w:fill="FFFFFF"/>
+          <w:lang w:val="am-ET"/>
+        </w:rPr>
+        <w:t> </w:t>
+      </w:r>
+      <w:r>
+        <w:rPr>
+          <w:rStyle w:val="refmarker"/>
+          <w:rFonts w:ascii="Abyssinica SIL" w:hAnsi="Abyssinica SIL" w:cs="Abyssinica SIL"/>
+          <w:color w:val="993300"/>
+          <w:sz w:val="28"/>
+          <w:szCs w:val="28"/>
+          <w:shd w:val="clear" w:color="auto" w:fill="FFFFFF"/>
+          <w:lang w:val="am-ET"/>
+        </w:rPr>
+        <w:t>።</w:t>
+      </w:r>
+      <w:r>
+        <w:rPr>
+          <w:rStyle w:val="refmarker"/>
+          <w:rFonts w:ascii="Abyssinica SIL" w:hAnsi="Abyssinica SIL" w:cs="Abyssinica SIL"/>
+          <w:color w:val="993300"/>
+          <w:sz w:val="28"/>
+          <w:szCs w:val="28"/>
+          <w:shd w:val="clear" w:color="auto" w:fill="FFFFFF"/>
+          <w:lang w:val="am-ET"/>
+        </w:rPr>
+        <w:t xml:space="preserve"> እስመ፡</w:t>
+      </w:r>
+      <w:r>
+        <w:rPr>
+          <w:rStyle w:val="refmarker"/>
+          <w:rFonts w:ascii="Abyssinica SIL" w:hAnsi="Abyssinica SIL" w:cs="Abyssinica SIL"/>
+          <w:color w:val="993300"/>
+          <w:sz w:val="28"/>
+          <w:szCs w:val="28"/>
+          <w:shd w:val="clear" w:color="auto" w:fill="FFFFFF"/>
+          <w:lang w:val="am-ET"/>
+        </w:rPr>
+        <w:t xml:space="preserve"> </w:t>
+      </w:r>
+      <w:r>
+        <w:rPr>
+          <w:rStyle w:val="refmarker"/>
+          <w:rFonts w:ascii="Abyssinica SIL" w:hAnsi="Abyssinica SIL" w:cs="Abyssinica SIL"/>
+          <w:color w:val="993300"/>
+          <w:sz w:val="28"/>
+          <w:szCs w:val="28"/>
+          <w:shd w:val="clear" w:color="auto" w:fill="FFFFFF"/>
+          <w:lang w:val="am-ET"/>
+        </w:rPr>
+        <w:t>በዝንቱ፡</w:t>
+      </w:r>
+      <w:r>
+        <w:rPr>
+          <w:rStyle w:val="refmarker"/>
+          <w:rFonts w:ascii="Abyssinica SIL" w:hAnsi="Abyssinica SIL" w:cs="Abyssinica SIL"/>
+          <w:color w:val="993300"/>
+          <w:sz w:val="28"/>
+          <w:szCs w:val="28"/>
+          <w:shd w:val="clear" w:color="auto" w:fill="FFFFFF"/>
+          <w:lang w:val="am-ET"/>
+        </w:rPr>
+        <w:t xml:space="preserve"> </w:t>
+      </w:r>
+      <w:r>
+        <w:rPr>
+          <w:rStyle w:val="refmarker"/>
+          <w:rFonts w:ascii="Abyssinica SIL" w:hAnsi="Abyssinica SIL" w:cs="Abyssinica SIL"/>
+          <w:color w:val="993300"/>
+          <w:sz w:val="28"/>
+          <w:szCs w:val="28"/>
+          <w:shd w:val="clear" w:color="auto" w:fill="FFFFFF"/>
+          <w:lang w:val="am-ET"/>
+        </w:rPr>
+        <w:t>ይከውን፡ ዝሙት</w:t>
+      </w:r>
+      <w:r>
+        <w:rPr>
+          <w:rStyle w:val="refmarker"/>
+          <w:rFonts w:ascii="Abyssinica SIL" w:hAnsi="Abyssinica SIL" w:cs="Abyssinica SIL"/>
+          <w:color w:val="993300"/>
+          <w:sz w:val="28"/>
+          <w:szCs w:val="28"/>
+          <w:shd w:val="clear" w:color="auto" w:fill="FFFFFF"/>
+          <w:lang w:val="am-ET"/>
+        </w:rPr>
+        <w:t> </w:t>
+      </w:r>
+      <w:r>
+        <w:rPr>
+          <w:rStyle w:val="refmarker"/>
+          <w:rFonts w:ascii="Abyssinica SIL" w:hAnsi="Abyssinica SIL" w:cs="Abyssinica SIL"/>
+          <w:color w:val="993300"/>
+          <w:sz w:val="28"/>
+          <w:szCs w:val="28"/>
+          <w:shd w:val="clear" w:color="auto" w:fill="FFFFFF"/>
+          <w:lang w:val="am-ET"/>
+        </w:rPr>
+        <w:t>።</w:t>
+      </w:r>
+    </w:p>
+    <w:p>
+      <w:pPr>
+        <w:spacing w:before="120"/>
+        <w:jc w:val="both"/>
+        <w:rPr>
+          <w:noProof/>
+          <w:lang w:val="am-ET"/>
+        </w:rPr>
+        <w:sectPr>
+          <w:type w:val="continuous"/>
+          <w:pgSz w:w="16838" w:h="11906" w:orient="landscape"/>
+          <w:pgMar w:top="1418" w:right="1418" w:bottom="1418" w:left="1418" w:header="0" w:footer="0" w:gutter="0"/>
+          <w:cols w:space="720"/>
+          <w:formProt w:val="0"/>
+          <w:docGrid w:linePitch="326"/>
+        </w:sectPr>
+      </w:pPr>
+    </w:p>
+    <w:p>
+      <w:pPr>
+        <w:keepNext/>
+        <w:widowControl w:val="0"/>
+        <w:snapToGrid w:val="0"/>
+        <w:spacing w:before="120"/>
+        <w:jc w:val="center"/>
+        <w:rPr>
+          <w:rFonts w:ascii="Abyssinica SIL" w:hAnsi="Abyssinica SIL" w:cs="Abyssinica SIL"/>
+          <w:b/>
+          <w:bCs/>
+          <w:noProof/>
+          <w:sz w:val="32"/>
+          <w:szCs w:val="32"/>
+          <w:u w:val="single" w:color="00B050"/>
+          <w:lang w:val="am-ET" w:bidi="syr-SY"/>
+        </w:rPr>
+      </w:pPr>
+      <w:r>
+        <w:rPr>
+          <w:rFonts w:ascii="Abyssinica SIL" w:hAnsi="Abyssinica SIL" w:cs="Abyssinica SIL"/>
+          <w:b/>
+          <w:bCs/>
+          <w:noProof/>
+          <w:sz w:val="32"/>
+          <w:szCs w:val="32"/>
+          <w:u w:val="single" w:color="00B050"/>
+          <w:lang w:val="am-ET" w:bidi="syr-SY"/>
+        </w:rPr>
+        <w:t xml:space="preserve">Chapter </w:t>
+      </w:r>
+      <w:r>
+        <w:rPr>
+          <w:rFonts w:ascii="Abyssinica SIL" w:hAnsi="Abyssinica SIL" w:cs="Abyssinica SIL"/>
+          <w:b/>
+          <w:bCs/>
+          <w:noProof/>
+          <w:sz w:val="32"/>
+          <w:szCs w:val="32"/>
+          <w:u w:val="single" w:color="00B050"/>
+          <w:lang w:val="am-ET" w:bidi="syr-SY"/>
+        </w:rPr>
+        <w:t>8</w:t>
+      </w:r>
+    </w:p>
+    <w:p>
+      <w:pPr>
+        <w:keepNext/>
+        <w:widowControl w:val="0"/>
+        <w:snapToGrid w:val="0"/>
+        <w:spacing w:before="120"/>
+        <w:jc w:val="center"/>
+        <w:rPr>
+          <w:rStyle w:val="refmarker"/>
+          <w:rFonts w:ascii="Abyssinica SIL" w:hAnsi="Abyssinica SIL" w:cs="Abyssinica SIL"/>
+          <w:noProof/>
+          <w:color w:val="0070C0"/>
+          <w:sz w:val="28"/>
+          <w:szCs w:val="28"/>
+          <w:shd w:val="clear" w:color="auto" w:fill="FFFFFF"/>
+          <w:vertAlign w:val="superscript"/>
+          <w:lang w:val="am-ET"/>
+        </w:rPr>
+      </w:pPr>
+      <w:r>
+        <w:rPr>
+          <w:rStyle w:val="refmarker"/>
+          <w:rFonts w:ascii="Abyssinica SIL" w:hAnsi="Abyssinica SIL" w:cs="Abyssinica SIL"/>
+          <w:b/>
+          <w:bCs/>
+          <w:color w:val="993300"/>
+          <w:sz w:val="28"/>
+          <w:szCs w:val="28"/>
+          <w:shd w:val="clear" w:color="auto" w:fill="FFFFFF"/>
+          <w:lang w:val="am-ET"/>
+        </w:rPr>
+        <w:t>ትእዛዝ፡ ፰፡</w:t>
+      </w:r>
+    </w:p>
+    <w:p>
+      <w:pPr>
+        <w:snapToGrid w:val="0"/>
+        <w:spacing w:before="120"/>
+        <w:jc w:val="both"/>
+        <w:rPr>
+          <w:rFonts w:ascii="Abyssinica SIL" w:hAnsi="Abyssinica SIL" w:cs="Abyssinica SIL"/>
+          <w:noProof/>
+          <w:color w:val="993300"/>
+          <w:sz w:val="28"/>
+          <w:szCs w:val="28"/>
+          <w:lang w:val="am-ET" w:bidi="syr-SY"/>
+        </w:rPr>
+      </w:pPr>
+      <w:r>
+        <w:rPr>
+          <w:rStyle w:val="refmarker"/>
+          <w:rFonts w:ascii="Abyssinica SIL" w:hAnsi="Abyssinica SIL" w:cs="Abyssinica SIL"/>
+          <w:color w:val="993300"/>
+          <w:sz w:val="28"/>
+          <w:szCs w:val="28"/>
+          <w:shd w:val="clear" w:color="auto" w:fill="FFFFFF"/>
+          <w:lang w:val="am-ET"/>
+        </w:rPr>
+        <w:t>ይቤ፡ ያዕቆብ፡ ኦወልድየ፡ ኢትኩን፡ ዘትብል፡ በትእምርታት፡ ወኢተጠያሬ፡ በዖፍ፡ እስመ፡ ዝንቱ፡ ዙሉ፡ ይመርሕ፡ ኀበ፡ አምልኮ፡ ጣዖት</w:t>
+      </w:r>
+      <w:r>
+        <w:rPr>
+          <w:rStyle w:val="refmarker"/>
+          <w:rFonts w:ascii="Abyssinica SIL" w:hAnsi="Abyssinica SIL" w:cs="Abyssinica SIL"/>
+          <w:color w:val="993300"/>
+          <w:sz w:val="28"/>
+          <w:szCs w:val="28"/>
+          <w:shd w:val="clear" w:color="auto" w:fill="FFFFFF"/>
+          <w:lang w:val="am-ET"/>
+        </w:rPr>
+        <w:t> </w:t>
+      </w:r>
+      <w:r>
+        <w:rPr>
+          <w:rStyle w:val="refmarker"/>
+          <w:rFonts w:ascii="Abyssinica SIL" w:hAnsi="Abyssinica SIL" w:cs="Abyssinica SIL"/>
+          <w:color w:val="993300"/>
+          <w:sz w:val="28"/>
+          <w:szCs w:val="28"/>
+          <w:shd w:val="clear" w:color="auto" w:fill="FFFFFF"/>
+          <w:lang w:val="am-ET"/>
+        </w:rPr>
+        <w:t>። ወኢትኩን፡ መዓንስበ፡ ወኢረቃዬ፡ ወኢኃራዬ፡ እምነ፡ ሰዓት፡ ወኢኃራዬ፡ ዕለታት፡ ወኢረኣዩ፡</w:t>
+      </w:r>
+      <w:r>
+        <w:rPr>
+          <w:rStyle w:val="refmarker"/>
+          <w:rFonts w:ascii="Abyssinica SIL" w:hAnsi="Abyssinica SIL" w:cs="Abyssinica SIL"/>
+          <w:color w:val="993300"/>
+          <w:sz w:val="28"/>
+          <w:szCs w:val="28"/>
+          <w:shd w:val="clear" w:color="auto" w:fill="FFFFFF"/>
+          <w:lang w:val="am-ET"/>
+        </w:rPr>
+        <w:t xml:space="preserve"> </w:t>
+      </w:r>
+      <w:r>
+        <w:rPr>
+          <w:rStyle w:val="refmarker"/>
+          <w:rFonts w:ascii="Abyssinica SIL" w:hAnsi="Abyssinica SIL" w:cs="Abyssinica SIL"/>
+          <w:color w:val="993300"/>
+          <w:sz w:val="28"/>
+          <w:szCs w:val="28"/>
+          <w:shd w:val="clear" w:color="auto" w:fill="FFFFFF"/>
+          <w:lang w:val="am-ET"/>
+        </w:rPr>
+        <w:t>ኮከብ፡ ወኢመሠርየ፡ ወኢእምነ፡ሰብአ፡ ፋላት፡ ወኢትፍቱ፡</w:t>
+      </w:r>
+      <w:r>
+        <w:rPr>
+          <w:rStyle w:val="refmarker"/>
+          <w:rFonts w:ascii="Abyssinica SIL" w:hAnsi="Abyssinica SIL" w:cs="Abyssinica SIL"/>
+          <w:color w:val="993300"/>
+          <w:sz w:val="28"/>
+          <w:szCs w:val="28"/>
+          <w:shd w:val="clear" w:color="auto" w:fill="FFFFFF"/>
+          <w:lang w:val="am-ET"/>
+        </w:rPr>
+        <w:t xml:space="preserve"> </w:t>
+      </w:r>
+      <w:r>
+        <w:rPr>
+          <w:rStyle w:val="refmarker"/>
+          <w:rFonts w:ascii="Abyssinica SIL" w:hAnsi="Abyssinica SIL" w:cs="Abyssinica SIL"/>
+          <w:color w:val="993300"/>
+          <w:sz w:val="28"/>
+          <w:szCs w:val="28"/>
+          <w:shd w:val="clear" w:color="auto" w:fill="FFFFFF"/>
+          <w:lang w:val="am-ET"/>
+        </w:rPr>
+        <w:t>ከመ፡ ታእምሮ</w:t>
+      </w:r>
+      <w:r>
+        <w:rPr>
+          <w:rStyle w:val="refmarker"/>
+          <w:rFonts w:ascii="Abyssinica SIL" w:hAnsi="Abyssinica SIL" w:cs="Abyssinica SIL"/>
+          <w:color w:val="993300"/>
+          <w:sz w:val="28"/>
+          <w:szCs w:val="28"/>
+          <w:shd w:val="clear" w:color="auto" w:fill="FFFFFF"/>
+          <w:lang w:val="am-ET"/>
+        </w:rPr>
+        <w:t>ሙ</w:t>
+      </w:r>
+      <w:r>
+        <w:rPr>
+          <w:rStyle w:val="refmarker"/>
+          <w:rFonts w:ascii="Abyssinica SIL" w:hAnsi="Abyssinica SIL" w:cs="Abyssinica SIL"/>
+          <w:color w:val="993300"/>
+          <w:sz w:val="28"/>
+          <w:szCs w:val="28"/>
+          <w:shd w:val="clear" w:color="auto" w:fill="FFFFFF"/>
+          <w:lang w:val="am-ET"/>
+        </w:rPr>
+        <w:t>፡ እስመ፡ ዝንቱ፡</w:t>
+      </w:r>
+      <w:r>
+        <w:rPr>
+          <w:rStyle w:val="refmarker"/>
+          <w:rFonts w:ascii="Abyssinica SIL" w:hAnsi="Abyssinica SIL" w:cs="Abyssinica SIL"/>
+          <w:color w:val="993300"/>
+          <w:sz w:val="28"/>
+          <w:szCs w:val="28"/>
+          <w:shd w:val="clear" w:color="auto" w:fill="FFFFFF"/>
+          <w:lang w:val="am-ET"/>
+        </w:rPr>
+        <w:t xml:space="preserve"> </w:t>
+      </w:r>
+      <w:r>
+        <w:rPr>
+          <w:rStyle w:val="refmarker"/>
+          <w:rFonts w:ascii="Abyssinica SIL" w:hAnsi="Abyssinica SIL" w:cs="Abyssinica SIL"/>
+          <w:color w:val="993300"/>
+          <w:sz w:val="28"/>
+          <w:szCs w:val="28"/>
+          <w:shd w:val="clear" w:color="auto" w:fill="FFFFFF"/>
+          <w:lang w:val="am-ET"/>
+        </w:rPr>
+        <w:t>ኵሉ፡ ይከውነከ፡ አምልኮ፡ ጣዖት</w:t>
+      </w:r>
+      <w:r>
+        <w:rPr>
+          <w:rStyle w:val="refmarker"/>
+          <w:rFonts w:ascii="Abyssinica SIL" w:hAnsi="Abyssinica SIL" w:cs="Abyssinica SIL"/>
+          <w:color w:val="993300"/>
+          <w:sz w:val="28"/>
+          <w:szCs w:val="28"/>
+          <w:shd w:val="clear" w:color="auto" w:fill="FFFFFF"/>
+          <w:lang w:val="am-ET"/>
+        </w:rPr>
+        <w:t> </w:t>
+      </w:r>
+      <w:r>
+        <w:rPr>
+          <w:rStyle w:val="refmarker"/>
+          <w:rFonts w:ascii="Abyssinica SIL" w:hAnsi="Abyssinica SIL" w:cs="Abyssinica SIL"/>
+          <w:color w:val="993300"/>
+          <w:sz w:val="28"/>
+          <w:szCs w:val="28"/>
+          <w:shd w:val="clear" w:color="auto" w:fill="FFFFFF"/>
+          <w:lang w:val="am-ET"/>
+        </w:rPr>
+        <w:t>።</w:t>
+      </w:r>
+    </w:p>
+    <w:p>
+      <w:pPr>
+        <w:spacing w:before="120"/>
+        <w:jc w:val="both"/>
+        <w:rPr>
+          <w:noProof/>
+          <w:lang w:val="am-ET"/>
+        </w:rPr>
+        <w:sectPr>
+          <w:type w:val="continuous"/>
+          <w:pgSz w:w="16838" w:h="11906" w:orient="landscape"/>
+          <w:pgMar w:top="1418" w:right="1418" w:bottom="1418" w:left="1418" w:header="0" w:footer="0" w:gutter="0"/>
+          <w:cols w:space="720"/>
+          <w:formProt w:val="0"/>
+          <w:docGrid w:linePitch="326"/>
+        </w:sectPr>
+      </w:pPr>
+    </w:p>
+    <w:p>
+      <w:pPr>
+        <w:keepNext/>
+        <w:widowControl w:val="0"/>
+        <w:snapToGrid w:val="0"/>
+        <w:spacing w:before="120"/>
+        <w:jc w:val="center"/>
+        <w:rPr>
+          <w:rFonts w:ascii="Abyssinica SIL" w:hAnsi="Abyssinica SIL" w:cs="Abyssinica SIL"/>
+          <w:b/>
+          <w:bCs/>
+          <w:noProof/>
+          <w:sz w:val="32"/>
+          <w:szCs w:val="32"/>
+          <w:u w:val="single" w:color="00B050"/>
+          <w:lang w:val="am-ET" w:bidi="syr-SY"/>
+        </w:rPr>
+      </w:pPr>
+      <w:r>
+        <w:rPr>
+          <w:rFonts w:ascii="Abyssinica SIL" w:hAnsi="Abyssinica SIL" w:cs="Abyssinica SIL"/>
+          <w:b/>
+          <w:bCs/>
+          <w:noProof/>
+          <w:sz w:val="32"/>
+          <w:szCs w:val="32"/>
+          <w:u w:val="single" w:color="00B050"/>
+          <w:lang w:val="am-ET" w:bidi="syr-SY"/>
+        </w:rPr>
+        <w:lastRenderedPageBreak/>
+        <w:t xml:space="preserve">Chapter </w:t>
+      </w:r>
+      <w:r>
+        <w:rPr>
+          <w:rFonts w:ascii="Abyssinica SIL" w:hAnsi="Abyssinica SIL" w:cs="Abyssinica SIL"/>
+          <w:b/>
+          <w:bCs/>
+          <w:noProof/>
+          <w:sz w:val="32"/>
+          <w:szCs w:val="32"/>
+          <w:u w:val="single" w:color="00B050"/>
+          <w:lang w:val="am-ET" w:bidi="syr-SY"/>
+        </w:rPr>
+        <w:t>9</w:t>
+      </w:r>
+    </w:p>
+    <w:p>
+      <w:pPr>
+        <w:keepNext/>
+        <w:widowControl w:val="0"/>
+        <w:snapToGrid w:val="0"/>
+        <w:spacing w:before="120"/>
+        <w:jc w:val="center"/>
+        <w:rPr>
+          <w:rStyle w:val="refmarker"/>
+          <w:rFonts w:ascii="Abyssinica SIL" w:hAnsi="Abyssinica SIL" w:cs="Abyssinica SIL"/>
+          <w:noProof/>
+          <w:color w:val="0070C0"/>
+          <w:sz w:val="28"/>
+          <w:szCs w:val="28"/>
+          <w:shd w:val="clear" w:color="auto" w:fill="FFFFFF"/>
+          <w:vertAlign w:val="superscript"/>
+          <w:lang w:val="am-ET"/>
+        </w:rPr>
+      </w:pPr>
+      <w:r>
+        <w:rPr>
+          <w:rStyle w:val="refmarker"/>
+          <w:rFonts w:ascii="Abyssinica SIL" w:hAnsi="Abyssinica SIL" w:cs="Abyssinica SIL"/>
+          <w:b/>
+          <w:bCs/>
+          <w:color w:val="993300"/>
+          <w:sz w:val="28"/>
+          <w:szCs w:val="28"/>
+          <w:shd w:val="clear" w:color="auto" w:fill="FFFFFF"/>
+          <w:lang w:val="am-ET"/>
+        </w:rPr>
+        <w:t>ትእዛዝ፡ ፱፡</w:t>
+      </w:r>
+    </w:p>
+    <w:p>
+      <w:pPr>
+        <w:spacing w:before="120"/>
+        <w:jc w:val="both"/>
+        <w:rPr>
+          <w:rStyle w:val="refmarker"/>
+          <w:rFonts w:ascii="Abyssinica SIL" w:hAnsi="Abyssinica SIL" w:cs="Abyssinica SIL"/>
+          <w:color w:val="993300"/>
+          <w:sz w:val="28"/>
+          <w:szCs w:val="28"/>
+          <w:shd w:val="clear" w:color="auto" w:fill="FFFFFF"/>
+          <w:lang w:val="am-ET"/>
+        </w:rPr>
+      </w:pPr>
+      <w:r>
+        <w:rPr>
+          <w:rStyle w:val="refmarker"/>
+          <w:rFonts w:ascii="Abyssinica SIL" w:hAnsi="Abyssinica SIL" w:cs="Abyssinica SIL"/>
+          <w:color w:val="993300"/>
+          <w:sz w:val="28"/>
+          <w:szCs w:val="28"/>
+          <w:shd w:val="clear" w:color="auto" w:fill="FFFFFF"/>
+          <w:lang w:val="am-ET"/>
+        </w:rPr>
+        <w:t>ይቤ፡ ናትናኤል፡ ኦወልድየ፡ ኢትኩን፡ ሐሳዊ፡ እስመ፡ ሐሰት፡ ይወስድ፡ ኀበ፡ ስርቅ</w:t>
+      </w:r>
+      <w:r>
+        <w:rPr>
+          <w:rStyle w:val="refmarker"/>
+          <w:rFonts w:ascii="Abyssinica SIL" w:hAnsi="Abyssinica SIL" w:cs="Abyssinica SIL"/>
+          <w:color w:val="993300"/>
+          <w:sz w:val="28"/>
+          <w:szCs w:val="28"/>
+          <w:shd w:val="clear" w:color="auto" w:fill="FFFFFF"/>
+          <w:lang w:val="am-ET"/>
+        </w:rPr>
+        <w:t> </w:t>
+      </w:r>
+      <w:r>
+        <w:rPr>
+          <w:rStyle w:val="refmarker"/>
+          <w:rFonts w:ascii="Abyssinica SIL" w:hAnsi="Abyssinica SIL" w:cs="Abyssinica SIL"/>
+          <w:color w:val="993300"/>
+          <w:sz w:val="28"/>
+          <w:szCs w:val="28"/>
+          <w:shd w:val="clear" w:color="auto" w:fill="FFFFFF"/>
+          <w:lang w:val="am-ET"/>
+        </w:rPr>
+        <w:t>። ወኢትኩን፡ መፍቀሬ፡</w:t>
+      </w:r>
+      <w:r>
+        <w:rPr>
+          <w:rStyle w:val="refmarker"/>
+          <w:rFonts w:ascii="Abyssinica SIL" w:hAnsi="Abyssinica SIL" w:cs="Abyssinica SIL"/>
+          <w:color w:val="993300"/>
+          <w:sz w:val="28"/>
+          <w:szCs w:val="28"/>
+          <w:shd w:val="clear" w:color="auto" w:fill="FFFFFF"/>
+          <w:lang w:val="am-ET"/>
+        </w:rPr>
+        <w:t xml:space="preserve"> </w:t>
+      </w:r>
+      <w:r>
+        <w:rPr>
+          <w:rStyle w:val="refmarker"/>
+          <w:rFonts w:ascii="Abyssinica SIL" w:hAnsi="Abyssinica SIL" w:cs="Abyssinica SIL"/>
+          <w:color w:val="993300"/>
+          <w:sz w:val="28"/>
+          <w:szCs w:val="28"/>
+          <w:shd w:val="clear" w:color="auto" w:fill="FFFFFF"/>
+          <w:lang w:val="am-ET"/>
+        </w:rPr>
+        <w:t>ወርቅ፡</w:t>
+      </w:r>
+      <w:r>
+        <w:rPr>
+          <w:rStyle w:val="refmarker"/>
+          <w:rFonts w:ascii="Abyssinica SIL" w:hAnsi="Abyssinica SIL" w:cs="Abyssinica SIL"/>
+          <w:color w:val="993300"/>
+          <w:sz w:val="28"/>
+          <w:szCs w:val="28"/>
+          <w:shd w:val="clear" w:color="auto" w:fill="FFFFFF"/>
+          <w:lang w:val="am-ET"/>
+        </w:rPr>
+        <w:t xml:space="preserve"> </w:t>
+      </w:r>
+      <w:r>
+        <w:rPr>
+          <w:rStyle w:val="refmarker"/>
+          <w:rFonts w:ascii="Abyssinica SIL" w:hAnsi="Abyssinica SIL" w:cs="Abyssinica SIL"/>
+          <w:color w:val="993300"/>
+          <w:sz w:val="28"/>
+          <w:szCs w:val="28"/>
+          <w:shd w:val="clear" w:color="auto" w:fill="FFFFFF"/>
+          <w:lang w:val="am-ET"/>
+        </w:rPr>
+        <w:t>ወኢመፍቀሬ፡ ተወድሶ፡</w:t>
+      </w:r>
+      <w:r>
+        <w:rPr>
+          <w:rStyle w:val="refmarker"/>
+          <w:rFonts w:ascii="Abyssinica SIL" w:hAnsi="Abyssinica SIL" w:cs="Abyssinica SIL"/>
+          <w:color w:val="993300"/>
+          <w:sz w:val="28"/>
+          <w:szCs w:val="28"/>
+          <w:shd w:val="clear" w:color="auto" w:fill="FFFFFF"/>
+          <w:lang w:val="am-ET"/>
+        </w:rPr>
+        <w:t xml:space="preserve"> </w:t>
+      </w:r>
+      <w:r>
+        <w:rPr>
+          <w:rStyle w:val="refmarker"/>
+          <w:rFonts w:ascii="Abyssinica SIL" w:hAnsi="Abyssinica SIL" w:cs="Abyssinica SIL"/>
+          <w:color w:val="993300"/>
+          <w:sz w:val="28"/>
+          <w:szCs w:val="28"/>
+          <w:shd w:val="clear" w:color="auto" w:fill="FFFFFF"/>
+          <w:lang w:val="am-ET"/>
+        </w:rPr>
+        <w:t>ከንቱ፡ እስመ፡ ዝንቱ፡ኵሉ፡ ይከውን፡</w:t>
+      </w:r>
+      <w:r>
+        <w:rPr>
+          <w:rStyle w:val="refmarker"/>
+          <w:rFonts w:ascii="Abyssinica SIL" w:hAnsi="Abyssinica SIL" w:cs="Abyssinica SIL"/>
+          <w:color w:val="993300"/>
+          <w:sz w:val="28"/>
+          <w:szCs w:val="28"/>
+          <w:shd w:val="clear" w:color="auto" w:fill="FFFFFF"/>
+          <w:lang w:val="am-ET"/>
+        </w:rPr>
+        <w:t xml:space="preserve"> </w:t>
+      </w:r>
+      <w:r>
+        <w:rPr>
+          <w:rStyle w:val="refmarker"/>
+          <w:rFonts w:ascii="Abyssinica SIL" w:hAnsi="Abyssinica SIL" w:cs="Abyssinica SIL"/>
+          <w:color w:val="993300"/>
+          <w:sz w:val="28"/>
+          <w:szCs w:val="28"/>
+          <w:shd w:val="clear" w:color="auto" w:fill="FFFFFF"/>
+          <w:lang w:val="am-ET"/>
+        </w:rPr>
+        <w:t>ኃጢአተ፡ ወይስሕብ፡ ኀበ፡ ስርቅ</w:t>
+      </w:r>
+      <w:r>
+        <w:rPr>
+          <w:rStyle w:val="refmarker"/>
+          <w:rFonts w:ascii="Abyssinica SIL" w:hAnsi="Abyssinica SIL" w:cs="Abyssinica SIL"/>
+          <w:color w:val="993300"/>
+          <w:sz w:val="28"/>
+          <w:szCs w:val="28"/>
+          <w:shd w:val="clear" w:color="auto" w:fill="FFFFFF"/>
+          <w:lang w:val="am-ET"/>
+        </w:rPr>
+        <w:t> </w:t>
+      </w:r>
+      <w:r>
+        <w:rPr>
+          <w:rStyle w:val="refmarker"/>
+          <w:rFonts w:ascii="Abyssinica SIL" w:hAnsi="Abyssinica SIL" w:cs="Abyssinica SIL"/>
+          <w:color w:val="993300"/>
+          <w:sz w:val="28"/>
+          <w:szCs w:val="28"/>
+          <w:shd w:val="clear" w:color="auto" w:fill="FFFFFF"/>
+          <w:lang w:val="am-ET"/>
+        </w:rPr>
+        <w:t>።</w:t>
+      </w:r>
+    </w:p>
+    <w:p>
+      <w:pPr>
+        <w:spacing w:before="120"/>
+        <w:jc w:val="both"/>
+        <w:rPr>
+          <w:noProof/>
+          <w:lang w:val="am-ET"/>
+        </w:rPr>
+        <w:sectPr>
+          <w:type w:val="continuous"/>
+          <w:pgSz w:w="16838" w:h="11906" w:orient="landscape"/>
+          <w:pgMar w:top="1418" w:right="1418" w:bottom="1418" w:left="1418" w:header="0" w:footer="0" w:gutter="0"/>
+          <w:cols w:space="720"/>
+          <w:formProt w:val="0"/>
+          <w:docGrid w:linePitch="326"/>
+        </w:sectPr>
+      </w:pPr>
+    </w:p>
+    <w:p>
+      <w:pPr>
+        <w:keepNext/>
+        <w:widowControl w:val="0"/>
+        <w:snapToGrid w:val="0"/>
+        <w:spacing w:before="120"/>
+        <w:jc w:val="center"/>
+        <w:rPr>
+          <w:rFonts w:ascii="Abyssinica SIL" w:hAnsi="Abyssinica SIL" w:cs="Abyssinica SIL"/>
+          <w:b/>
+          <w:bCs/>
+          <w:noProof/>
+          <w:sz w:val="32"/>
+          <w:szCs w:val="32"/>
+          <w:u w:val="single" w:color="00B050"/>
+          <w:lang w:val="am-ET" w:bidi="syr-SY"/>
+        </w:rPr>
+      </w:pPr>
+      <w:r>
+        <w:rPr>
+          <w:rFonts w:ascii="Abyssinica SIL" w:hAnsi="Abyssinica SIL" w:cs="Abyssinica SIL"/>
+          <w:b/>
+          <w:bCs/>
+          <w:noProof/>
+          <w:sz w:val="32"/>
+          <w:szCs w:val="32"/>
+          <w:u w:val="single" w:color="00B050"/>
+          <w:lang w:val="am-ET" w:bidi="syr-SY"/>
+        </w:rPr>
+        <w:t xml:space="preserve">Chapter </w:t>
+      </w:r>
+      <w:r>
+        <w:rPr>
+          <w:rFonts w:ascii="Abyssinica SIL" w:hAnsi="Abyssinica SIL" w:cs="Abyssinica SIL"/>
+          <w:b/>
+          <w:bCs/>
+          <w:noProof/>
+          <w:sz w:val="32"/>
+          <w:szCs w:val="32"/>
+          <w:u w:val="single" w:color="00B050"/>
+          <w:lang w:val="am-ET" w:bidi="syr-SY"/>
+        </w:rPr>
+        <w:t>10</w:t>
+      </w:r>
+    </w:p>
+    <w:p>
+      <w:pPr>
+        <w:keepNext/>
+        <w:widowControl w:val="0"/>
+        <w:snapToGrid w:val="0"/>
+        <w:spacing w:before="120"/>
+        <w:jc w:val="center"/>
+        <w:rPr>
+          <w:rStyle w:val="refmarker"/>
+          <w:rFonts w:ascii="Abyssinica SIL" w:hAnsi="Abyssinica SIL" w:cs="Abyssinica SIL"/>
+          <w:noProof/>
+          <w:color w:val="0070C0"/>
+          <w:sz w:val="28"/>
+          <w:szCs w:val="28"/>
+          <w:shd w:val="clear" w:color="auto" w:fill="FFFFFF"/>
+          <w:vertAlign w:val="superscript"/>
+          <w:lang w:val="am-ET"/>
+        </w:rPr>
+      </w:pPr>
+      <w:r>
+        <w:rPr>
+          <w:rStyle w:val="refmarker"/>
+          <w:rFonts w:ascii="Abyssinica SIL" w:hAnsi="Abyssinica SIL" w:cs="Abyssinica SIL"/>
+          <w:b/>
+          <w:bCs/>
+          <w:color w:val="993300"/>
+          <w:sz w:val="28"/>
+          <w:szCs w:val="28"/>
+          <w:shd w:val="clear" w:color="auto" w:fill="FFFFFF"/>
+          <w:lang w:val="am-ET"/>
+        </w:rPr>
+        <w:t>ትእዛዝ፡ ፲፡</w:t>
+      </w:r>
+    </w:p>
+    <w:p>
+      <w:pPr>
+        <w:spacing w:before="120"/>
+        <w:jc w:val="both"/>
+        <w:rPr>
+          <w:rStyle w:val="refmarker"/>
+          <w:rFonts w:ascii="Abyssinica SIL" w:hAnsi="Abyssinica SIL" w:cs="Abyssinica SIL"/>
+          <w:color w:val="993300"/>
+          <w:sz w:val="28"/>
+          <w:szCs w:val="28"/>
+          <w:shd w:val="clear" w:color="auto" w:fill="FFFFFF"/>
+          <w:lang w:val="am-ET"/>
+        </w:rPr>
+      </w:pPr>
+      <w:r>
+        <w:rPr>
+          <w:rStyle w:val="refmarker"/>
+          <w:rFonts w:ascii="Abyssinica SIL" w:hAnsi="Abyssinica SIL" w:cs="Abyssinica SIL"/>
+          <w:color w:val="993300"/>
+          <w:sz w:val="28"/>
+          <w:szCs w:val="28"/>
+          <w:shd w:val="clear" w:color="auto" w:fill="FFFFFF"/>
+          <w:lang w:val="am-ET"/>
+        </w:rPr>
+        <w:t>ይቤ፡ ይሁዳ፡ ኦወልድየ፡</w:t>
+      </w:r>
+      <w:r>
+        <w:rPr>
+          <w:rStyle w:val="refmarker"/>
+          <w:rFonts w:ascii="Abyssinica SIL" w:hAnsi="Abyssinica SIL" w:cs="Abyssinica SIL"/>
+          <w:color w:val="993300"/>
+          <w:sz w:val="28"/>
+          <w:szCs w:val="28"/>
+          <w:shd w:val="clear" w:color="auto" w:fill="FFFFFF"/>
+          <w:lang w:val="am-ET"/>
+        </w:rPr>
+        <w:t xml:space="preserve"> </w:t>
+      </w:r>
+      <w:r>
+        <w:rPr>
+          <w:rStyle w:val="refmarker"/>
+          <w:rFonts w:ascii="Abyssinica SIL" w:hAnsi="Abyssinica SIL" w:cs="Abyssinica SIL"/>
+          <w:color w:val="993300"/>
+          <w:sz w:val="28"/>
+          <w:szCs w:val="28"/>
+          <w:shd w:val="clear" w:color="auto" w:fill="FFFFFF"/>
+          <w:lang w:val="am-ET"/>
+        </w:rPr>
+        <w:t>ኢትኩን፡</w:t>
+      </w:r>
+      <w:r>
+        <w:rPr>
+          <w:rStyle w:val="refmarker"/>
+          <w:rFonts w:ascii="Abyssinica SIL" w:hAnsi="Abyssinica SIL" w:cs="Abyssinica SIL"/>
+          <w:color w:val="993300"/>
+          <w:sz w:val="28"/>
+          <w:szCs w:val="28"/>
+          <w:shd w:val="clear" w:color="auto" w:fill="FFFFFF"/>
+          <w:lang w:val="am-ET"/>
+        </w:rPr>
+        <w:t xml:space="preserve"> </w:t>
+      </w:r>
+      <w:r>
+        <w:rPr>
+          <w:rStyle w:val="refmarker"/>
+          <w:rFonts w:ascii="Abyssinica SIL" w:hAnsi="Abyssinica SIL" w:cs="Abyssinica SIL"/>
+          <w:color w:val="993300"/>
+          <w:sz w:val="28"/>
+          <w:szCs w:val="28"/>
+          <w:shd w:val="clear" w:color="auto" w:fill="FFFFFF"/>
+          <w:lang w:val="am-ET"/>
+        </w:rPr>
+        <w:t>መንጐርጕረ፡ እስመ፡ ነጐርጓር፡ ይስሕቦ፡ ለሰብእ፡ ኀበ፡ ፅርፈት</w:t>
+      </w:r>
+      <w:r>
+        <w:rPr>
+          <w:rStyle w:val="refmarker"/>
+          <w:rFonts w:ascii="Abyssinica SIL" w:hAnsi="Abyssinica SIL" w:cs="Abyssinica SIL"/>
+          <w:color w:val="993300"/>
+          <w:sz w:val="28"/>
+          <w:szCs w:val="28"/>
+          <w:shd w:val="clear" w:color="auto" w:fill="FFFFFF"/>
+          <w:lang w:val="am-ET"/>
+        </w:rPr>
+        <w:t> </w:t>
+      </w:r>
+      <w:r>
+        <w:rPr>
+          <w:rStyle w:val="refmarker"/>
+          <w:rFonts w:ascii="Abyssinica SIL" w:hAnsi="Abyssinica SIL" w:cs="Abyssinica SIL"/>
+          <w:color w:val="993300"/>
+          <w:sz w:val="28"/>
+          <w:szCs w:val="28"/>
+          <w:shd w:val="clear" w:color="auto" w:fill="FFFFFF"/>
+          <w:lang w:val="am-ET"/>
+        </w:rPr>
+        <w:t>።</w:t>
+      </w:r>
+      <w:r>
+        <w:rPr>
+          <w:rStyle w:val="refmarker"/>
+          <w:rFonts w:ascii="Abyssinica SIL" w:hAnsi="Abyssinica SIL" w:cs="Abyssinica SIL"/>
+          <w:color w:val="993300"/>
+          <w:sz w:val="28"/>
+          <w:szCs w:val="28"/>
+          <w:shd w:val="clear" w:color="auto" w:fill="FFFFFF"/>
+          <w:lang w:val="am-ET"/>
+        </w:rPr>
+        <w:t xml:space="preserve"> ወኢትኩን፡ ኃያለ፡ ወኢተዓጋሌ፡ ወኢተኀሊ፡ እኩየ፡ እስመ፡ በዝንቱ፡ ኵሉ፡ ይከውን፡ ክሕደት</w:t>
+      </w:r>
+      <w:r>
+        <w:rPr>
+          <w:rStyle w:val="refmarker"/>
+          <w:rFonts w:ascii="Abyssinica SIL" w:hAnsi="Abyssinica SIL" w:cs="Abyssinica SIL"/>
+          <w:color w:val="993300"/>
+          <w:sz w:val="28"/>
+          <w:szCs w:val="28"/>
+          <w:shd w:val="clear" w:color="auto" w:fill="FFFFFF"/>
+          <w:lang w:val="am-ET"/>
+        </w:rPr>
+        <w:t> </w:t>
+      </w:r>
+      <w:r>
+        <w:rPr>
+          <w:rStyle w:val="refmarker"/>
+          <w:rFonts w:ascii="Abyssinica SIL" w:hAnsi="Abyssinica SIL" w:cs="Abyssinica SIL"/>
+          <w:color w:val="993300"/>
+          <w:sz w:val="28"/>
+          <w:szCs w:val="28"/>
+          <w:shd w:val="clear" w:color="auto" w:fill="FFFFFF"/>
+          <w:lang w:val="am-ET"/>
+        </w:rPr>
+        <w:t>።</w:t>
+      </w:r>
+      <w:r>
+        <w:rPr>
+          <w:rStyle w:val="refmarker"/>
+          <w:rFonts w:ascii="Abyssinica SIL" w:hAnsi="Abyssinica SIL" w:cs="Abyssinica SIL"/>
+          <w:color w:val="993300"/>
+          <w:sz w:val="28"/>
+          <w:szCs w:val="28"/>
+          <w:shd w:val="clear" w:color="auto" w:fill="FFFFFF"/>
+          <w:lang w:val="am-ET"/>
+        </w:rPr>
+        <w:t xml:space="preserve"> ኩን፡ የዋሃ፡ እስመ፡ ያዋሃን፡ ይወርስዋ፡ ለመንግሥት፡ ሰማያት</w:t>
+      </w:r>
+      <w:r>
+        <w:rPr>
+          <w:rStyle w:val="refmarker"/>
+          <w:rFonts w:ascii="Abyssinica SIL" w:hAnsi="Abyssinica SIL" w:cs="Abyssinica SIL"/>
+          <w:color w:val="993300"/>
+          <w:sz w:val="28"/>
+          <w:szCs w:val="28"/>
+          <w:shd w:val="clear" w:color="auto" w:fill="FFFFFF"/>
+          <w:lang w:val="am-ET"/>
+        </w:rPr>
+        <w:t> </w:t>
+      </w:r>
+      <w:r>
+        <w:rPr>
+          <w:rStyle w:val="refmarker"/>
+          <w:rFonts w:ascii="Abyssinica SIL" w:hAnsi="Abyssinica SIL" w:cs="Abyssinica SIL"/>
+          <w:color w:val="993300"/>
+          <w:sz w:val="28"/>
+          <w:szCs w:val="28"/>
+          <w:shd w:val="clear" w:color="auto" w:fill="FFFFFF"/>
+          <w:lang w:val="am-ET"/>
+        </w:rPr>
+        <w:t>።</w:t>
+      </w:r>
+      <w:r>
+        <w:rPr>
+          <w:rStyle w:val="refmarker"/>
+          <w:rFonts w:ascii="Abyssinica SIL" w:hAnsi="Abyssinica SIL" w:cs="Abyssinica SIL"/>
+          <w:color w:val="993300"/>
+          <w:sz w:val="28"/>
+          <w:szCs w:val="28"/>
+          <w:shd w:val="clear" w:color="auto" w:fill="FFFFFF"/>
+          <w:lang w:val="am-ET"/>
+        </w:rPr>
+        <w:t xml:space="preserve"> ኩን፡ መስተሣህለ፡ ወመሐሬ፡</w:t>
+      </w:r>
+      <w:r>
+        <w:rPr>
+          <w:rStyle w:val="refmarker"/>
+          <w:rFonts w:ascii="Abyssinica SIL" w:hAnsi="Abyssinica SIL" w:cs="Abyssinica SIL"/>
+          <w:color w:val="993300"/>
+          <w:sz w:val="28"/>
+          <w:szCs w:val="28"/>
+          <w:shd w:val="clear" w:color="auto" w:fill="FFFFFF"/>
+          <w:lang w:val="am-ET"/>
+        </w:rPr>
+        <w:t xml:space="preserve"> </w:t>
+      </w:r>
+      <w:r>
+        <w:rPr>
+          <w:rStyle w:val="refmarker"/>
+          <w:rFonts w:ascii="Abyssinica SIL" w:hAnsi="Abyssinica SIL" w:cs="Abyssinica SIL"/>
+          <w:color w:val="993300"/>
+          <w:sz w:val="28"/>
+          <w:szCs w:val="28"/>
+          <w:shd w:val="clear" w:color="auto" w:fill="FFFFFF"/>
+          <w:lang w:val="am-ET"/>
+        </w:rPr>
+        <w:t>ወሰላማዌ፡ በንጹሕ፡ ልብ፡ እምኵሉ፡ እከይ፡ ዘእንበለ፡ ኃጢአት</w:t>
+      </w:r>
+      <w:r>
+        <w:rPr>
+          <w:rStyle w:val="refmarker"/>
+          <w:rFonts w:ascii="Abyssinica SIL" w:hAnsi="Abyssinica SIL" w:cs="Abyssinica SIL"/>
+          <w:color w:val="993300"/>
+          <w:sz w:val="28"/>
+          <w:szCs w:val="28"/>
+          <w:shd w:val="clear" w:color="auto" w:fill="FFFFFF"/>
+          <w:lang w:val="am-ET"/>
+        </w:rPr>
+        <w:t> </w:t>
+      </w:r>
+      <w:r>
+        <w:rPr>
+          <w:rStyle w:val="refmarker"/>
+          <w:rFonts w:ascii="Abyssinica SIL" w:hAnsi="Abyssinica SIL" w:cs="Abyssinica SIL"/>
+          <w:color w:val="993300"/>
+          <w:sz w:val="28"/>
+          <w:szCs w:val="28"/>
+          <w:shd w:val="clear" w:color="auto" w:fill="FFFFFF"/>
+          <w:lang w:val="am-ET"/>
+        </w:rPr>
+        <w:t>።</w:t>
+      </w:r>
+      <w:r>
+        <w:rPr>
+          <w:rStyle w:val="refmarker"/>
+          <w:rFonts w:ascii="Abyssinica SIL" w:hAnsi="Abyssinica SIL" w:cs="Abyssinica SIL"/>
+          <w:color w:val="993300"/>
+          <w:sz w:val="28"/>
+          <w:szCs w:val="28"/>
+          <w:shd w:val="clear" w:color="auto" w:fill="FFFFFF"/>
+          <w:lang w:val="am-ET"/>
+        </w:rPr>
+        <w:t xml:space="preserve"> ወኩን፡ ዔረ፡ ወትሑተ፡ ወተዓቀብ፡ በረዓድ፡ እምቃል፡</w:t>
+      </w:r>
+      <w:r>
+        <w:rPr>
+          <w:rStyle w:val="refmarker"/>
+          <w:rFonts w:ascii="Abyssinica SIL" w:hAnsi="Abyssinica SIL" w:cs="Abyssinica SIL"/>
+          <w:color w:val="993300"/>
+          <w:sz w:val="28"/>
+          <w:szCs w:val="28"/>
+          <w:shd w:val="clear" w:color="auto" w:fill="FFFFFF"/>
+          <w:lang w:val="am-ET"/>
+        </w:rPr>
+        <w:t xml:space="preserve"> </w:t>
+      </w:r>
+      <w:r>
+        <w:rPr>
+          <w:rStyle w:val="refmarker"/>
+          <w:rFonts w:ascii="Abyssinica SIL" w:hAnsi="Abyssinica SIL" w:cs="Abyssinica SIL"/>
+          <w:color w:val="993300"/>
+          <w:sz w:val="28"/>
+          <w:szCs w:val="28"/>
+          <w:shd w:val="clear" w:color="auto" w:fill="FFFFFF"/>
+          <w:lang w:val="am-ET"/>
+        </w:rPr>
+        <w:t>ዘ</w:t>
+      </w:r>
+      <w:r>
+        <w:rPr>
+          <w:rStyle w:val="refmarker"/>
+          <w:rFonts w:ascii="Abyssinica SIL" w:hAnsi="Abyssinica SIL" w:cs="Abyssinica SIL"/>
+          <w:color w:val="993300"/>
+          <w:sz w:val="28"/>
+          <w:szCs w:val="28"/>
+          <w:shd w:val="clear" w:color="auto" w:fill="FFFFFF"/>
+          <w:lang w:val="am-ET"/>
+        </w:rPr>
+        <w:t>|</w:t>
+      </w:r>
+      <w:r>
+        <w:rPr>
+          <w:rStyle w:val="refmarker"/>
+          <w:rFonts w:ascii="Abyssinica SIL" w:hAnsi="Abyssinica SIL" w:cs="Abyssinica SIL"/>
+          <w:color w:val="993300"/>
+          <w:sz w:val="28"/>
+          <w:szCs w:val="28"/>
+          <w:shd w:val="clear" w:color="auto" w:fill="FFFFFF"/>
+          <w:lang w:val="am-ET"/>
+        </w:rPr>
+        <w:t>ሰማዕካሁ</w:t>
+      </w:r>
+      <w:r>
+        <w:rPr>
+          <w:rStyle w:val="refmarker"/>
+          <w:rFonts w:ascii="Abyssinica SIL" w:hAnsi="Abyssinica SIL" w:cs="Abyssinica SIL"/>
+          <w:color w:val="993300"/>
+          <w:sz w:val="28"/>
+          <w:szCs w:val="28"/>
+          <w:shd w:val="clear" w:color="auto" w:fill="FFFFFF"/>
+          <w:lang w:val="am-ET"/>
+        </w:rPr>
+        <w:t> </w:t>
+      </w:r>
+      <w:r>
+        <w:rPr>
+          <w:rStyle w:val="refmarker"/>
+          <w:rFonts w:ascii="Abyssinica SIL" w:hAnsi="Abyssinica SIL" w:cs="Abyssinica SIL"/>
+          <w:color w:val="993300"/>
+          <w:sz w:val="28"/>
+          <w:szCs w:val="28"/>
+          <w:shd w:val="clear" w:color="auto" w:fill="FFFFFF"/>
+          <w:lang w:val="am-ET"/>
+        </w:rPr>
+        <w:t>። ወኢትትዓቢይ፡ወኢትረሲ፡ ነፍሰከ፡ ምስለ፡ ዕቡያን፡ አላ፡ ምስለ፡ ሰብእ፡ ጻድቃን፡ ወትሑታን፡ ወኵሎ፡</w:t>
+      </w:r>
+      <w:r>
+        <w:rPr>
+          <w:rStyle w:val="refmarker"/>
+          <w:rFonts w:ascii="Abyssinica SIL" w:hAnsi="Abyssinica SIL" w:cs="Abyssinica SIL"/>
+          <w:color w:val="993300"/>
+          <w:sz w:val="28"/>
+          <w:szCs w:val="28"/>
+          <w:shd w:val="clear" w:color="auto" w:fill="FFFFFF"/>
+          <w:lang w:val="am-ET"/>
+        </w:rPr>
+        <w:t xml:space="preserve"> </w:t>
+      </w:r>
+      <w:r>
+        <w:rPr>
+          <w:rStyle w:val="refmarker"/>
+          <w:rFonts w:ascii="Abyssinica SIL" w:hAnsi="Abyssinica SIL" w:cs="Abyssinica SIL"/>
+          <w:color w:val="993300"/>
+          <w:sz w:val="28"/>
+          <w:szCs w:val="28"/>
+          <w:shd w:val="clear" w:color="auto" w:fill="FFFFFF"/>
+          <w:lang w:val="am-ET"/>
+        </w:rPr>
+        <w:t>ዘረከበከ፡</w:t>
+      </w:r>
+      <w:r>
+        <w:rPr>
+          <w:rStyle w:val="refmarker"/>
+          <w:rFonts w:ascii="Abyssinica SIL" w:hAnsi="Abyssinica SIL" w:cs="Abyssinica SIL"/>
+          <w:color w:val="993300"/>
+          <w:sz w:val="28"/>
+          <w:szCs w:val="28"/>
+          <w:shd w:val="clear" w:color="auto" w:fill="FFFFFF"/>
+          <w:lang w:val="am-ET"/>
+        </w:rPr>
+        <w:t xml:space="preserve"> </w:t>
+      </w:r>
+      <w:r>
+        <w:rPr>
+          <w:rStyle w:val="refmarker"/>
+          <w:rFonts w:ascii="Abyssinica SIL" w:hAnsi="Abyssinica SIL" w:cs="Abyssinica SIL"/>
+          <w:color w:val="993300"/>
+          <w:sz w:val="28"/>
+          <w:szCs w:val="28"/>
+          <w:shd w:val="clear" w:color="auto" w:fill="FFFFFF"/>
+          <w:lang w:val="am-ET"/>
+        </w:rPr>
+        <w:t>ተወከፍ፡ በአኰቴተ፡ እግዚአብሔር፡ ወአእምር፡ ከመ፡</w:t>
+      </w:r>
+      <w:r>
+        <w:rPr>
+          <w:rStyle w:val="refmarker"/>
+          <w:rFonts w:ascii="Abyssinica SIL" w:hAnsi="Abyssinica SIL" w:cs="Abyssinica SIL"/>
+          <w:color w:val="993300"/>
+          <w:sz w:val="28"/>
+          <w:szCs w:val="28"/>
+          <w:shd w:val="clear" w:color="auto" w:fill="FFFFFF"/>
+          <w:lang w:val="am-ET"/>
+        </w:rPr>
+        <w:t xml:space="preserve"> </w:t>
+      </w:r>
+      <w:r>
+        <w:rPr>
+          <w:rStyle w:val="refmarker"/>
+          <w:rFonts w:ascii="Abyssinica SIL" w:hAnsi="Abyssinica SIL" w:cs="Abyssinica SIL"/>
+          <w:color w:val="993300"/>
+          <w:sz w:val="28"/>
+          <w:szCs w:val="28"/>
+          <w:shd w:val="clear" w:color="auto" w:fill="FFFFFF"/>
+          <w:lang w:val="am-ET"/>
+        </w:rPr>
+        <w:t>አልቦ፡</w:t>
+      </w:r>
+      <w:r>
+        <w:rPr>
+          <w:rStyle w:val="refmarker"/>
+          <w:rFonts w:ascii="Abyssinica SIL" w:hAnsi="Abyssinica SIL" w:cs="Abyssinica SIL"/>
+          <w:color w:val="993300"/>
+          <w:sz w:val="28"/>
+          <w:szCs w:val="28"/>
+          <w:shd w:val="clear" w:color="auto" w:fill="FFFFFF"/>
+          <w:lang w:val="am-ET"/>
+        </w:rPr>
+        <w:t xml:space="preserve"> </w:t>
+      </w:r>
+      <w:r>
+        <w:rPr>
+          <w:rStyle w:val="refmarker"/>
+          <w:rFonts w:ascii="Abyssinica SIL" w:hAnsi="Abyssinica SIL" w:cs="Abyssinica SIL"/>
+          <w:color w:val="993300"/>
+          <w:sz w:val="28"/>
+          <w:szCs w:val="28"/>
+          <w:shd w:val="clear" w:color="auto" w:fill="FFFFFF"/>
+          <w:lang w:val="am-ET"/>
+        </w:rPr>
+        <w:t>ዘይከውን፡</w:t>
+      </w:r>
+      <w:r>
+        <w:rPr>
+          <w:rStyle w:val="refmarker"/>
+          <w:rFonts w:ascii="Abyssinica SIL" w:hAnsi="Abyssinica SIL" w:cs="Abyssinica SIL"/>
+          <w:color w:val="993300"/>
+          <w:sz w:val="28"/>
+          <w:szCs w:val="28"/>
+          <w:shd w:val="clear" w:color="auto" w:fill="FFFFFF"/>
+          <w:lang w:val="am-ET"/>
+        </w:rPr>
+        <w:t xml:space="preserve"> </w:t>
+      </w:r>
+      <w:r>
+        <w:rPr>
+          <w:rStyle w:val="refmarker"/>
+          <w:rFonts w:ascii="Abyssinica SIL" w:hAnsi="Abyssinica SIL" w:cs="Abyssinica SIL"/>
+          <w:color w:val="993300"/>
+          <w:sz w:val="28"/>
+          <w:szCs w:val="28"/>
+          <w:shd w:val="clear" w:color="auto" w:fill="FFFFFF"/>
+          <w:lang w:val="am-ET"/>
+        </w:rPr>
+        <w:t>ወኢምንትኒ፡ ዘእንበለ፡ እምኅበ፡ እግዚአብሔር</w:t>
+      </w:r>
+      <w:r>
+        <w:rPr>
+          <w:rStyle w:val="refmarker"/>
+          <w:rFonts w:ascii="Abyssinica SIL" w:hAnsi="Abyssinica SIL" w:cs="Abyssinica SIL"/>
+          <w:color w:val="993300"/>
+          <w:sz w:val="28"/>
+          <w:szCs w:val="28"/>
+          <w:shd w:val="clear" w:color="auto" w:fill="FFFFFF"/>
+          <w:lang w:val="am-ET"/>
+        </w:rPr>
+        <w:t> </w:t>
+      </w:r>
+      <w:r>
+        <w:rPr>
+          <w:rStyle w:val="refmarker"/>
+          <w:rFonts w:ascii="Abyssinica SIL" w:hAnsi="Abyssinica SIL" w:cs="Abyssinica SIL"/>
+          <w:color w:val="993300"/>
+          <w:sz w:val="28"/>
+          <w:szCs w:val="28"/>
+          <w:shd w:val="clear" w:color="auto" w:fill="FFFFFF"/>
+          <w:lang w:val="am-ET"/>
+        </w:rPr>
+        <w:t>።</w:t>
+      </w:r>
+    </w:p>
+    <w:p>
+      <w:pPr>
+        <w:spacing w:before="120"/>
+        <w:jc w:val="both"/>
+        <w:rPr>
+          <w:noProof/>
+          <w:lang w:val="am-ET"/>
+        </w:rPr>
+        <w:sectPr>
+          <w:type w:val="continuous"/>
+          <w:pgSz w:w="16838" w:h="11906" w:orient="landscape"/>
+          <w:pgMar w:top="1418" w:right="1418" w:bottom="1418" w:left="1418" w:header="0" w:footer="0" w:gutter="0"/>
+          <w:cols w:space="720"/>
+          <w:formProt w:val="0"/>
+          <w:docGrid w:linePitch="326"/>
+        </w:sectPr>
+      </w:pPr>
+    </w:p>
+    <w:p>
+      <w:pPr>
+        <w:keepNext/>
+        <w:widowControl w:val="0"/>
+        <w:snapToGrid w:val="0"/>
+        <w:spacing w:before="120"/>
+        <w:jc w:val="center"/>
+        <w:rPr>
+          <w:rFonts w:ascii="Abyssinica SIL" w:hAnsi="Abyssinica SIL" w:cs="Abyssinica SIL"/>
+          <w:b/>
+          <w:bCs/>
+          <w:noProof/>
+          <w:sz w:val="32"/>
+          <w:szCs w:val="32"/>
+          <w:u w:val="single" w:color="00B050"/>
+          <w:lang w:val="am-ET" w:bidi="syr-SY"/>
+        </w:rPr>
+      </w:pPr>
+      <w:r>
+        <w:rPr>
+          <w:rFonts w:ascii="Abyssinica SIL" w:hAnsi="Abyssinica SIL" w:cs="Abyssinica SIL"/>
+          <w:b/>
+          <w:bCs/>
+          <w:noProof/>
+          <w:sz w:val="32"/>
+          <w:szCs w:val="32"/>
+          <w:u w:val="single" w:color="00B050"/>
+          <w:lang w:val="am-ET" w:bidi="syr-SY"/>
+        </w:rPr>
+        <w:t xml:space="preserve">Chapter </w:t>
+      </w:r>
+      <w:r>
+        <w:rPr>
+          <w:rFonts w:ascii="Abyssinica SIL" w:hAnsi="Abyssinica SIL" w:cs="Abyssinica SIL"/>
+          <w:b/>
+          <w:bCs/>
+          <w:noProof/>
+          <w:sz w:val="32"/>
+          <w:szCs w:val="32"/>
+          <w:u w:val="single" w:color="00B050"/>
+          <w:lang w:val="am-ET" w:bidi="syr-SY"/>
+        </w:rPr>
+        <w:t>11</w:t>
+      </w:r>
+    </w:p>
+    <w:p>
+      <w:pPr>
+        <w:keepNext/>
+        <w:widowControl w:val="0"/>
+        <w:snapToGrid w:val="0"/>
+        <w:spacing w:before="120"/>
+        <w:jc w:val="center"/>
+        <w:rPr>
+          <w:rStyle w:val="refmarker"/>
+          <w:rFonts w:ascii="Abyssinica SIL" w:hAnsi="Abyssinica SIL" w:cs="Abyssinica SIL"/>
+          <w:noProof/>
+          <w:color w:val="0070C0"/>
+          <w:sz w:val="28"/>
+          <w:szCs w:val="28"/>
+          <w:shd w:val="clear" w:color="auto" w:fill="FFFFFF"/>
+          <w:vertAlign w:val="superscript"/>
+          <w:lang w:val="am-ET"/>
+        </w:rPr>
+      </w:pPr>
+      <w:r>
+        <w:rPr>
+          <w:rStyle w:val="refmarker"/>
+          <w:rFonts w:ascii="Abyssinica SIL" w:hAnsi="Abyssinica SIL" w:cs="Abyssinica SIL"/>
+          <w:b/>
+          <w:bCs/>
+          <w:color w:val="993300"/>
+          <w:sz w:val="28"/>
+          <w:szCs w:val="28"/>
+          <w:shd w:val="clear" w:color="auto" w:fill="FFFFFF"/>
+          <w:lang w:val="am-ET"/>
+        </w:rPr>
+        <w:t>ትእዛዝ፡ ፲፩፡</w:t>
+      </w:r>
+    </w:p>
+    <w:p>
+      <w:pPr>
+        <w:snapToGrid w:val="0"/>
+        <w:spacing w:before="120"/>
+        <w:jc w:val="both"/>
+        <w:rPr>
+          <w:rFonts w:ascii="Abyssinica SIL" w:hAnsi="Abyssinica SIL" w:cs="Abyssinica SIL"/>
+          <w:noProof/>
+          <w:color w:val="993300"/>
+          <w:sz w:val="28"/>
+          <w:szCs w:val="28"/>
+          <w:lang w:val="am-ET" w:bidi="syr-SY"/>
+        </w:rPr>
+      </w:pPr>
+      <w:r>
+        <w:rPr>
+          <w:rStyle w:val="refmarker"/>
+          <w:rFonts w:ascii="Abyssinica SIL" w:hAnsi="Abyssinica SIL" w:cs="Abyssinica SIL"/>
+          <w:color w:val="993300"/>
+          <w:sz w:val="28"/>
+          <w:szCs w:val="28"/>
+          <w:shd w:val="clear" w:color="auto" w:fill="FFFFFF"/>
+          <w:lang w:val="am-ET"/>
+        </w:rPr>
+        <w:t>ይቤ፡ ቶማስ፡ ኦወልድየ፡</w:t>
+      </w:r>
+      <w:r>
+        <w:rPr>
+          <w:rStyle w:val="refmarker"/>
+          <w:rFonts w:ascii="Abyssinica SIL" w:hAnsi="Abyssinica SIL" w:cs="Abyssinica SIL"/>
+          <w:color w:val="993300"/>
+          <w:sz w:val="28"/>
+          <w:szCs w:val="28"/>
+          <w:shd w:val="clear" w:color="auto" w:fill="FFFFFF"/>
+          <w:lang w:val="am-ET"/>
+        </w:rPr>
+        <w:t xml:space="preserve"> </w:t>
+      </w:r>
+      <w:r>
+        <w:rPr>
+          <w:rStyle w:val="refmarker"/>
+          <w:rFonts w:ascii="Abyssinica SIL" w:hAnsi="Abyssinica SIL" w:cs="Abyssinica SIL"/>
+          <w:color w:val="993300"/>
+          <w:sz w:val="28"/>
+          <w:szCs w:val="28"/>
+          <w:shd w:val="clear" w:color="auto" w:fill="FFFFFF"/>
+          <w:lang w:val="am-ET"/>
+        </w:rPr>
+        <w:t>ለዘነገረከ፡</w:t>
+      </w:r>
+      <w:r>
+        <w:rPr>
+          <w:rStyle w:val="refmarker"/>
+          <w:rFonts w:ascii="Abyssinica SIL" w:hAnsi="Abyssinica SIL" w:cs="Abyssinica SIL"/>
+          <w:color w:val="993300"/>
+          <w:sz w:val="28"/>
+          <w:szCs w:val="28"/>
+          <w:shd w:val="clear" w:color="auto" w:fill="FFFFFF"/>
+          <w:lang w:val="am-ET"/>
+        </w:rPr>
+        <w:t xml:space="preserve"> </w:t>
+      </w:r>
+      <w:r>
+        <w:rPr>
+          <w:rStyle w:val="refmarker"/>
+          <w:rFonts w:ascii="Abyssinica SIL" w:hAnsi="Abyssinica SIL" w:cs="Abyssinica SIL"/>
+          <w:color w:val="993300"/>
+          <w:sz w:val="28"/>
+          <w:szCs w:val="28"/>
+          <w:shd w:val="clear" w:color="auto" w:fill="FFFFFF"/>
+          <w:lang w:val="am-ET"/>
+        </w:rPr>
+        <w:t>ቃለ፡ እግዚአብሔር፡ ዘኮነ፡ ለከ፡ ምክንያተ፡ ለሕይወት፡ ወወሀበከ፡ ሕልቀተ፡ ክብር፡ አፍቅሮ፡ ከመ፡ ብንተ፡ ዓይንከ፡ ወተዘከሮ፡ መዓልተ፡</w:t>
+      </w:r>
+      <w:r>
+        <w:rPr>
+          <w:rStyle w:val="refmarker"/>
+          <w:rFonts w:ascii="Abyssinica SIL" w:hAnsi="Abyssinica SIL" w:cs="Abyssinica SIL"/>
+          <w:color w:val="993300"/>
+          <w:sz w:val="28"/>
+          <w:szCs w:val="28"/>
+          <w:shd w:val="clear" w:color="auto" w:fill="FFFFFF"/>
+          <w:lang w:val="am-ET"/>
+        </w:rPr>
+        <w:t xml:space="preserve"> </w:t>
+      </w:r>
+      <w:r>
+        <w:rPr>
+          <w:rStyle w:val="refmarker"/>
+          <w:rFonts w:ascii="Abyssinica SIL" w:hAnsi="Abyssinica SIL" w:cs="Abyssinica SIL"/>
+          <w:color w:val="993300"/>
+          <w:sz w:val="28"/>
+          <w:szCs w:val="28"/>
+          <w:shd w:val="clear" w:color="auto" w:fill="FFFFFF"/>
+          <w:lang w:val="am-ET"/>
+        </w:rPr>
+        <w:t>ወሌሊተ፡ ወአክብሮ፡ ከመ፡ እግዚአብሔር፡ ልዑል</w:t>
+      </w:r>
+      <w:r>
+        <w:rPr>
+          <w:rStyle w:val="refmarker"/>
+          <w:rFonts w:ascii="Abyssinica SIL" w:hAnsi="Abyssinica SIL" w:cs="Abyssinica SIL"/>
+          <w:color w:val="993300"/>
+          <w:sz w:val="28"/>
+          <w:szCs w:val="28"/>
+          <w:shd w:val="clear" w:color="auto" w:fill="FFFFFF"/>
+          <w:lang w:val="am-ET"/>
+        </w:rPr>
+        <w:t> </w:t>
+      </w:r>
+      <w:r>
+        <w:rPr>
+          <w:rStyle w:val="refmarker"/>
+          <w:rFonts w:ascii="Abyssinica SIL" w:hAnsi="Abyssinica SIL" w:cs="Abyssinica SIL"/>
+          <w:color w:val="993300"/>
+          <w:sz w:val="28"/>
+          <w:szCs w:val="28"/>
+          <w:shd w:val="clear" w:color="auto" w:fill="FFFFFF"/>
+          <w:lang w:val="am-ET"/>
+        </w:rPr>
+        <w:t>። እስመ፡ መካን፡ ኀበ፡ ይዜከሩ፡ ስመ፡ እግዚአብሔር፡ ህየ፡</w:t>
+      </w:r>
+      <w:r>
+        <w:rPr>
+          <w:rStyle w:val="refmarker"/>
+          <w:rFonts w:ascii="Abyssinica SIL" w:hAnsi="Abyssinica SIL" w:cs="Abyssinica SIL"/>
+          <w:color w:val="993300"/>
+          <w:sz w:val="28"/>
+          <w:szCs w:val="28"/>
+          <w:shd w:val="clear" w:color="auto" w:fill="FFFFFF"/>
+          <w:lang w:val="am-ET"/>
+        </w:rPr>
+        <w:t xml:space="preserve"> </w:t>
+      </w:r>
+      <w:r>
+        <w:rPr>
+          <w:rStyle w:val="refmarker"/>
+          <w:rFonts w:ascii="Abyssinica SIL" w:hAnsi="Abyssinica SIL" w:cs="Abyssinica SIL"/>
+          <w:color w:val="993300"/>
+          <w:sz w:val="28"/>
+          <w:szCs w:val="28"/>
+          <w:shd w:val="clear" w:color="auto" w:fill="FFFFFF"/>
+          <w:lang w:val="am-ET"/>
+        </w:rPr>
+        <w:t>ሀሎ፡</w:t>
+      </w:r>
+      <w:r>
+        <w:rPr>
+          <w:rStyle w:val="refmarker"/>
+          <w:rFonts w:ascii="Abyssinica SIL" w:hAnsi="Abyssinica SIL" w:cs="Abyssinica SIL"/>
+          <w:color w:val="993300"/>
+          <w:sz w:val="28"/>
+          <w:szCs w:val="28"/>
+          <w:shd w:val="clear" w:color="auto" w:fill="FFFFFF"/>
+          <w:lang w:val="am-ET"/>
+        </w:rPr>
+        <w:t xml:space="preserve"> </w:t>
+      </w:r>
+      <w:r>
+        <w:rPr>
+          <w:rStyle w:val="refmarker"/>
+          <w:rFonts w:ascii="Abyssinica SIL" w:hAnsi="Abyssinica SIL" w:cs="Abyssinica SIL"/>
+          <w:color w:val="993300"/>
+          <w:sz w:val="28"/>
+          <w:szCs w:val="28"/>
+          <w:shd w:val="clear" w:color="auto" w:fill="FFFFFF"/>
+          <w:lang w:val="am-ET"/>
+        </w:rPr>
+        <w:t>እግዚአብሔር፡</w:t>
+      </w:r>
+      <w:r>
+        <w:rPr>
+          <w:rStyle w:val="refmarker"/>
+          <w:rFonts w:ascii="Abyssinica SIL" w:hAnsi="Abyssinica SIL" w:cs="Abyssinica SIL"/>
+          <w:color w:val="993300"/>
+          <w:sz w:val="28"/>
+          <w:szCs w:val="28"/>
+          <w:shd w:val="clear" w:color="auto" w:fill="FFFFFF"/>
+          <w:lang w:val="am-ET"/>
+        </w:rPr>
+        <w:t xml:space="preserve"> </w:t>
+      </w:r>
+      <w:r>
+        <w:rPr>
+          <w:rStyle w:val="refmarker"/>
+          <w:rFonts w:ascii="Abyssinica SIL" w:hAnsi="Abyssinica SIL" w:cs="Abyssinica SIL"/>
+          <w:color w:val="993300"/>
+          <w:sz w:val="28"/>
+          <w:szCs w:val="28"/>
+          <w:shd w:val="clear" w:color="auto" w:fill="FFFFFF"/>
+          <w:lang w:val="am-ET"/>
+        </w:rPr>
+        <w:t>ወሐውጽ፡ ኵሎ፡ አሚረ፡ እለ፡ ተርፉ፡ ቅዱሳነ</w:t>
+      </w:r>
+      <w:r>
+        <w:rPr>
+          <w:rStyle w:val="refmarker"/>
+          <w:rFonts w:ascii="Abyssinica SIL" w:hAnsi="Abyssinica SIL" w:cs="Abyssinica SIL"/>
+          <w:color w:val="993300"/>
+          <w:sz w:val="28"/>
+          <w:szCs w:val="28"/>
+          <w:shd w:val="clear" w:color="auto" w:fill="FFFFFF"/>
+          <w:lang w:val="am-ET"/>
+        </w:rPr>
+        <w:t> </w:t>
+      </w:r>
+      <w:r>
+        <w:rPr>
+          <w:rStyle w:val="refmarker"/>
+          <w:rFonts w:ascii="Abyssinica SIL" w:hAnsi="Abyssinica SIL" w:cs="Abyssinica SIL"/>
+          <w:color w:val="993300"/>
+          <w:sz w:val="28"/>
+          <w:szCs w:val="28"/>
+          <w:shd w:val="clear" w:color="auto" w:fill="FFFFFF"/>
+          <w:lang w:val="am-ET"/>
+        </w:rPr>
+        <w:t>።</w:t>
+      </w:r>
+      <w:r>
+        <w:rPr>
+          <w:rStyle w:val="refmarker"/>
+          <w:rFonts w:ascii="Abyssinica SIL" w:hAnsi="Abyssinica SIL" w:cs="Abyssinica SIL"/>
+          <w:color w:val="993300"/>
+          <w:sz w:val="28"/>
+          <w:szCs w:val="28"/>
+          <w:shd w:val="clear" w:color="auto" w:fill="FFFFFF"/>
+          <w:lang w:val="am-ET"/>
+        </w:rPr>
+        <w:t xml:space="preserve"> ከመ፡ ታዕርፍ፡ በቃሎሙ፡ ወዘይቀርብ፡</w:t>
+      </w:r>
+      <w:r>
+        <w:rPr>
+          <w:rStyle w:val="refmarker"/>
+          <w:rFonts w:ascii="Abyssinica SIL" w:hAnsi="Abyssinica SIL" w:cs="Abyssinica SIL"/>
+          <w:color w:val="993300"/>
+          <w:sz w:val="28"/>
+          <w:szCs w:val="28"/>
+          <w:shd w:val="clear" w:color="auto" w:fill="FFFFFF"/>
+          <w:lang w:val="am-ET"/>
+        </w:rPr>
+        <w:t xml:space="preserve"> </w:t>
+      </w:r>
+      <w:r>
+        <w:rPr>
+          <w:rStyle w:val="refmarker"/>
+          <w:rFonts w:ascii="Abyssinica SIL" w:hAnsi="Abyssinica SIL" w:cs="Abyssinica SIL"/>
+          <w:color w:val="993300"/>
+          <w:sz w:val="28"/>
+          <w:szCs w:val="28"/>
+          <w:shd w:val="clear" w:color="auto" w:fill="FFFFFF"/>
+          <w:lang w:val="am-ET"/>
+        </w:rPr>
+        <w:t>ኅበ፡</w:t>
+      </w:r>
+      <w:r>
+        <w:rPr>
+          <w:rStyle w:val="refmarker"/>
+          <w:rFonts w:ascii="Abyssinica SIL" w:hAnsi="Abyssinica SIL" w:cs="Abyssinica SIL"/>
+          <w:color w:val="993300"/>
+          <w:sz w:val="28"/>
+          <w:szCs w:val="28"/>
+          <w:shd w:val="clear" w:color="auto" w:fill="FFFFFF"/>
+          <w:lang w:val="am-ET"/>
+        </w:rPr>
+        <w:t xml:space="preserve"> </w:t>
+      </w:r>
+      <w:r>
+        <w:rPr>
+          <w:rStyle w:val="refmarker"/>
+          <w:rFonts w:ascii="Abyssinica SIL" w:hAnsi="Abyssinica SIL" w:cs="Abyssinica SIL"/>
+          <w:color w:val="993300"/>
+          <w:sz w:val="28"/>
+          <w:szCs w:val="28"/>
+          <w:shd w:val="clear" w:color="auto" w:fill="FFFFFF"/>
+          <w:lang w:val="am-ET"/>
+        </w:rPr>
+        <w:t>ቅዱሳን፡</w:t>
+      </w:r>
+      <w:r>
+        <w:rPr>
+          <w:rStyle w:val="refmarker"/>
+          <w:rFonts w:ascii="Abyssinica SIL" w:hAnsi="Abyssinica SIL" w:cs="Abyssinica SIL"/>
+          <w:color w:val="993300"/>
+          <w:sz w:val="28"/>
+          <w:szCs w:val="28"/>
+          <w:shd w:val="clear" w:color="auto" w:fill="FFFFFF"/>
+          <w:lang w:val="am-ET"/>
+        </w:rPr>
+        <w:t xml:space="preserve"> </w:t>
+      </w:r>
+      <w:r>
+        <w:rPr>
+          <w:rStyle w:val="refmarker"/>
+          <w:rFonts w:ascii="Abyssinica SIL" w:hAnsi="Abyssinica SIL" w:cs="Abyssinica SIL"/>
+          <w:color w:val="993300"/>
+          <w:sz w:val="28"/>
+          <w:szCs w:val="28"/>
+          <w:shd w:val="clear" w:color="auto" w:fill="FFFFFF"/>
+          <w:lang w:val="am-ET"/>
+        </w:rPr>
+        <w:t>ግሙራ፡</w:t>
+      </w:r>
+      <w:r>
+        <w:rPr>
+          <w:rStyle w:val="refmarker"/>
+          <w:rFonts w:ascii="Abyssinica SIL" w:hAnsi="Abyssinica SIL" w:cs="Abyssinica SIL"/>
+          <w:color w:val="993300"/>
+          <w:sz w:val="28"/>
+          <w:szCs w:val="28"/>
+          <w:shd w:val="clear" w:color="auto" w:fill="FFFFFF"/>
+          <w:lang w:val="am-ET"/>
+        </w:rPr>
+        <w:t xml:space="preserve"> </w:t>
+      </w:r>
+      <w:r>
+        <w:rPr>
+          <w:rStyle w:val="refmarker"/>
+          <w:rFonts w:ascii="Abyssinica SIL" w:hAnsi="Abyssinica SIL" w:cs="Abyssinica SIL"/>
+          <w:color w:val="993300"/>
+          <w:sz w:val="28"/>
+          <w:szCs w:val="28"/>
+          <w:shd w:val="clear" w:color="auto" w:fill="FFFFFF"/>
+          <w:lang w:val="am-ET"/>
+        </w:rPr>
+        <w:t>ውእቱኒ፡ ይከውን፡ ቅዱሰ፡ ከማሆሙ</w:t>
+      </w:r>
+      <w:r>
+        <w:rPr>
+          <w:rStyle w:val="refmarker"/>
+          <w:rFonts w:ascii="Abyssinica SIL" w:hAnsi="Abyssinica SIL" w:cs="Abyssinica SIL"/>
+          <w:color w:val="993300"/>
+          <w:sz w:val="28"/>
+          <w:szCs w:val="28"/>
+          <w:shd w:val="clear" w:color="auto" w:fill="FFFFFF"/>
+          <w:lang w:val="am-ET"/>
+        </w:rPr>
+        <w:t> </w:t>
+      </w:r>
+      <w:r>
+        <w:rPr>
+          <w:rStyle w:val="refmarker"/>
+          <w:rFonts w:ascii="Abyssinica SIL" w:hAnsi="Abyssinica SIL" w:cs="Abyssinica SIL"/>
+          <w:color w:val="993300"/>
+          <w:sz w:val="28"/>
+          <w:szCs w:val="28"/>
+          <w:shd w:val="clear" w:color="auto" w:fill="FFFFFF"/>
+          <w:lang w:val="am-ET"/>
+        </w:rPr>
+        <w:t>። ወአክብሮሙ፡ በአምጣነ፡</w:t>
+      </w:r>
+      <w:r>
+        <w:rPr>
+          <w:rStyle w:val="refmarker"/>
+          <w:rFonts w:ascii="Abyssinica SIL" w:hAnsi="Abyssinica SIL" w:cs="Abyssinica SIL"/>
+          <w:color w:val="993300"/>
+          <w:sz w:val="28"/>
+          <w:szCs w:val="28"/>
+          <w:shd w:val="clear" w:color="auto" w:fill="FFFFFF"/>
+          <w:lang w:val="am-ET"/>
+        </w:rPr>
+        <w:t xml:space="preserve"> </w:t>
+      </w:r>
+      <w:r>
+        <w:rPr>
+          <w:rStyle w:val="refmarker"/>
+          <w:rFonts w:ascii="Abyssinica SIL" w:hAnsi="Abyssinica SIL" w:cs="Abyssinica SIL"/>
+          <w:color w:val="993300"/>
+          <w:sz w:val="28"/>
+          <w:szCs w:val="28"/>
+          <w:shd w:val="clear" w:color="auto" w:fill="FFFFFF"/>
+          <w:lang w:val="am-ET"/>
+        </w:rPr>
+        <w:t>ኃይልከ፡ ወእምነ፡ ጻማከ፡ ወግብረ፡ እደዊከ፡ ሌስዮሙ፡ እስመ፡ እግዚአብሔር፡ ረሰየኪ፡ ድልወ፡ ከመ፡ ትረከብ፡ በኀቤሆሙ፡ ሲባየ፡ መንፈሳዊተ፡ ወዘሥጋ፡ ወሕይወተ፡ ዘለዓለም</w:t>
+      </w:r>
+      <w:r>
+        <w:rPr>
+          <w:rStyle w:val="refmarker"/>
+          <w:rFonts w:ascii="Abyssinica SIL" w:hAnsi="Abyssinica SIL" w:cs="Abyssinica SIL"/>
+          <w:color w:val="993300"/>
+          <w:sz w:val="28"/>
+          <w:szCs w:val="28"/>
+          <w:shd w:val="clear" w:color="auto" w:fill="FFFFFF"/>
+          <w:lang w:val="am-ET"/>
+        </w:rPr>
+        <w:t> </w:t>
+      </w:r>
+      <w:r>
+        <w:rPr>
+          <w:rStyle w:val="refmarker"/>
+          <w:rFonts w:ascii="Abyssinica SIL" w:hAnsi="Abyssinica SIL" w:cs="Abyssinica SIL"/>
+          <w:color w:val="993300"/>
+          <w:sz w:val="28"/>
+          <w:szCs w:val="28"/>
+          <w:shd w:val="clear" w:color="auto" w:fill="FFFFFF"/>
+          <w:lang w:val="am-ET"/>
+        </w:rPr>
+        <w:t>።</w:t>
+      </w:r>
+      <w:r>
+        <w:rPr>
+          <w:rStyle w:val="refmarker"/>
+          <w:rFonts w:ascii="Abyssinica SIL" w:hAnsi="Abyssinica SIL" w:cs="Abyssinica SIL"/>
+          <w:color w:val="993300"/>
+          <w:sz w:val="28"/>
+          <w:szCs w:val="28"/>
+          <w:shd w:val="clear" w:color="auto" w:fill="FFFFFF"/>
+          <w:lang w:val="am-ET"/>
+        </w:rPr>
+        <w:t xml:space="preserve"> ወይደልወከ፡ ከመ፡ ተሀቦሙ፡ መብልዓ፡ ኃላፌ፡ ዘዝንቱ፡ ዓለም፡ እስመ፡ ዘይትቀነይ፡ ይደልዎ፡ ዓስቡ፡ ኢትፍጽሞ፡ አፉሁ፡ ለብዕራይ፡ በኀበ፡ ምክያድ፡ መኑ፡ ዘይተክል፡</w:t>
+      </w:r>
+      <w:r>
+        <w:rPr>
+          <w:rStyle w:val="refmarker"/>
+          <w:rFonts w:ascii="Abyssinica SIL" w:hAnsi="Abyssinica SIL" w:cs="Abyssinica SIL"/>
+          <w:color w:val="993300"/>
+          <w:sz w:val="28"/>
+          <w:szCs w:val="28"/>
+          <w:shd w:val="clear" w:color="auto" w:fill="FFFFFF"/>
+          <w:lang w:val="am-ET"/>
+        </w:rPr>
+        <w:t xml:space="preserve"> </w:t>
+      </w:r>
+      <w:r>
+        <w:rPr>
+          <w:rStyle w:val="refmarker"/>
+          <w:rFonts w:ascii="Abyssinica SIL" w:hAnsi="Abyssinica SIL" w:cs="Abyssinica SIL"/>
+          <w:color w:val="993300"/>
+          <w:sz w:val="28"/>
+          <w:szCs w:val="28"/>
+          <w:shd w:val="clear" w:color="auto" w:fill="FFFFFF"/>
+          <w:lang w:val="am-ET"/>
+        </w:rPr>
+        <w:t>ወይነ፡ ወኢይበልዕ፡ ፍሬሁ</w:t>
+      </w:r>
+      <w:r>
+        <w:rPr>
+          <w:rStyle w:val="refmarker"/>
+          <w:rFonts w:ascii="Abyssinica SIL" w:hAnsi="Abyssinica SIL" w:cs="Abyssinica SIL"/>
+          <w:color w:val="993300"/>
+          <w:sz w:val="28"/>
+          <w:szCs w:val="28"/>
+          <w:shd w:val="clear" w:color="auto" w:fill="FFFFFF"/>
+          <w:lang w:val="am-ET"/>
+        </w:rPr>
+        <w:t> </w:t>
+      </w:r>
+      <w:r>
+        <w:rPr>
+          <w:rStyle w:val="refmarker"/>
+          <w:rFonts w:ascii="Abyssinica SIL" w:hAnsi="Abyssinica SIL" w:cs="Abyssinica SIL"/>
+          <w:color w:val="993300"/>
+          <w:sz w:val="28"/>
+          <w:szCs w:val="28"/>
+          <w:shd w:val="clear" w:color="auto" w:fill="FFFFFF"/>
+          <w:lang w:val="am-ET"/>
+        </w:rPr>
+        <w:t>።</w:t>
+      </w:r>
+    </w:p>
+    <w:p>
+      <w:pPr>
+        <w:spacing w:before="120"/>
+        <w:jc w:val="both"/>
+        <w:rPr>
+          <w:noProof/>
+          <w:lang w:val="am-ET"/>
+        </w:rPr>
+        <w:sectPr>
+          <w:type w:val="continuous"/>
+          <w:pgSz w:w="16838" w:h="11906" w:orient="landscape"/>
+          <w:pgMar w:top="1418" w:right="1418" w:bottom="1418" w:left="1418" w:header="0" w:footer="0" w:gutter="0"/>
+          <w:cols w:space="720"/>
+          <w:formProt w:val="0"/>
+          <w:docGrid w:linePitch="326"/>
+        </w:sectPr>
+      </w:pPr>
+    </w:p>
+    <w:p>
+      <w:pPr>
+        <w:keepNext/>
+        <w:widowControl w:val="0"/>
+        <w:snapToGrid w:val="0"/>
+        <w:spacing w:before="120"/>
+        <w:jc w:val="center"/>
+        <w:rPr>
+          <w:rFonts w:ascii="Abyssinica SIL" w:hAnsi="Abyssinica SIL" w:cs="Abyssinica SIL"/>
+          <w:b/>
+          <w:bCs/>
+          <w:noProof/>
+          <w:sz w:val="32"/>
+          <w:szCs w:val="32"/>
+          <w:u w:val="single" w:color="00B050"/>
+          <w:lang w:val="am-ET" w:bidi="syr-SY"/>
+        </w:rPr>
+      </w:pPr>
+      <w:r>
+        <w:rPr>
+          <w:rFonts w:ascii="Abyssinica SIL" w:hAnsi="Abyssinica SIL" w:cs="Abyssinica SIL"/>
+          <w:b/>
+          <w:bCs/>
+          <w:noProof/>
+          <w:sz w:val="32"/>
+          <w:szCs w:val="32"/>
+          <w:u w:val="single" w:color="00B050"/>
+          <w:lang w:val="am-ET" w:bidi="syr-SY"/>
+        </w:rPr>
+        <w:lastRenderedPageBreak/>
+        <w:t xml:space="preserve">Chapter </w:t>
+      </w:r>
+      <w:r>
+        <w:rPr>
+          <w:rFonts w:ascii="Abyssinica SIL" w:hAnsi="Abyssinica SIL" w:cs="Abyssinica SIL"/>
+          <w:b/>
+          <w:bCs/>
+          <w:noProof/>
+          <w:sz w:val="32"/>
+          <w:szCs w:val="32"/>
+          <w:u w:val="single" w:color="00B050"/>
+          <w:lang w:val="am-ET" w:bidi="syr-SY"/>
+        </w:rPr>
+        <w:t>12</w:t>
+      </w:r>
+    </w:p>
+    <w:p>
+      <w:pPr>
+        <w:keepNext/>
+        <w:widowControl w:val="0"/>
+        <w:snapToGrid w:val="0"/>
+        <w:spacing w:before="120"/>
+        <w:jc w:val="center"/>
+        <w:rPr>
+          <w:rStyle w:val="refmarker"/>
+          <w:rFonts w:ascii="Abyssinica SIL" w:hAnsi="Abyssinica SIL" w:cs="Abyssinica SIL"/>
+          <w:noProof/>
+          <w:color w:val="0070C0"/>
+          <w:sz w:val="28"/>
+          <w:szCs w:val="28"/>
+          <w:shd w:val="clear" w:color="auto" w:fill="FFFFFF"/>
+          <w:vertAlign w:val="superscript"/>
+          <w:lang w:val="am-ET"/>
+        </w:rPr>
+      </w:pPr>
+      <w:r>
+        <w:rPr>
+          <w:rStyle w:val="refmarker"/>
+          <w:rFonts w:ascii="Abyssinica SIL" w:hAnsi="Abyssinica SIL" w:cs="Abyssinica SIL"/>
+          <w:b/>
+          <w:bCs/>
+          <w:color w:val="993300"/>
+          <w:sz w:val="28"/>
+          <w:szCs w:val="28"/>
+          <w:shd w:val="clear" w:color="auto" w:fill="FFFFFF"/>
+          <w:lang w:val="am-ET"/>
+        </w:rPr>
+        <w:t>ትእዛዝ፡ ፲፪፡</w:t>
+      </w:r>
+    </w:p>
+    <w:p>
+      <w:pPr>
+        <w:snapToGrid w:val="0"/>
+        <w:spacing w:before="120"/>
+        <w:jc w:val="both"/>
+        <w:rPr>
+          <w:rFonts w:ascii="Abyssinica SIL" w:hAnsi="Abyssinica SIL" w:cs="Abyssinica SIL"/>
+          <w:noProof/>
+          <w:color w:val="993300"/>
+          <w:sz w:val="28"/>
+          <w:szCs w:val="28"/>
+          <w:lang w:val="am-ET" w:bidi="syr-SY"/>
+        </w:rPr>
+      </w:pPr>
+      <w:r>
+        <w:rPr>
+          <w:rStyle w:val="refmarker"/>
+          <w:rFonts w:ascii="Abyssinica SIL" w:hAnsi="Abyssinica SIL" w:cs="Abyssinica SIL"/>
+          <w:color w:val="993300"/>
+          <w:sz w:val="28"/>
+          <w:szCs w:val="28"/>
+          <w:shd w:val="clear" w:color="auto" w:fill="FFFFFF"/>
+          <w:lang w:val="am-ET"/>
+        </w:rPr>
+        <w:t>ይቤ፡ ቀፋስ፡ ኦወልድየ፡ ኢትግበር፡ ፍልጠተ፡ ማእከለ፡ ሰብእ፡ አላ፡ አስተዓርቅ፡ ለእለ፡ ተበአሱ፡ በሰላም፡ ወፍታሕ፡ በርትዕ፡ ወኢትንሣእ፡ በገጸ፡ ባዕል፡</w:t>
+      </w:r>
+      <w:r>
+        <w:rPr>
+          <w:rStyle w:val="refmarker"/>
+          <w:rFonts w:ascii="Abyssinica SIL" w:hAnsi="Abyssinica SIL" w:cs="Abyssinica SIL"/>
+          <w:color w:val="993300"/>
+          <w:sz w:val="28"/>
+          <w:szCs w:val="28"/>
+          <w:shd w:val="clear" w:color="auto" w:fill="FFFFFF"/>
+          <w:lang w:val="am-ET"/>
+        </w:rPr>
+        <w:t xml:space="preserve"> </w:t>
+      </w:r>
+      <w:r>
+        <w:rPr>
+          <w:rStyle w:val="refmarker"/>
+          <w:rFonts w:ascii="Abyssinica SIL" w:hAnsi="Abyssinica SIL" w:cs="Abyssinica SIL"/>
+          <w:color w:val="993300"/>
+          <w:sz w:val="28"/>
+          <w:szCs w:val="28"/>
+          <w:shd w:val="clear" w:color="auto" w:fill="FFFFFF"/>
+          <w:lang w:val="am-ET"/>
+        </w:rPr>
+        <w:t>ላዕለ፡</w:t>
+      </w:r>
+      <w:r>
+        <w:rPr>
+          <w:rStyle w:val="refmarker"/>
+          <w:rFonts w:ascii="Abyssinica SIL" w:hAnsi="Abyssinica SIL" w:cs="Abyssinica SIL"/>
+          <w:color w:val="993300"/>
+          <w:sz w:val="28"/>
+          <w:szCs w:val="28"/>
+          <w:shd w:val="clear" w:color="auto" w:fill="FFFFFF"/>
+          <w:lang w:val="am-ET"/>
+        </w:rPr>
+        <w:t xml:space="preserve"> </w:t>
+      </w:r>
+      <w:r>
+        <w:rPr>
+          <w:rStyle w:val="refmarker"/>
+          <w:rFonts w:ascii="Abyssinica SIL" w:hAnsi="Abyssinica SIL" w:cs="Abyssinica SIL"/>
+          <w:color w:val="993300"/>
+          <w:sz w:val="28"/>
+          <w:szCs w:val="28"/>
+          <w:shd w:val="clear" w:color="auto" w:fill="FFFFFF"/>
+          <w:lang w:val="am-ET"/>
+        </w:rPr>
+        <w:t>ኃጥእ፡ እስመ፡ ብዕሉ፡ ኢይጸንዕ፡ በኀበ፡ እግዚአብሔር</w:t>
+      </w:r>
+      <w:r>
+        <w:rPr>
+          <w:rStyle w:val="refmarker"/>
+          <w:rFonts w:ascii="Abyssinica SIL" w:hAnsi="Abyssinica SIL" w:cs="Abyssinica SIL"/>
+          <w:color w:val="993300"/>
+          <w:sz w:val="28"/>
+          <w:szCs w:val="28"/>
+          <w:shd w:val="clear" w:color="auto" w:fill="FFFFFF"/>
+          <w:lang w:val="am-ET"/>
+        </w:rPr>
+        <w:t> </w:t>
+      </w:r>
+      <w:r>
+        <w:rPr>
+          <w:rStyle w:val="refmarker"/>
+          <w:rFonts w:ascii="Abyssinica SIL" w:hAnsi="Abyssinica SIL" w:cs="Abyssinica SIL"/>
+          <w:color w:val="993300"/>
+          <w:sz w:val="28"/>
+          <w:szCs w:val="28"/>
+          <w:shd w:val="clear" w:color="auto" w:fill="FFFFFF"/>
+          <w:lang w:val="am-ET"/>
+        </w:rPr>
+        <w:t>።</w:t>
+      </w:r>
+      <w:r>
+        <w:rPr>
+          <w:rStyle w:val="refmarker"/>
+          <w:rFonts w:ascii="Abyssinica SIL" w:hAnsi="Abyssinica SIL" w:cs="Abyssinica SIL"/>
+          <w:color w:val="993300"/>
+          <w:sz w:val="28"/>
+          <w:szCs w:val="28"/>
+          <w:shd w:val="clear" w:color="auto" w:fill="FFFFFF"/>
+          <w:lang w:val="am-ET"/>
+        </w:rPr>
+        <w:t xml:space="preserve"> ወኢታክብር፡ ዕቡየ፡ ወኢትስአል፡ ሎቱ፡</w:t>
+      </w:r>
+      <w:r>
+        <w:rPr>
+          <w:rStyle w:val="refmarker"/>
+          <w:rFonts w:ascii="Abyssinica SIL" w:hAnsi="Abyssinica SIL" w:cs="Abyssinica SIL"/>
+          <w:color w:val="993300"/>
+          <w:sz w:val="28"/>
+          <w:szCs w:val="28"/>
+          <w:shd w:val="clear" w:color="auto" w:fill="FFFFFF"/>
+          <w:lang w:val="am-ET"/>
+        </w:rPr>
+        <w:t xml:space="preserve"> </w:t>
+      </w:r>
+      <w:r>
+        <w:rPr>
+          <w:rStyle w:val="refmarker"/>
+          <w:rFonts w:ascii="Abyssinica SIL" w:hAnsi="Abyssinica SIL" w:cs="Abyssinica SIL"/>
+          <w:color w:val="993300"/>
+          <w:sz w:val="28"/>
+          <w:szCs w:val="28"/>
+          <w:shd w:val="clear" w:color="auto" w:fill="FFFFFF"/>
+          <w:lang w:val="am-ET"/>
+        </w:rPr>
+        <w:t>መጽሐፈ፡ አላ፡ በ</w:t>
+      </w:r>
+      <w:r>
+        <w:rPr>
+          <w:rStyle w:val="refmarker"/>
+          <w:rFonts w:ascii="Abyssinica SIL" w:hAnsi="Abyssinica SIL" w:cs="Abyssinica SIL"/>
+          <w:color w:val="993300"/>
+          <w:sz w:val="28"/>
+          <w:szCs w:val="28"/>
+          <w:shd w:val="clear" w:color="auto" w:fill="FFFFFF"/>
+          <w:lang w:val="am-ET"/>
+        </w:rPr>
+        <w:t>|</w:t>
+      </w:r>
+      <w:r>
+        <w:rPr>
+          <w:rStyle w:val="refmarker"/>
+          <w:rFonts w:ascii="Abyssinica SIL" w:hAnsi="Abyssinica SIL" w:cs="Abyssinica SIL"/>
+          <w:color w:val="993300"/>
+          <w:sz w:val="28"/>
+          <w:szCs w:val="28"/>
+          <w:shd w:val="clear" w:color="auto" w:fill="FFFFFF"/>
+          <w:lang w:val="am-ET"/>
+        </w:rPr>
+        <w:t>ኅቤከ፡ ይኩን፡ ኵሉ፡ ዕሩየ፡ ዘበኵሉ፡ ወኢትኩን፡ ንፉቀ፡ እንዘ፡ ትጸሊ፡ ወሐሊ፡ ዘተመነይከ፡ ወይፈጽም፡ ለከ፡ ሶቤሃ፡ ወኢትኩን፡</w:t>
+      </w:r>
+      <w:r>
+        <w:rPr>
+          <w:rStyle w:val="refmarker"/>
+          <w:rFonts w:ascii="Abyssinica SIL" w:hAnsi="Abyssinica SIL" w:cs="Abyssinica SIL"/>
+          <w:color w:val="993300"/>
+          <w:sz w:val="28"/>
+          <w:szCs w:val="28"/>
+          <w:shd w:val="clear" w:color="auto" w:fill="FFFFFF"/>
+          <w:lang w:val="am-ET"/>
+        </w:rPr>
+        <w:t xml:space="preserve"> </w:t>
+      </w:r>
+      <w:r>
+        <w:rPr>
+          <w:rStyle w:val="refmarker"/>
+          <w:rFonts w:ascii="Abyssinica SIL" w:hAnsi="Abyssinica SIL" w:cs="Abyssinica SIL"/>
+          <w:color w:val="993300"/>
+          <w:sz w:val="28"/>
+          <w:szCs w:val="28"/>
+          <w:shd w:val="clear" w:color="auto" w:fill="FFFFFF"/>
+          <w:lang w:val="am-ET"/>
+        </w:rPr>
+        <w:t>ዘትሔሊ፡ ሶበ፡ ትሰፍሕ፡ እደዊከ፡ ዘትረክብ፡ ሶቤሃ፡ አላ፡ ሶበ፡ ትፈጽም፡ ታግብእ፡ ኅቤከ፡ ወለእመ፡ ብከ፡ ውስተ፡ እዴከ፡ ምንትኒ፡ ሀብ፡ ወኅሥሥ፡ መድኃኒተከ፡ እምኃጢአትከ</w:t>
+      </w:r>
+      <w:r>
+        <w:rPr>
+          <w:rStyle w:val="refmarker"/>
+          <w:rFonts w:ascii="Abyssinica SIL" w:hAnsi="Abyssinica SIL" w:cs="Abyssinica SIL"/>
+          <w:color w:val="993300"/>
+          <w:sz w:val="28"/>
+          <w:szCs w:val="28"/>
+          <w:shd w:val="clear" w:color="auto" w:fill="FFFFFF"/>
+          <w:lang w:val="am-ET"/>
+        </w:rPr>
+        <w:t> </w:t>
+      </w:r>
+      <w:r>
+        <w:rPr>
+          <w:rStyle w:val="refmarker"/>
+          <w:rFonts w:ascii="Abyssinica SIL" w:hAnsi="Abyssinica SIL" w:cs="Abyssinica SIL"/>
+          <w:color w:val="993300"/>
+          <w:sz w:val="28"/>
+          <w:szCs w:val="28"/>
+          <w:shd w:val="clear" w:color="auto" w:fill="FFFFFF"/>
+          <w:lang w:val="am-ET"/>
+        </w:rPr>
+        <w:t>። ወኢትኩን፡ ዘክልኤ፡ ልቡ፡ ሶበ፡</w:t>
+      </w:r>
+      <w:r>
+        <w:rPr>
+          <w:rStyle w:val="refmarker"/>
+          <w:rFonts w:ascii="Abyssinica SIL" w:hAnsi="Abyssinica SIL" w:cs="Abyssinica SIL"/>
+          <w:color w:val="993300"/>
+          <w:sz w:val="28"/>
+          <w:szCs w:val="28"/>
+          <w:shd w:val="clear" w:color="auto" w:fill="FFFFFF"/>
+          <w:lang w:val="am-ET"/>
+        </w:rPr>
+        <w:t xml:space="preserve"> </w:t>
+      </w:r>
+      <w:r>
+        <w:rPr>
+          <w:rStyle w:val="refmarker"/>
+          <w:rFonts w:ascii="Abyssinica SIL" w:hAnsi="Abyssinica SIL" w:cs="Abyssinica SIL"/>
+          <w:color w:val="993300"/>
+          <w:sz w:val="28"/>
+          <w:szCs w:val="28"/>
+          <w:shd w:val="clear" w:color="auto" w:fill="FFFFFF"/>
+          <w:lang w:val="am-ET"/>
+        </w:rPr>
+        <w:t>ትሁብ፡ ወሶበ፡ ትጺሊ፡ በጥብዓት፡ ትረክብ፡</w:t>
+      </w:r>
+      <w:r>
+        <w:rPr>
+          <w:rStyle w:val="refmarker"/>
+          <w:rFonts w:ascii="Abyssinica SIL" w:hAnsi="Abyssinica SIL" w:cs="Abyssinica SIL"/>
+          <w:color w:val="993300"/>
+          <w:sz w:val="28"/>
+          <w:szCs w:val="28"/>
+          <w:shd w:val="clear" w:color="auto" w:fill="FFFFFF"/>
+          <w:lang w:val="am-ET"/>
+        </w:rPr>
+        <w:t xml:space="preserve"> </w:t>
+      </w:r>
+      <w:r>
+        <w:rPr>
+          <w:rStyle w:val="refmarker"/>
+          <w:rFonts w:ascii="Abyssinica SIL" w:hAnsi="Abyssinica SIL" w:cs="Abyssinica SIL"/>
+          <w:color w:val="993300"/>
+          <w:sz w:val="28"/>
+          <w:szCs w:val="28"/>
+          <w:shd w:val="clear" w:color="auto" w:fill="FFFFFF"/>
+          <w:lang w:val="am-ET"/>
+        </w:rPr>
+        <w:t>ወአእምር፡</w:t>
+      </w:r>
+      <w:r>
+        <w:rPr>
+          <w:rStyle w:val="refmarker"/>
+          <w:rFonts w:ascii="Abyssinica SIL" w:hAnsi="Abyssinica SIL" w:cs="Abyssinica SIL"/>
+          <w:color w:val="993300"/>
+          <w:sz w:val="28"/>
+          <w:szCs w:val="28"/>
+          <w:shd w:val="clear" w:color="auto" w:fill="FFFFFF"/>
+          <w:lang w:val="am-ET"/>
+        </w:rPr>
+        <w:t xml:space="preserve"> </w:t>
+      </w:r>
+      <w:r>
+        <w:rPr>
+          <w:rStyle w:val="refmarker"/>
+          <w:rFonts w:ascii="Abyssinica SIL" w:hAnsi="Abyssinica SIL" w:cs="Abyssinica SIL"/>
+          <w:color w:val="993300"/>
+          <w:sz w:val="28"/>
+          <w:szCs w:val="28"/>
+          <w:shd w:val="clear" w:color="auto" w:fill="FFFFFF"/>
+          <w:lang w:val="am-ET"/>
+        </w:rPr>
+        <w:t>መኑ፡ ውእቱ፡ ዘየዓስየከ፡ ወኢታስተኃፍሮ፡ ለዘሰአለከ፡ አላ፡ ተካፈል፡ ምስለ፡ ጽኑሳን፡ በኵሉ</w:t>
+      </w:r>
+      <w:r>
+        <w:rPr>
+          <w:rStyle w:val="refmarker"/>
+          <w:rFonts w:ascii="Abyssinica SIL" w:hAnsi="Abyssinica SIL" w:cs="Abyssinica SIL"/>
+          <w:color w:val="993300"/>
+          <w:sz w:val="28"/>
+          <w:szCs w:val="28"/>
+          <w:shd w:val="clear" w:color="auto" w:fill="FFFFFF"/>
+          <w:lang w:val="am-ET"/>
+        </w:rPr>
+        <w:t> </w:t>
+      </w:r>
+      <w:r>
+        <w:rPr>
+          <w:rStyle w:val="refmarker"/>
+          <w:rFonts w:ascii="Abyssinica SIL" w:hAnsi="Abyssinica SIL" w:cs="Abyssinica SIL"/>
+          <w:color w:val="993300"/>
+          <w:sz w:val="28"/>
+          <w:szCs w:val="28"/>
+          <w:shd w:val="clear" w:color="auto" w:fill="FFFFFF"/>
+          <w:lang w:val="am-ET"/>
+        </w:rPr>
+        <w:t>። ወኢምንተኒ፡ ኢትበል፡ ለባሕቲትየ፡ ንዋይየ፡ ወለእመ፡ ኮንክሙ፡ ሱቱፋኒ፡ በበይናቲከሙ፡</w:t>
+      </w:r>
+      <w:r>
+        <w:rPr>
+          <w:rStyle w:val="refmarker"/>
+          <w:rFonts w:ascii="Abyssinica SIL" w:hAnsi="Abyssinica SIL" w:cs="Abyssinica SIL"/>
+          <w:color w:val="993300"/>
+          <w:sz w:val="28"/>
+          <w:szCs w:val="28"/>
+          <w:shd w:val="clear" w:color="auto" w:fill="FFFFFF"/>
+          <w:lang w:val="am-ET"/>
+        </w:rPr>
+        <w:t xml:space="preserve"> </w:t>
+      </w:r>
+      <w:r>
+        <w:rPr>
+          <w:rStyle w:val="refmarker"/>
+          <w:rFonts w:ascii="Abyssinica SIL" w:hAnsi="Abyssinica SIL" w:cs="Abyssinica SIL"/>
+          <w:color w:val="993300"/>
+          <w:sz w:val="28"/>
+          <w:szCs w:val="28"/>
+          <w:shd w:val="clear" w:color="auto" w:fill="FFFFFF"/>
+          <w:lang w:val="am-ET"/>
+        </w:rPr>
+        <w:t>በዘኢይማስን፡ ወእፎኬ፡ በዘይማስን</w:t>
+      </w:r>
+      <w:r>
+        <w:rPr>
+          <w:rStyle w:val="refmarker"/>
+          <w:rFonts w:ascii="Abyssinica SIL" w:hAnsi="Abyssinica SIL" w:cs="Abyssinica SIL"/>
+          <w:color w:val="993300"/>
+          <w:sz w:val="28"/>
+          <w:szCs w:val="28"/>
+          <w:shd w:val="clear" w:color="auto" w:fill="FFFFFF"/>
+          <w:lang w:val="am-ET"/>
+        </w:rPr>
+        <w:t> </w:t>
+      </w:r>
+      <w:r>
+        <w:rPr>
+          <w:rStyle w:val="refmarker"/>
+          <w:rFonts w:ascii="Abyssinica SIL" w:hAnsi="Abyssinica SIL" w:cs="Abyssinica SIL"/>
+          <w:color w:val="993300"/>
+          <w:sz w:val="28"/>
+          <w:szCs w:val="28"/>
+          <w:shd w:val="clear" w:color="auto" w:fill="FFFFFF"/>
+          <w:lang w:val="am-ET"/>
+        </w:rPr>
+        <w:t>።</w:t>
+      </w:r>
+    </w:p>
+    <w:p>
+      <w:pPr>
+        <w:spacing w:before="120"/>
+        <w:jc w:val="both"/>
+        <w:rPr>
+          <w:noProof/>
+          <w:lang w:val="am-ET"/>
+        </w:rPr>
+        <w:sectPr>
+          <w:type w:val="continuous"/>
+          <w:pgSz w:w="16838" w:h="11906" w:orient="landscape"/>
+          <w:pgMar w:top="1418" w:right="1418" w:bottom="1418" w:left="1418" w:header="0" w:footer="0" w:gutter="0"/>
+          <w:cols w:space="720"/>
+          <w:formProt w:val="0"/>
+          <w:docGrid w:linePitch="326"/>
+        </w:sectPr>
+      </w:pPr>
+    </w:p>
+    <w:p>
+      <w:pPr>
+        <w:keepNext/>
+        <w:widowControl w:val="0"/>
+        <w:snapToGrid w:val="0"/>
+        <w:spacing w:before="120"/>
+        <w:jc w:val="center"/>
+        <w:rPr>
+          <w:rFonts w:ascii="Estrangelo Edessa" w:hAnsi="Estrangelo Edessa" w:cs="Estrangelo Edessa"/>
+          <w:b/>
+          <w:bCs/>
+          <w:noProof/>
+          <w:sz w:val="32"/>
+          <w:szCs w:val="32"/>
+          <w:lang w:val="am-ET" w:bidi="syr-SY"/>
+        </w:rPr>
+      </w:pPr>
+      <w:r>
+        <w:rPr>
+          <w:rFonts w:ascii="Abyssinica SIL" w:hAnsi="Abyssinica SIL" w:cs="Abyssinica SIL"/>
+          <w:b/>
+          <w:bCs/>
+          <w:noProof/>
+          <w:sz w:val="32"/>
+          <w:szCs w:val="32"/>
+          <w:u w:val="single" w:color="00B050"/>
+          <w:lang w:val="am-ET" w:bidi="syr-SY"/>
+        </w:rPr>
+        <w:t xml:space="preserve">Chapter </w:t>
+      </w:r>
+      <w:r>
+        <w:rPr>
+          <w:rFonts w:ascii="Abyssinica SIL" w:hAnsi="Abyssinica SIL" w:cs="Abyssinica SIL"/>
+          <w:b/>
+          <w:bCs/>
+          <w:noProof/>
+          <w:sz w:val="32"/>
+          <w:szCs w:val="32"/>
+          <w:u w:val="single" w:color="00B050"/>
+          <w:lang w:val="am-ET" w:bidi="syr-SY"/>
+        </w:rPr>
+        <w:t>13</w:t>
+      </w:r>
+    </w:p>
+    <w:p>
+      <w:pPr>
+        <w:keepNext/>
+        <w:widowControl w:val="0"/>
+        <w:snapToGrid w:val="0"/>
+        <w:spacing w:before="120"/>
+        <w:jc w:val="center"/>
+        <w:rPr>
+          <w:rStyle w:val="refmarker"/>
+          <w:rFonts w:ascii="Abyssinica SIL" w:hAnsi="Abyssinica SIL" w:cs="Abyssinica SIL"/>
+          <w:noProof/>
+          <w:color w:val="0070C0"/>
+          <w:sz w:val="28"/>
+          <w:szCs w:val="28"/>
+          <w:shd w:val="clear" w:color="auto" w:fill="FFFFFF"/>
+          <w:vertAlign w:val="superscript"/>
+          <w:lang w:val="am-ET"/>
+        </w:rPr>
+      </w:pPr>
+      <w:r>
+        <w:rPr>
+          <w:rStyle w:val="refmarker"/>
+          <w:rFonts w:ascii="Abyssinica SIL" w:hAnsi="Abyssinica SIL" w:cs="Abyssinica SIL"/>
+          <w:b/>
+          <w:bCs/>
+          <w:color w:val="993300"/>
+          <w:sz w:val="28"/>
+          <w:szCs w:val="28"/>
+          <w:shd w:val="clear" w:color="auto" w:fill="FFFFFF"/>
+          <w:lang w:val="am-ET"/>
+        </w:rPr>
+        <w:t>ትእዛዝ፡ ፲፫፡</w:t>
+      </w:r>
+    </w:p>
+    <w:p>
+      <w:pPr>
+        <w:snapToGrid w:val="0"/>
+        <w:spacing w:before="120"/>
+        <w:jc w:val="both"/>
+        <w:rPr>
+          <w:rFonts w:ascii="Abyssinica SIL" w:hAnsi="Abyssinica SIL" w:cs="Abyssinica SIL"/>
+          <w:noProof/>
+          <w:color w:val="993300"/>
+          <w:sz w:val="28"/>
+          <w:szCs w:val="28"/>
+          <w:lang w:val="am-ET" w:bidi="syr-SY"/>
+        </w:rPr>
+      </w:pPr>
+      <w:r>
+        <w:rPr>
+          <w:rStyle w:val="refmarker"/>
+          <w:rFonts w:ascii="Abyssinica SIL" w:hAnsi="Abyssinica SIL" w:cs="Abyssinica SIL"/>
+          <w:color w:val="993300"/>
+          <w:sz w:val="28"/>
+          <w:szCs w:val="28"/>
+          <w:shd w:val="clear" w:color="auto" w:fill="FFFFFF"/>
+          <w:lang w:val="am-ET"/>
+        </w:rPr>
+        <w:t>ይቤ፡ በርተሎሜዎስ፡ አስተበቍዓክሙ፡ ኦአኃዊነ፡ እንዘ፡ ብክሙ፡</w:t>
+      </w:r>
+      <w:r>
+        <w:rPr>
+          <w:rStyle w:val="refmarker"/>
+          <w:rFonts w:ascii="Abyssinica SIL" w:hAnsi="Abyssinica SIL" w:cs="Abyssinica SIL"/>
+          <w:color w:val="993300"/>
+          <w:sz w:val="28"/>
+          <w:szCs w:val="28"/>
+          <w:shd w:val="clear" w:color="auto" w:fill="FFFFFF"/>
+          <w:lang w:val="am-ET"/>
+        </w:rPr>
+        <w:t xml:space="preserve"> </w:t>
+      </w:r>
+      <w:r>
+        <w:rPr>
+          <w:rStyle w:val="refmarker"/>
+          <w:rFonts w:ascii="Abyssinica SIL" w:hAnsi="Abyssinica SIL" w:cs="Abyssinica SIL"/>
+          <w:color w:val="993300"/>
+          <w:sz w:val="28"/>
+          <w:szCs w:val="28"/>
+          <w:shd w:val="clear" w:color="auto" w:fill="FFFFFF"/>
+          <w:lang w:val="am-ET"/>
+        </w:rPr>
+        <w:t>መዋዕል፡</w:t>
+      </w:r>
+      <w:r>
+        <w:rPr>
+          <w:rStyle w:val="refmarker"/>
+          <w:rFonts w:ascii="Abyssinica SIL" w:hAnsi="Abyssinica SIL" w:cs="Abyssinica SIL"/>
+          <w:color w:val="993300"/>
+          <w:sz w:val="28"/>
+          <w:szCs w:val="28"/>
+          <w:shd w:val="clear" w:color="auto" w:fill="FFFFFF"/>
+          <w:lang w:val="am-ET"/>
+        </w:rPr>
+        <w:t xml:space="preserve"> </w:t>
+      </w:r>
+      <w:r>
+        <w:rPr>
+          <w:rStyle w:val="refmarker"/>
+          <w:rFonts w:ascii="Abyssinica SIL" w:hAnsi="Abyssinica SIL" w:cs="Abyssinica SIL"/>
+          <w:color w:val="993300"/>
+          <w:sz w:val="28"/>
+          <w:szCs w:val="28"/>
+          <w:shd w:val="clear" w:color="auto" w:fill="FFFFFF"/>
+          <w:lang w:val="am-ET"/>
+        </w:rPr>
+        <w:t>ሠናይ፡</w:t>
+      </w:r>
+      <w:r>
+        <w:rPr>
+          <w:rStyle w:val="refmarker"/>
+          <w:rFonts w:ascii="Abyssinica SIL" w:hAnsi="Abyssinica SIL" w:cs="Abyssinica SIL"/>
+          <w:color w:val="993300"/>
+          <w:sz w:val="28"/>
+          <w:szCs w:val="28"/>
+          <w:shd w:val="clear" w:color="auto" w:fill="FFFFFF"/>
+          <w:lang w:val="am-ET"/>
+        </w:rPr>
+        <w:t xml:space="preserve"> </w:t>
+      </w:r>
+      <w:r>
+        <w:rPr>
+          <w:rStyle w:val="refmarker"/>
+          <w:rFonts w:ascii="Abyssinica SIL" w:hAnsi="Abyssinica SIL" w:cs="Abyssinica SIL"/>
+          <w:color w:val="993300"/>
+          <w:sz w:val="28"/>
+          <w:szCs w:val="28"/>
+          <w:shd w:val="clear" w:color="auto" w:fill="FFFFFF"/>
+          <w:lang w:val="am-ET"/>
+        </w:rPr>
+        <w:t>ወአንትሙኒ፡ ትክሉ፡ ገቢረ፡ሠናይ፡</w:t>
+      </w:r>
+      <w:r>
+        <w:rPr>
+          <w:rStyle w:val="refmarker"/>
+          <w:rFonts w:ascii="Abyssinica SIL" w:hAnsi="Abyssinica SIL" w:cs="Abyssinica SIL"/>
+          <w:color w:val="993300"/>
+          <w:sz w:val="28"/>
+          <w:szCs w:val="28"/>
+          <w:shd w:val="clear" w:color="auto" w:fill="FFFFFF"/>
+          <w:lang w:val="am-ET"/>
+        </w:rPr>
+        <w:t xml:space="preserve"> </w:t>
+      </w:r>
+      <w:r>
+        <w:rPr>
+          <w:rStyle w:val="refmarker"/>
+          <w:rFonts w:ascii="Abyssinica SIL" w:hAnsi="Abyssinica SIL" w:cs="Abyssinica SIL"/>
+          <w:color w:val="993300"/>
+          <w:sz w:val="28"/>
+          <w:szCs w:val="28"/>
+          <w:shd w:val="clear" w:color="auto" w:fill="FFFFFF"/>
+          <w:lang w:val="am-ET"/>
+        </w:rPr>
+        <w:t>ምስለ፡ ኵሉ፡ ኢታስትቱ፡ ውሂባ፡</w:t>
+      </w:r>
+      <w:r>
+        <w:rPr>
+          <w:rStyle w:val="refmarker"/>
+          <w:rFonts w:ascii="Abyssinica SIL" w:hAnsi="Abyssinica SIL" w:cs="Abyssinica SIL"/>
+          <w:color w:val="993300"/>
+          <w:sz w:val="28"/>
+          <w:szCs w:val="28"/>
+          <w:shd w:val="clear" w:color="auto" w:fill="FFFFFF"/>
+          <w:lang w:val="am-ET"/>
+        </w:rPr>
+        <w:t xml:space="preserve"> </w:t>
+      </w:r>
+      <w:r>
+        <w:rPr>
+          <w:rStyle w:val="refmarker"/>
+          <w:rFonts w:ascii="Abyssinica SIL" w:hAnsi="Abyssinica SIL" w:cs="Abyssinica SIL"/>
+          <w:color w:val="993300"/>
+          <w:sz w:val="28"/>
+          <w:szCs w:val="28"/>
+          <w:shd w:val="clear" w:color="auto" w:fill="FFFFFF"/>
+          <w:lang w:val="am-ET"/>
+        </w:rPr>
+        <w:t>እንዘ፡ ብክሙ፡</w:t>
+      </w:r>
+      <w:r>
+        <w:rPr>
+          <w:rStyle w:val="refmarker"/>
+          <w:rFonts w:ascii="Abyssinica SIL" w:hAnsi="Abyssinica SIL" w:cs="Abyssinica SIL"/>
+          <w:color w:val="993300"/>
+          <w:sz w:val="28"/>
+          <w:szCs w:val="28"/>
+          <w:shd w:val="clear" w:color="auto" w:fill="FFFFFF"/>
+          <w:lang w:val="am-ET"/>
+        </w:rPr>
+        <w:t xml:space="preserve"> </w:t>
+      </w:r>
+      <w:r>
+        <w:rPr>
+          <w:rStyle w:val="refmarker"/>
+          <w:rFonts w:ascii="Abyssinica SIL" w:hAnsi="Abyssinica SIL" w:cs="Abyssinica SIL"/>
+          <w:color w:val="993300"/>
+          <w:sz w:val="28"/>
+          <w:szCs w:val="28"/>
+          <w:shd w:val="clear" w:color="auto" w:fill="FFFFFF"/>
+          <w:lang w:val="am-ET"/>
+        </w:rPr>
+        <w:t>ዘትሁቡ</w:t>
+      </w:r>
+      <w:r>
+        <w:rPr>
+          <w:rStyle w:val="refmarker"/>
+          <w:rFonts w:ascii="Abyssinica SIL" w:hAnsi="Abyssinica SIL" w:cs="Abyssinica SIL"/>
+          <w:color w:val="993300"/>
+          <w:sz w:val="28"/>
+          <w:szCs w:val="28"/>
+          <w:shd w:val="clear" w:color="auto" w:fill="FFFFFF"/>
+          <w:lang w:val="am-ET"/>
+        </w:rPr>
+        <w:t> </w:t>
+      </w:r>
+      <w:r>
+        <w:rPr>
+          <w:rStyle w:val="refmarker"/>
+          <w:rFonts w:ascii="Abyssinica SIL" w:hAnsi="Abyssinica SIL" w:cs="Abyssinica SIL"/>
+          <w:color w:val="993300"/>
+          <w:sz w:val="28"/>
+          <w:szCs w:val="28"/>
+          <w:shd w:val="clear" w:color="auto" w:fill="FFFFFF"/>
+          <w:lang w:val="am-ET"/>
+        </w:rPr>
+        <w:t>።</w:t>
+      </w:r>
+      <w:r>
+        <w:rPr>
+          <w:rStyle w:val="refmarker"/>
+          <w:rFonts w:ascii="Abyssinica SIL" w:hAnsi="Abyssinica SIL" w:cs="Abyssinica SIL"/>
+          <w:color w:val="993300"/>
+          <w:sz w:val="28"/>
+          <w:szCs w:val="28"/>
+          <w:shd w:val="clear" w:color="auto" w:fill="FFFFFF"/>
+          <w:lang w:val="am-ET"/>
+        </w:rPr>
+        <w:t xml:space="preserve"> እስመ፡ ዕለተ፡ እግዚአብሔር፡ ቅሩብ፡ ውእቱ፡ ወየኃልፍ፡ ኵሉ፡ ዘያስተርኢ፡ ወዘኅቡእ፡</w:t>
+      </w:r>
+      <w:r>
+        <w:rPr>
+          <w:rStyle w:val="refmarker"/>
+          <w:rFonts w:ascii="Abyssinica SIL" w:hAnsi="Abyssinica SIL" w:cs="Abyssinica SIL"/>
+          <w:color w:val="993300"/>
+          <w:sz w:val="28"/>
+          <w:szCs w:val="28"/>
+          <w:shd w:val="clear" w:color="auto" w:fill="FFFFFF"/>
+          <w:lang w:val="am-ET"/>
+        </w:rPr>
+        <w:t xml:space="preserve"> </w:t>
+      </w:r>
+      <w:r>
+        <w:rPr>
+          <w:rStyle w:val="refmarker"/>
+          <w:rFonts w:ascii="Abyssinica SIL" w:hAnsi="Abyssinica SIL" w:cs="Abyssinica SIL"/>
+          <w:color w:val="993300"/>
+          <w:sz w:val="28"/>
+          <w:szCs w:val="28"/>
+          <w:shd w:val="clear" w:color="auto" w:fill="FFFFFF"/>
+          <w:lang w:val="am-ET"/>
+        </w:rPr>
+        <w:t>ወይመጽእ፡እግዚአብሔር፡ ወዕሤቱ፡</w:t>
+      </w:r>
+      <w:r>
+        <w:rPr>
+          <w:rStyle w:val="refmarker"/>
+          <w:rFonts w:ascii="Abyssinica SIL" w:hAnsi="Abyssinica SIL" w:cs="Abyssinica SIL"/>
+          <w:color w:val="993300"/>
+          <w:sz w:val="28"/>
+          <w:szCs w:val="28"/>
+          <w:shd w:val="clear" w:color="auto" w:fill="FFFFFF"/>
+          <w:lang w:val="am-ET"/>
+        </w:rPr>
+        <w:t xml:space="preserve"> </w:t>
+      </w:r>
+      <w:r>
+        <w:rPr>
+          <w:rStyle w:val="refmarker"/>
+          <w:rFonts w:ascii="Abyssinica SIL" w:hAnsi="Abyssinica SIL" w:cs="Abyssinica SIL"/>
+          <w:color w:val="993300"/>
+          <w:sz w:val="28"/>
+          <w:szCs w:val="28"/>
+          <w:shd w:val="clear" w:color="auto" w:fill="FFFFFF"/>
+          <w:lang w:val="am-ET"/>
+        </w:rPr>
+        <w:t>ምስሌሁ</w:t>
+      </w:r>
+      <w:r>
+        <w:rPr>
+          <w:rStyle w:val="refmarker"/>
+          <w:rFonts w:ascii="Abyssinica SIL" w:hAnsi="Abyssinica SIL" w:cs="Abyssinica SIL"/>
+          <w:color w:val="993300"/>
+          <w:sz w:val="28"/>
+          <w:szCs w:val="28"/>
+          <w:shd w:val="clear" w:color="auto" w:fill="FFFFFF"/>
+          <w:lang w:val="am-ET"/>
+        </w:rPr>
+        <w:t> </w:t>
+      </w:r>
+      <w:r>
+        <w:rPr>
+          <w:rStyle w:val="refmarker"/>
+          <w:rFonts w:ascii="Abyssinica SIL" w:hAnsi="Abyssinica SIL" w:cs="Abyssinica SIL"/>
+          <w:color w:val="993300"/>
+          <w:sz w:val="28"/>
+          <w:szCs w:val="28"/>
+          <w:shd w:val="clear" w:color="auto" w:fill="FFFFFF"/>
+          <w:lang w:val="am-ET"/>
+        </w:rPr>
+        <w:t>። ኩኑ፡ ገባርያነ፡ ሕግ፡ ለርእስክሙ፡</w:t>
+      </w:r>
+      <w:r>
+        <w:rPr>
+          <w:rStyle w:val="refmarker"/>
+          <w:rFonts w:ascii="Abyssinica SIL" w:hAnsi="Abyssinica SIL" w:cs="Abyssinica SIL"/>
+          <w:color w:val="993300"/>
+          <w:sz w:val="28"/>
+          <w:szCs w:val="28"/>
+          <w:shd w:val="clear" w:color="auto" w:fill="FFFFFF"/>
+          <w:lang w:val="am-ET"/>
+        </w:rPr>
+        <w:t xml:space="preserve"> </w:t>
+      </w:r>
+      <w:r>
+        <w:rPr>
+          <w:rStyle w:val="refmarker"/>
+          <w:rFonts w:ascii="Abyssinica SIL" w:hAnsi="Abyssinica SIL" w:cs="Abyssinica SIL"/>
+          <w:color w:val="993300"/>
+          <w:sz w:val="28"/>
+          <w:szCs w:val="28"/>
+          <w:shd w:val="clear" w:color="auto" w:fill="FFFFFF"/>
+          <w:lang w:val="am-ET"/>
+        </w:rPr>
+        <w:t>ወኩኑ፡ መምህራነ፡ ለርእስክሙ፡ ከመ፡ ዘእግዚአብሔር፡ መሀረክሙ፡</w:t>
+      </w:r>
+      <w:r>
+        <w:rPr>
+          <w:rStyle w:val="refmarker"/>
+          <w:rFonts w:ascii="Abyssinica SIL" w:hAnsi="Abyssinica SIL" w:cs="Abyssinica SIL"/>
+          <w:color w:val="993300"/>
+          <w:sz w:val="28"/>
+          <w:szCs w:val="28"/>
+          <w:shd w:val="clear" w:color="auto" w:fill="FFFFFF"/>
+          <w:lang w:val="am-ET"/>
+        </w:rPr>
+        <w:t xml:space="preserve"> </w:t>
+      </w:r>
+      <w:r>
+        <w:rPr>
+          <w:rStyle w:val="refmarker"/>
+          <w:rFonts w:ascii="Abyssinica SIL" w:hAnsi="Abyssinica SIL" w:cs="Abyssinica SIL"/>
+          <w:color w:val="993300"/>
+          <w:sz w:val="28"/>
+          <w:szCs w:val="28"/>
+          <w:shd w:val="clear" w:color="auto" w:fill="FFFFFF"/>
+          <w:lang w:val="am-ET"/>
+        </w:rPr>
+        <w:t>ወዕቀቡ፡ ዘተመሀርክሙ</w:t>
+      </w:r>
+      <w:r>
+        <w:rPr>
+          <w:rStyle w:val="refmarker"/>
+          <w:rFonts w:ascii="Abyssinica SIL" w:hAnsi="Abyssinica SIL" w:cs="Abyssinica SIL"/>
+          <w:color w:val="993300"/>
+          <w:sz w:val="28"/>
+          <w:szCs w:val="28"/>
+          <w:shd w:val="clear" w:color="auto" w:fill="FFFFFF"/>
+          <w:lang w:val="am-ET"/>
+        </w:rPr>
+        <w:t> </w:t>
+      </w:r>
+      <w:r>
+        <w:rPr>
+          <w:rStyle w:val="refmarker"/>
+          <w:rFonts w:ascii="Abyssinica SIL" w:hAnsi="Abyssinica SIL" w:cs="Abyssinica SIL"/>
+          <w:color w:val="993300"/>
+          <w:sz w:val="28"/>
+          <w:szCs w:val="28"/>
+          <w:shd w:val="clear" w:color="auto" w:fill="FFFFFF"/>
+          <w:lang w:val="am-ET"/>
+        </w:rPr>
+        <w:t>። ወኢትወስኩ፡ ላዕሌሁ፡ ወኢታንትጉ፡ እምኔሁ</w:t>
+      </w:r>
+      <w:r>
+        <w:rPr>
+          <w:rStyle w:val="refmarker"/>
+          <w:rFonts w:ascii="Abyssinica SIL" w:hAnsi="Abyssinica SIL" w:cs="Abyssinica SIL"/>
+          <w:color w:val="993300"/>
+          <w:sz w:val="28"/>
+          <w:szCs w:val="28"/>
+          <w:shd w:val="clear" w:color="auto" w:fill="FFFFFF"/>
+          <w:lang w:val="am-ET"/>
+        </w:rPr>
+        <w:t> </w:t>
+      </w:r>
+      <w:r>
+        <w:rPr>
+          <w:rStyle w:val="refmarker"/>
+          <w:rFonts w:ascii="Abyssinica SIL" w:hAnsi="Abyssinica SIL" w:cs="Abyssinica SIL"/>
+          <w:color w:val="993300"/>
+          <w:sz w:val="28"/>
+          <w:szCs w:val="28"/>
+          <w:shd w:val="clear" w:color="auto" w:fill="FFFFFF"/>
+          <w:lang w:val="am-ET"/>
+        </w:rPr>
+        <w:t>። ወይቤ፡ ጴጥሮስ፡ ኦአኃው፡</w:t>
+      </w:r>
+      <w:r>
+        <w:rPr>
+          <w:rStyle w:val="refmarker"/>
+          <w:rFonts w:ascii="Abyssinica SIL" w:hAnsi="Abyssinica SIL" w:cs="Abyssinica SIL"/>
+          <w:color w:val="993300"/>
+          <w:sz w:val="28"/>
+          <w:szCs w:val="28"/>
+          <w:shd w:val="clear" w:color="auto" w:fill="FFFFFF"/>
+          <w:lang w:val="am-ET"/>
+        </w:rPr>
+        <w:t xml:space="preserve"> </w:t>
+      </w:r>
+      <w:r>
+        <w:rPr>
+          <w:rStyle w:val="refmarker"/>
+          <w:rFonts w:ascii="Abyssinica SIL" w:hAnsi="Abyssinica SIL" w:cs="Abyssinica SIL"/>
+          <w:color w:val="993300"/>
+          <w:sz w:val="28"/>
+          <w:szCs w:val="28"/>
+          <w:shd w:val="clear" w:color="auto" w:fill="FFFFFF"/>
+          <w:lang w:val="am-ET"/>
+        </w:rPr>
+        <w:t>መጻሕፍት፡ ይሜህራክሙ፡ በእንተ፡ ዘተርፋ፡ ቃላት፡ ወትእዛዛት፡ ወንሕነኒ፡ ንነግረክሙ፡ ዘተአዘዝነ፡ ቦቱ፡ ወይቤሉ፡ ኵሎሙ፡ ይትናገር፡ ጴጥሮስ</w:t>
+      </w:r>
+      <w:r>
+        <w:rPr>
+          <w:rStyle w:val="refmarker"/>
+          <w:rFonts w:ascii="Abyssinica SIL" w:hAnsi="Abyssinica SIL" w:cs="Abyssinica SIL"/>
+          <w:color w:val="993300"/>
+          <w:sz w:val="28"/>
+          <w:szCs w:val="28"/>
+          <w:shd w:val="clear" w:color="auto" w:fill="FFFFFF"/>
+          <w:lang w:val="am-ET"/>
+        </w:rPr>
+        <w:t> </w:t>
+      </w:r>
+      <w:r>
+        <w:rPr>
+          <w:rStyle w:val="refmarker"/>
+          <w:rFonts w:ascii="Abyssinica SIL" w:hAnsi="Abyssinica SIL" w:cs="Abyssinica SIL"/>
+          <w:color w:val="993300"/>
+          <w:sz w:val="28"/>
+          <w:szCs w:val="28"/>
+          <w:shd w:val="clear" w:color="auto" w:fill="FFFFFF"/>
+          <w:lang w:val="am-ET"/>
+        </w:rPr>
+        <w:t>።</w:t>
+      </w:r>
+    </w:p>
+    <w:p>
+      <w:pPr>
+        <w:spacing w:before="120"/>
+        <w:jc w:val="both"/>
+        <w:rPr>
+          <w:noProof/>
+          <w:lang w:val="am-ET"/>
+        </w:rPr>
+        <w:sectPr>
+          <w:type w:val="continuous"/>
+          <w:pgSz w:w="16838" w:h="11906" w:orient="landscape"/>
+          <w:pgMar w:top="1418" w:right="1418" w:bottom="1418" w:left="1418" w:header="0" w:footer="0" w:gutter="0"/>
+          <w:cols w:space="720"/>
+          <w:formProt w:val="0"/>
+          <w:docGrid w:linePitch="326"/>
+        </w:sectPr>
+      </w:pPr>
+    </w:p>
+    <w:p>
+      <w:pPr>
+        <w:snapToGrid w:val="0"/>
+        <w:spacing w:before="120"/>
+        <w:jc w:val="center"/>
+        <w:rPr>
+          <w:rFonts w:ascii="Abyssinica SIL" w:hAnsi="Abyssinica SIL" w:cs="Abyssinica SIL"/>
+          <w:b/>
+          <w:bCs/>
+          <w:i/>
+          <w:iCs/>
+          <w:noProof/>
+          <w:color w:val="77206D" w:themeColor="accent5" w:themeShade="BF"/>
+          <w:sz w:val="28"/>
+          <w:szCs w:val="28"/>
+          <w:u w:color="00B050"/>
+          <w:lang w:val="am-ET" w:bidi="syr-SY"/>
+        </w:rPr>
+      </w:pPr>
+    </w:p>
+    <w:p>
+      <w:pPr>
+        <w:snapToGrid w:val="0"/>
+        <w:spacing w:before="120"/>
+        <w:jc w:val="center"/>
+        <w:rPr>
+          <w:rFonts w:ascii="Abyssinica SIL" w:hAnsi="Abyssinica SIL" w:cs="Abyssinica SIL"/>
+          <w:i/>
+          <w:iCs/>
+          <w:noProof/>
+          <w:color w:val="77206D" w:themeColor="accent5" w:themeShade="BF"/>
+          <w:sz w:val="28"/>
+          <w:szCs w:val="28"/>
+          <w:lang w:val="am-ET" w:bidi="syr-SY"/>
+        </w:rPr>
+      </w:pPr>
+      <w:r>
+        <w:rPr>
+          <w:rFonts w:ascii="Abyssinica SIL" w:hAnsi="Abyssinica SIL" w:cs="Abyssinica SIL"/>
+          <w:b/>
+          <w:bCs/>
+          <w:i/>
+          <w:iCs/>
+          <w:noProof/>
+          <w:color w:val="77206D" w:themeColor="accent5" w:themeShade="BF"/>
+          <w:sz w:val="28"/>
+          <w:szCs w:val="28"/>
+          <w:u w:color="00B050"/>
+          <w:lang w:val="am-ET" w:bidi="syr-SY"/>
+        </w:rPr>
+        <w:t>The digitisation of the remainder of this book is a ‘work-in-progress’.</w:t>
       </w:r>
     </w:p>
     <w:sectPr>
+      <w:type w:val="continuous"/>
       <w:pgSz w:w="16838" w:h="11906" w:orient="landscape"/>
-      <w:pgMar w:top="1247" w:right="1418" w:bottom="1247" w:left="1418" w:header="0" w:footer="0" w:gutter="0"/>
+      <w:pgMar w:top="1418" w:right="1418" w:bottom="1418" w:left="1418" w:header="0" w:footer="0" w:gutter="0"/>
       <w:cols w:space="720"/>
       <w:formProt w:val="0"/>
-      <w:docGrid w:linePitch="600" w:charSpace="32768"/>
+      <w:docGrid w:linePitch="326"/>
     </w:sectPr>
   </w:body>
 </w:document>
+</file>
+
+<file path=word/endnotes.xml><?xml version="1.0" encoding="utf-8"?>
+<w:endnotes xmlns:wpc="http://schemas.microsoft.com/office/word/2010/wordprocessingCanvas" xmlns:cx="http://schemas.microsoft.com/office/drawing/2014/chartex" xmlns:cx1="http://schemas.microsoft.com/office/drawing/2015/9/8/chartex" xmlns:cx2="http://schemas.microsoft.com/office/drawing/2015/10/21/chartex" xmlns:cx3="http://schemas.microsoft.com/office/drawing/2016/5/9/chartex" xmlns:cx4="http://schemas.microsoft.com/office/drawing/2016/5/10/chartex" xmlns:cx5="http://schemas.microsoft.com/office/drawing/2016/5/11/chartex" xmlns:cx6="http://schemas.microsoft.com/office/drawing/2016/5/12/chartex" xmlns:cx7="http://schemas.microsoft.com/office/drawing/2016/5/13/chartex" xmlns:cx8="http://schemas.microsoft.com/office/drawing/2016/5/14/chartex" xmlns:mc="http://schemas.openxmlformats.org/markup-compatibility/2006" xmlns:aink="http://schemas.microsoft.com/office/drawing/2016/ink" xmlns:am3d="http://schemas.microsoft.com/office/drawing/2017/model3d" xmlns:o="urn:schemas-microsoft-com:office:office" xmlns:oel="http://schemas.microsoft.com/office/2019/extlst" xmlns:r="http://schemas.openxmlformats.org/officeDocument/2006/relationships" xmlns:m="http://schemas.openxmlformats.org/officeDocument/2006/math" xmlns:v="urn:schemas-microsoft-com:vml" xmlns:wp14="http://schemas.microsoft.com/office/word/2010/wordprocessingDrawing" xmlns:wp="http://schemas.openxmlformats.org/drawingml/2006/wordprocessingDrawing" xmlns:w10="urn:schemas-microsoft-com:office:word" xmlns:w="http://schemas.openxmlformats.org/wordprocessingml/2006/main" xmlns:w14="http://schemas.microsoft.com/office/word/2010/wordml" xmlns:w15="http://schemas.microsoft.com/office/word/2012/wordml" xmlns:w16cex="http://schemas.microsoft.com/office/word/2018/wordml/cex" xmlns:w16cid="http://schemas.microsoft.com/office/word/2016/wordml/cid" xmlns:w16="http://schemas.microsoft.com/office/word/2018/wordml" xmlns:w16du="http://schemas.microsoft.com/office/word/2023/wordml/word16du" xmlns:w16sdtdh="http://schemas.microsoft.com/office/word/2020/wordml/sdtdatahash" xmlns:w16sdtfl="http://schemas.microsoft.com/office/word/2024/wordml/sdtformatlock" xmlns:w16se="http://schemas.microsoft.com/office/word/2015/wordml/symex" xmlns:wpg="http://schemas.microsoft.com/office/word/2010/wordprocessingGroup" xmlns:wpi="http://schemas.microsoft.com/office/word/2010/wordprocessingInk" xmlns:wne="http://schemas.microsoft.com/office/word/2006/wordml" xmlns:wps="http://schemas.microsoft.com/office/word/2010/wordprocessingShape" mc:Ignorable="w14 w15 w16se w16cid w16 w16cex w16sdtdh w16sdtfl w16du wp14">
+  <w:endnote w:type="separator" w:id="-1">
+    <w:p>
+      <w:r>
+        <w:separator/>
+      </w:r>
+    </w:p>
+  </w:endnote>
+  <w:endnote w:type="continuationSeparator" w:id="0">
+    <w:p>
+      <w:r>
+        <w:continuationSeparator/>
+      </w:r>
+    </w:p>
+  </w:endnote>
+</w:endnotes>
+</file>
+
+<file path=word/footnotes.xml><?xml version="1.0" encoding="utf-8"?>
+<w:footnotes xmlns:wpc="http://schemas.microsoft.com/office/word/2010/wordprocessingCanvas" xmlns:cx="http://schemas.microsoft.com/office/drawing/2014/chartex" xmlns:cx1="http://schemas.microsoft.com/office/drawing/2015/9/8/chartex" xmlns:cx2="http://schemas.microsoft.com/office/drawing/2015/10/21/chartex" xmlns:cx3="http://schemas.microsoft.com/office/drawing/2016/5/9/chartex" xmlns:cx4="http://schemas.microsoft.com/office/drawing/2016/5/10/chartex" xmlns:cx5="http://schemas.microsoft.com/office/drawing/2016/5/11/chartex" xmlns:cx6="http://schemas.microsoft.com/office/drawing/2016/5/12/chartex" xmlns:cx7="http://schemas.microsoft.com/office/drawing/2016/5/13/chartex" xmlns:cx8="http://schemas.microsoft.com/office/drawing/2016/5/14/chartex" xmlns:mc="http://schemas.openxmlformats.org/markup-compatibility/2006" xmlns:aink="http://schemas.microsoft.com/office/drawing/2016/ink" xmlns:am3d="http://schemas.microsoft.com/office/drawing/2017/model3d" xmlns:o="urn:schemas-microsoft-com:office:office" xmlns:oel="http://schemas.microsoft.com/office/2019/extlst" xmlns:r="http://schemas.openxmlformats.org/officeDocument/2006/relationships" xmlns:m="http://schemas.openxmlformats.org/officeDocument/2006/math" xmlns:v="urn:schemas-microsoft-com:vml" xmlns:wp14="http://schemas.microsoft.com/office/word/2010/wordprocessingDrawing" xmlns:wp="http://schemas.openxmlformats.org/drawingml/2006/wordprocessingDrawing" xmlns:w10="urn:schemas-microsoft-com:office:word" xmlns:w="http://schemas.openxmlformats.org/wordprocessingml/2006/main" xmlns:w14="http://schemas.microsoft.com/office/word/2010/wordml" xmlns:w15="http://schemas.microsoft.com/office/word/2012/wordml" xmlns:w16cex="http://schemas.microsoft.com/office/word/2018/wordml/cex" xmlns:w16cid="http://schemas.microsoft.com/office/word/2016/wordml/cid" xmlns:w16="http://schemas.microsoft.com/office/word/2018/wordml" xmlns:w16du="http://schemas.microsoft.com/office/word/2023/wordml/word16du" xmlns:w16sdtdh="http://schemas.microsoft.com/office/word/2020/wordml/sdtdatahash" xmlns:w16sdtfl="http://schemas.microsoft.com/office/word/2024/wordml/sdtformatlock" xmlns:w16se="http://schemas.microsoft.com/office/word/2015/wordml/symex" xmlns:wpg="http://schemas.microsoft.com/office/word/2010/wordprocessingGroup" xmlns:wpi="http://schemas.microsoft.com/office/word/2010/wordprocessingInk" xmlns:wne="http://schemas.microsoft.com/office/word/2006/wordml" xmlns:wps="http://schemas.microsoft.com/office/word/2010/wordprocessingShape" mc:Ignorable="w14 w15 w16se w16cid w16 w16cex w16sdtdh w16sdtfl w16du wp14">
+  <w:footnote w:type="separator" w:id="-1">
+    <w:p>
+      <w:r>
+        <w:separator/>
+      </w:r>
+    </w:p>
+  </w:footnote>
+  <w:footnote w:type="continuationSeparator" w:id="0">
+    <w:p>
+      <w:r>
+        <w:continuationSeparator/>
+      </w:r>
+    </w:p>
+  </w:footnote>
+</w:footnotes>
 </file>
 
 <file path=word/styles.xml><?xml version="1.0" encoding="utf-8"?>
@@ -630,6 +6600,51 @@
       </w:tabs>
     </w:pPr>
   </w:style>
+  <w:style w:type="character" w:customStyle="1" w:styleId="number">
+    <w:name w:val="number"/>
+    <w:basedOn w:val="DefaultParagraphFont"/>
+    <w:qFormat/>
+    <w:rsid w:val="009D1949"/>
+  </w:style>
+  <w:style w:type="character" w:customStyle="1" w:styleId="division">
+    <w:name w:val="division"/>
+    <w:basedOn w:val="DefaultParagraphFont"/>
+    <w:qFormat/>
+    <w:rsid w:val="009D1949"/>
+  </w:style>
+  <w:style w:type="character" w:customStyle="1" w:styleId="syriacunit">
+    <w:name w:val="syriac unit"/>
+    <w:basedOn w:val="DefaultParagraphFont"/>
+    <w:qFormat/>
+    <w:rsid w:val="009D1949"/>
+  </w:style>
+  <w:style w:type="character" w:customStyle="1" w:styleId="syriacvariant">
+    <w:name w:val="syriac variant"/>
+    <w:basedOn w:val="DefaultParagraphFont"/>
+    <w:qFormat/>
+    <w:rsid w:val="009D1949"/>
+  </w:style>
+  <w:style w:type="character" w:customStyle="1" w:styleId="versenumber1">
+    <w:name w:val="versenumber1"/>
+    <w:basedOn w:val="DefaultParagraphFont"/>
+    <w:qFormat/>
+    <w:rsid w:val="009D1949"/>
+    <w:rPr>
+      <w:color w:val="FF0000"/>
+    </w:rPr>
+  </w:style>
+  <w:style w:type="character" w:customStyle="1" w:styleId="refmarker">
+    <w:name w:val="refmarker"/>
+    <w:basedOn w:val="DefaultParagraphFont"/>
+    <w:qFormat/>
+    <w:rsid w:val="009D1949"/>
+  </w:style>
+  <w:style w:type="character" w:customStyle="1" w:styleId="ethiopic">
+    <w:name w:val="ethiopic"/>
+    <w:basedOn w:val="DefaultParagraphFont"/>
+    <w:qFormat/>
+    <w:rsid w:val="009D1949"/>
+  </w:style>
 </w:styles>
 </file>
 
